--- a/paper_1col.docx
+++ b/paper_1col.docx
@@ -176,7 +176,20 @@
         <w:widowControl w:val="1"/>
       </w:pPr>
       <w:r>
-        <w:t xml:space="preserve">Platforms that sell guaranteed impression quotas must decide which audience segments each campaign’s impressions go to. Under fixed quotas, exactly one statistical quantity can make one allocation better than another: the part of click-through rate specific to the campaign-segment pairing (the interaction), and only where it persists from the planning window into the serving window. Average campaign performance is pinned by the quotas and average segment performance by supply, so neither can change an allocation’s value. We give a pre-committable rule for choosing the segmentation an allocator should use: on each candidate axis, remove campaign and segment averages from the cell-level click rates, correlate the remaining pairing-specific residuals across adjacent planning windows, segment only on the axes where they persist, and set granularity in proportion to per-cell data density. On 26.6M impressions of the Taobao display-advertising log, we compute the rule from planning-window data alone, without reference to replay outcomes. It selects the configuration whose replay results match the full ablation ordering: activity tiers pay, demographics and time do not, and finer granularity pays only while cells stay dense. On Avazu the rule ranks axes consistently, and the boundary where a daily plan fails confirms the re-planning timescale it implies. A pre-registered application to a third log (Outbrain), with the configuration frozen before replay, transfers the rule’s persistence ranking and marks its scope: persistence identifies exploitable axes, but contention governs the realized lift. An uncontended market yields little to allocate, whatever the segmentation. The operational rule is three steps, all computable before serving: segment on the axes whose interaction persists, measure contention to decide whether allocation is worth doing, and obtain pacing prices by solving and re-solving the plan.</w:t>
+        <w:t xml:space="preserve">A platform that sells guaranteed impression quotas must decide, for each arriving user, which campaign’s booked impressions to spend, across many fine audience segments and under scarce supply. We show that with quotas fixed, only one thing can make one allocation beat another: the slice of click-through rate specific to a campaign-and-segment pairing, their</w:t>
+      </w:r>
+      <w:r>
+        <w:t xml:space="preserve"> </w:t>
+      </w:r>
+      <w:r>
+        <w:rPr>
+          <w:i/>
+          <w:iCs/>
+        </w:rPr>
+        <w:t xml:space="preserve">interaction</w:t>
+      </w:r>
+      <w:r>
+        <w:t xml:space="preserve">, and only where it persists from one planning window to the next. This gives a simple rule an operator can commit to in advance: segment on the axes whose interaction persists, at the depth the per-cell data supports.</w:t>
       </w:r>
     </w:p>
     <w:p>
@@ -189,7 +202,7 @@
         <w:widowControl w:val="1"/>
       </w:pPr>
       <w:r>
-        <w:t xml:space="preserve">Evaluation uses a replay protocol hardened against a trap we document: when one estimated click table both builds the plan and scores it, the plan harvests the table’s own estimation noise and the measured lift is inflated, a winner’s curse. Scoring every policy under an independent table fitted on the serving window, an exact uniform-null control, support and fatigue audits, and user-clustered inference (headline z = 4.55) delimit what public logs can show, and a semi-synthetic benchmark with a known ground truth confirms the protocol recovers the true policy ranking and the true best policy, even under an adversarial logging policy that selects on the outcome. The protocol yields a regime map. At exact feasibility, plan-informed policies beat greedy serving by 3.5–4.5% expected clicks, and information-matched, feasibility-aware dual-price pacing nearly matches them. Under over-subscription (quotas at 110–150% of supply), online price learning degrades along a spectrum: a scalar controller fails first, and even dual mirror descent, the state-of-the-art adaptive method, tracks the plan through moderate contention but falls below greedy under heavy over-subscription. The periodically re-solved plan dominates every contended regime (+2.2 to +4.3% over greedy, z ≥ 3.4) and is the one price source positive across every contention level, dataset, and objective we test. A price vector solved once at the LP optimum survives the click objective but turns negative under contention when the objective is revenue with heterogeneous per-click and per-impression values and delivery penalties. The durable prescription is therefore to obtain prices by solving and re-solving the plan, not by learning them online. The ordering reproduces on a second dataset (Outbrain, 87M impressions), where online pacing deepens to −44%, and the whole regime map transfers to the revenue objective, where the plan tier’s advantage grows as delivery guarantees harden. Grounding the gains in realized outcomes is inconclusive on the small logging-matched subset, an inherent limit of public-log evaluation.</w:t>
+        <w:t xml:space="preserve">On three public advertising logs (Taobao, Avazu, Outbrain), evaluated with a replay protocol hardened against a self-scoring bias and checked against a known-truth benchmark, the rule picks the segmentation that pays, and planning the allocation beats both greedy serving and online price-learning pacing. Two conditions set the payoff: the market must be contended, because an uncontended market yields little to allocate whatever the segmentation; and pacing prices should be obtained by solving and re-solving the plan, not learned online, which fails under heavy contention. The result is a three-step rule an operator can act on: probe persistence to choose the segments, measure contention to decide whether planning is worth it, and solve for the pacing prices.</w:t>
       </w:r>
     </w:p>
     <w:bookmarkEnd w:id="10"/>
@@ -13984,7 +13997,14 @@
                 <w:rFonts w:ascii="Georgia" w:hAnsi="Georgia"/>
                 <w:sz w:val="19"/>
               </w:rPr>
-              <w:t xml:space="preserve">$0.10</w:t>
+              <w:t xml:space="preserve">$0.10&lt;/td&gt;&lt;td class="num"&gt;$</w:t>
+            </w:r>
+            <w:r>
+              <w:rPr>
+                <w:rFonts w:ascii="Georgia" w:hAnsi="Georgia"/>
+                <w:sz w:val="19"/>
+              </w:rPr>
+              <w:t xml:space="preserve">1.00</w:t>
             </w:r>
           </w:p>
         </w:tc>
@@ -14013,7 +14033,7 @@
                 <w:rFonts w:ascii="Georgia" w:hAnsi="Georgia"/>
                 <w:sz w:val="19"/>
               </w:rPr>
-              <w:t xml:space="preserve">$1.00</w:t>
+              <w:t xml:space="preserve">55%</w:t>
             </w:r>
           </w:p>
         </w:tc>
@@ -14042,7 +14062,7 @@
                 <w:rFonts w:ascii="Georgia" w:hAnsi="Georgia"/>
                 <w:sz w:val="19"/>
               </w:rPr>
-              <w:t xml:space="preserve">55%</w:t>
+              <w:t xml:space="preserve">0.01</w:t>
             </w:r>
           </w:p>
         </w:tc>
@@ -14071,7 +14091,7 @@
                 <w:rFonts w:ascii="Georgia" w:hAnsi="Georgia"/>
                 <w:sz w:val="19"/>
               </w:rPr>
-              <w:t xml:space="preserve">0.01</w:t>
+              <w:t xml:space="preserve">$0.110</w:t>
             </w:r>
           </w:p>
         </w:tc>
@@ -14095,13 +14115,6 @@
               <w:keepLines/>
               <w:widowControl w:val="1"/>
             </w:pPr>
-            <w:r>
-              <w:rPr>
-                <w:rFonts w:ascii="Georgia" w:hAnsi="Georgia"/>
-                <w:sz w:val="19"/>
-              </w:rPr>
-              <w:t xml:space="preserve">$0.110</w:t>
-            </w:r>
           </w:p>
         </w:tc>
       </w:tr>
@@ -14160,7 +14173,14 @@
                 <w:rFonts w:ascii="Georgia" w:hAnsi="Georgia"/>
                 <w:sz w:val="19"/>
               </w:rPr>
-              <w:t xml:space="preserve">$0.10</w:t>
+              <w:t xml:space="preserve">$0.10&lt;/td&gt;&lt;td class="num"&gt;$</w:t>
+            </w:r>
+            <w:r>
+              <w:rPr>
+                <w:rFonts w:ascii="Georgia" w:hAnsi="Georgia"/>
+                <w:sz w:val="19"/>
+              </w:rPr>
+              <w:t xml:space="preserve">0.80</w:t>
             </w:r>
           </w:p>
         </w:tc>
@@ -14189,7 +14209,7 @@
                 <w:rFonts w:ascii="Georgia" w:hAnsi="Georgia"/>
                 <w:sz w:val="19"/>
               </w:rPr>
-              <w:t xml:space="preserve">$0.80</w:t>
+              <w:t xml:space="preserve">91%</w:t>
             </w:r>
           </w:p>
         </w:tc>
@@ -14218,7 +14238,7 @@
                 <w:rFonts w:ascii="Georgia" w:hAnsi="Georgia"/>
                 <w:sz w:val="19"/>
               </w:rPr>
-              <w:t xml:space="preserve">91%</w:t>
+              <w:t xml:space="preserve">0.03</w:t>
             </w:r>
           </w:p>
         </w:tc>
@@ -14247,7 +14267,7 @@
                 <w:rFonts w:ascii="Georgia" w:hAnsi="Georgia"/>
                 <w:sz w:val="19"/>
               </w:rPr>
-              <w:t xml:space="preserve">0.03</w:t>
+              <w:t xml:space="preserve">$0.124</w:t>
             </w:r>
           </w:p>
         </w:tc>
@@ -14271,13 +14291,6 @@
               <w:keepLines/>
               <w:widowControl w:val="1"/>
             </w:pPr>
-            <w:r>
-              <w:rPr>
-                <w:rFonts w:ascii="Georgia" w:hAnsi="Georgia"/>
-                <w:sz w:val="19"/>
-              </w:rPr>
-              <w:t xml:space="preserve">$0.124</w:t>
-            </w:r>
           </w:p>
         </w:tc>
       </w:tr>
@@ -14336,7 +14349,14 @@
                 <w:rFonts w:ascii="Georgia" w:hAnsi="Georgia"/>
                 <w:sz w:val="19"/>
               </w:rPr>
-              <w:t xml:space="preserve">$0.10</w:t>
+              <w:t xml:space="preserve">$0.10&lt;/td&gt;&lt;td class="num"&gt;$</w:t>
+            </w:r>
+            <w:r>
+              <w:rPr>
+                <w:rFonts w:ascii="Georgia" w:hAnsi="Georgia"/>
+                <w:sz w:val="19"/>
+              </w:rPr>
+              <w:t xml:space="preserve">1.50</w:t>
             </w:r>
           </w:p>
         </w:tc>
@@ -14365,7 +14385,7 @@
                 <w:rFonts w:ascii="Georgia" w:hAnsi="Georgia"/>
                 <w:sz w:val="19"/>
               </w:rPr>
-              <w:t xml:space="preserve">$1.50</w:t>
+              <w:t xml:space="preserve">96%</w:t>
             </w:r>
           </w:p>
         </w:tc>
@@ -14394,7 +14414,7 @@
                 <w:rFonts w:ascii="Georgia" w:hAnsi="Georgia"/>
                 <w:sz w:val="19"/>
               </w:rPr>
-              <w:t xml:space="preserve">96%</w:t>
+              <w:t xml:space="preserve">0.02</w:t>
             </w:r>
           </w:p>
         </w:tc>
@@ -14423,7 +14443,7 @@
                 <w:rFonts w:ascii="Georgia" w:hAnsi="Georgia"/>
                 <w:sz w:val="19"/>
               </w:rPr>
-              <w:t xml:space="preserve">0.02</w:t>
+              <w:t xml:space="preserve">$0.130</w:t>
             </w:r>
           </w:p>
         </w:tc>
@@ -14447,13 +14467,6 @@
               <w:keepLines/>
               <w:widowControl w:val="1"/>
             </w:pPr>
-            <w:r>
-              <w:rPr>
-                <w:rFonts w:ascii="Georgia" w:hAnsi="Georgia"/>
-                <w:sz w:val="19"/>
-              </w:rPr>
-              <w:t xml:space="preserve">$0.130</w:t>
-            </w:r>
           </w:p>
         </w:tc>
       </w:tr>
@@ -14512,7 +14525,14 @@
                 <w:rFonts w:ascii="Georgia" w:hAnsi="Georgia"/>
                 <w:sz w:val="19"/>
               </w:rPr>
-              <w:t xml:space="preserve">$0.10</w:t>
+              <w:t xml:space="preserve">$0.10&lt;/td&gt;&lt;td class="num"&gt;$</w:t>
+            </w:r>
+            <w:r>
+              <w:rPr>
+                <w:rFonts w:ascii="Georgia" w:hAnsi="Georgia"/>
+                <w:sz w:val="19"/>
+              </w:rPr>
+              <w:t xml:space="preserve">1.00</w:t>
             </w:r>
           </w:p>
         </w:tc>
@@ -14541,7 +14561,7 @@
                 <w:rFonts w:ascii="Georgia" w:hAnsi="Georgia"/>
                 <w:sz w:val="19"/>
               </w:rPr>
-              <w:t xml:space="preserve">$1.00</w:t>
+              <w:t xml:space="preserve">128%</w:t>
             </w:r>
           </w:p>
         </w:tc>
@@ -14570,7 +14590,7 @@
                 <w:rFonts w:ascii="Georgia" w:hAnsi="Georgia"/>
                 <w:sz w:val="19"/>
               </w:rPr>
-              <w:t xml:space="preserve">128%</w:t>
+              <w:t xml:space="preserve">0.07</w:t>
             </w:r>
           </w:p>
         </w:tc>
@@ -14599,7 +14619,7 @@
                 <w:rFonts w:ascii="Georgia" w:hAnsi="Georgia"/>
                 <w:sz w:val="19"/>
               </w:rPr>
-              <w:t xml:space="preserve">0.07</w:t>
+              <w:t xml:space="preserve">$0.170</w:t>
             </w:r>
           </w:p>
         </w:tc>
@@ -14623,13 +14643,6 @@
               <w:keepLines/>
               <w:widowControl w:val="1"/>
             </w:pPr>
-            <w:r>
-              <w:rPr>
-                <w:rFonts w:ascii="Georgia" w:hAnsi="Georgia"/>
-                <w:sz w:val="19"/>
-              </w:rPr>
-              <w:t xml:space="preserve">$0.170</w:t>
-            </w:r>
           </w:p>
         </w:tc>
       </w:tr>

--- a/paper_1col.docx
+++ b/paper_1col.docx
@@ -14,7 +14,7 @@
         <w:t xml:space="preserve">Preprint</w:t>
       </w:r>
     </w:p>
-    <w:bookmarkStart w:id="9" w:name="segment-where-the-interaction-persists"/>
+    <w:bookmarkStart w:id="9" w:name="Xe0b23c8d3b07adb668ac266dbda4e510f440088"/>
     <w:p>
       <w:pPr>
         <w:pStyle w:val="Title"/>
@@ -25,133 +25,144 @@
         <w:widowControl w:val="1"/>
       </w:pPr>
       <w:r>
-        <w:t xml:space="preserve">Segment Where the Interaction Persists</w:t>
+        <w:t xml:space="preserve">Impression Allocation under Campaign Quotas: A Persistence Rule for Segmentation and a Regime Map for Pacing</w:t>
       </w:r>
     </w:p>
-    <w:p>
-      <w:pPr>
-        <w:pStyle w:val="Subtitle"/>
-        <w:spacing w:before="0" w:after="40"/>
+    <w:tbl>
+      <w:tblPr>
+        <w:tblW w:type="pct" w:w="5000"/>
+        <w:tblLook w:firstColumn="1" w:firstRow="1" w:lastColumn="0" w:lastRow="0" w:noHBand="0" w:noVBand="1" w:val="04A0"/>
         <w:jc w:val="center"/>
-        <w:keepNext/>
-        <w:keepLines/>
-        <w:widowControl w:val="1"/>
-      </w:pPr>
-      <w:r>
-        <w:rPr>
-          <w:rFonts w:ascii="Georgia" w:hAnsi="Georgia"/>
-          <w:b/>
-          <w:i w:val="0"/>
-          <w:sz w:val="24"/>
-        </w:rPr>
-        <w:t xml:space="preserve">A Segmentation Rule and a Regime Map for When Planning Beats Online Pacing in Quota-Constrained Ad Allocation</w:t>
-      </w:r>
-    </w:p>
-    <w:p>
-      <w:pPr>
-        <w:pStyle w:val="Subtitle"/>
-        <w:spacing w:before="0" w:after="40"/>
-        <w:jc w:val="center"/>
-        <w:keepNext/>
-        <w:keepLines/>
-        <w:widowControl w:val="1"/>
-      </w:pPr>
-      <w:r>
-        <w:rPr>
-          <w:rFonts w:ascii="Georgia" w:hAnsi="Georgia"/>
-          <w:b/>
-          <w:i w:val="0"/>
-          <w:sz w:val="24"/>
-        </w:rPr>
-        <w:t xml:space="preserve">Alexander Apartsin</w:t>
-      </w:r>
-      <w:r>
-        <w:rPr>
-          <w:rFonts w:ascii="Georgia" w:hAnsi="Georgia"/>
-          <w:b/>
-          <w:i w:val="0"/>
-          <w:sz w:val="24"/>
-          <w:vertAlign w:val="superscript"/>
-        </w:rPr>
-        <w:t xml:space="preserve">1</w:t>
-      </w:r>
-      <w:r>
-        <w:rPr>
-          <w:rFonts w:ascii="Georgia" w:hAnsi="Georgia"/>
-          <w:b/>
-          <w:i w:val="0"/>
-          <w:sz w:val="24"/>
-        </w:rPr>
-        <w:t xml:space="preserve"> · Yehudit Aperstein</w:t>
-      </w:r>
-      <w:r>
-        <w:rPr>
-          <w:rFonts w:ascii="Georgia" w:hAnsi="Georgia"/>
-          <w:b/>
-          <w:i w:val="0"/>
-          <w:sz w:val="24"/>
-          <w:vertAlign w:val="superscript"/>
-        </w:rPr>
-        <w:t xml:space="preserve">2</w:t>
-      </w:r>
-    </w:p>
-    <w:p>
-      <w:pPr>
-        <w:pStyle w:val="Subtitle"/>
-        <w:spacing w:before="0" w:after="160"/>
-        <w:jc w:val="center"/>
-        <w:keepNext w:val="0"/>
-        <w:keepLines/>
-        <w:widowControl w:val="1"/>
-      </w:pPr>
-      <w:r>
-        <w:rPr>
-          <w:rFonts w:ascii="Georgia" w:hAnsi="Georgia"/>
-          <w:b w:val="0"/>
-          <w:i/>
-          <w:sz w:val="20"/>
-          <w:vertAlign w:val="superscript"/>
-        </w:rPr>
-        <w:t xml:space="preserve">1</w:t>
-      </w:r>
-      <w:r>
-        <w:rPr>
-          <w:rFonts w:ascii="Georgia" w:hAnsi="Georgia"/>
-          <w:b w:val="0"/>
-          <w:i/>
-          <w:sz w:val="20"/>
-        </w:rPr>
-        <w:t xml:space="preserve">School of Computer Science, Faculty of Sciences, Holon Institute of Technology (HIT), Holon, Israel</w:t>
-      </w:r>
-      <w:r>
-        <w:rPr>
-          <w:rFonts w:ascii="Georgia" w:hAnsi="Georgia"/>
-          <w:b w:val="0"/>
-          <w:i/>
-          <w:sz w:val="20"/>
-        </w:rPr>
-        <w:br/>
-      </w:r>
-      <w:r>
-        <w:rPr>
-          <w:rFonts w:ascii="Georgia" w:hAnsi="Georgia"/>
-          <w:b w:val="0"/>
-          <w:i/>
-          <w:sz w:val="20"/>
-          <w:vertAlign w:val="superscript"/>
-        </w:rPr>
-        <w:t xml:space="preserve">2</w:t>
-      </w:r>
-      <w:r>
-        <w:rPr>
-          <w:rFonts w:ascii="Georgia" w:hAnsi="Georgia"/>
-          <w:b w:val="0"/>
-          <w:i/>
-          <w:sz w:val="20"/>
-        </w:rPr>
-        <w:t xml:space="preserve">Intelligent Systems, Afeka Academic College of Engineering, Tel-Aviv, Israel</w:t>
-      </w:r>
-    </w:p>
+        <w:tblBorders>
+          <w:top w:val="nil"/>
+          <w:left w:val="nil"/>
+          <w:bottom w:val="nil"/>
+          <w:right w:val="nil"/>
+          <w:insideH w:val="nil"/>
+          <w:insideV w:val="nil"/>
+        </w:tblBorders>
+        <w:tblLayout w:type="autofit"/>
+      </w:tblPr>
+      <w:tblGrid>
+        <w:gridCol w:w="9360"/>
+      </w:tblGrid>
+      <w:tr>
+        <w:tc>
+          <w:tcPr>
+            <w:tcW w:type="dxa" w:w="9360"/>
+            <w:tcBorders>
+              <w:left w:val="nil"/>
+              <w:right w:val="nil"/>
+              <w:top w:val="nil"/>
+              <w:bottom w:val="nil"/>
+            </w:tcBorders>
+          </w:tcPr>
+          <w:p>
+            <w:pPr>
+              <w:spacing w:before="0" w:after="40" w:line="240" w:lineRule="auto"/>
+              <w:jc w:val="center"/>
+            </w:pPr>
+            <w:r/>
+            <w:r>
+              <w:rPr>
+                <w:rFonts w:ascii="Georgia" w:hAnsi="Georgia"/>
+                <w:b/>
+                <w:i w:val="0"/>
+                <w:sz w:val="24"/>
+              </w:rPr>
+              <w:t>Alexander Apartsin</w:t>
+            </w:r>
+            <w:r>
+              <w:rPr>
+                <w:rFonts w:ascii="Georgia" w:hAnsi="Georgia"/>
+                <w:b/>
+                <w:i w:val="0"/>
+                <w:sz w:val="24"/>
+                <w:vertAlign w:val="superscript"/>
+              </w:rPr>
+              <w:t>1</w:t>
+            </w:r>
+            <w:r>
+              <w:rPr>
+                <w:rFonts w:ascii="Georgia" w:hAnsi="Georgia"/>
+                <w:b/>
+                <w:i w:val="0"/>
+                <w:sz w:val="24"/>
+              </w:rPr>
+              <w:t xml:space="preserve"> · Yehudit Aperstein</w:t>
+            </w:r>
+            <w:r>
+              <w:rPr>
+                <w:rFonts w:ascii="Georgia" w:hAnsi="Georgia"/>
+                <w:b/>
+                <w:i w:val="0"/>
+                <w:sz w:val="24"/>
+                <w:vertAlign w:val="superscript"/>
+              </w:rPr>
+              <w:t>2</w:t>
+            </w:r>
+          </w:p>
+        </w:tc>
+      </w:tr>
+      <w:tr>
+        <w:tc>
+          <w:tcPr>
+            <w:tcW w:type="dxa" w:w="9360"/>
+            <w:tcBorders>
+              <w:left w:val="nil"/>
+              <w:right w:val="nil"/>
+              <w:top w:val="nil"/>
+              <w:bottom w:val="nil"/>
+            </w:tcBorders>
+          </w:tcPr>
+          <w:p>
+            <w:pPr>
+              <w:spacing w:before="0" w:after="120" w:line="240" w:lineRule="auto"/>
+              <w:jc w:val="center"/>
+            </w:pPr>
+            <w:r/>
+            <w:r>
+              <w:rPr>
+                <w:rFonts w:ascii="Georgia" w:hAnsi="Georgia"/>
+                <w:b w:val="0"/>
+                <w:i/>
+                <w:sz w:val="20"/>
+                <w:vertAlign w:val="superscript"/>
+              </w:rPr>
+              <w:t>1</w:t>
+            </w:r>
+            <w:r>
+              <w:rPr>
+                <w:rFonts w:ascii="Georgia" w:hAnsi="Georgia"/>
+                <w:b w:val="0"/>
+                <w:i/>
+                <w:sz w:val="20"/>
+              </w:rPr>
+              <w:t>School of Computer Science, Faculty of Sciences, Holon Institute of Technology (HIT), Holon, Israel</w:t>
+            </w:r>
+            <w:r>
+              <w:rPr>
+                <w:rFonts w:ascii="Georgia" w:hAnsi="Georgia"/>
+                <w:b w:val="0"/>
+                <w:i/>
+                <w:sz w:val="20"/>
+                <w:vertAlign w:val="superscript"/>
+              </w:rPr>
+              <w:t>2</w:t>
+            </w:r>
+            <w:r>
+              <w:rPr>
+                <w:rFonts w:ascii="Georgia" w:hAnsi="Georgia"/>
+                <w:b w:val="0"/>
+                <w:i/>
+                <w:sz w:val="20"/>
+              </w:rPr>
+              <w:t>Intelligent Systems, Afeka Academic College of Engineering, Tel-Aviv, Israel</w:t>
+            </w:r>
+          </w:p>
+        </w:tc>
+      </w:tr>
+    </w:tbl>
     <w:bookmarkEnd w:id="9"/>
     <w:bookmarkStart w:id="10" w:name="abstract"/>
     <w:p>

--- a/paper_1col.docx
+++ b/paper_1col.docx
@@ -187,7 +187,7 @@
         <w:widowControl w:val="1"/>
       </w:pPr>
       <w:r>
-        <w:t xml:space="preserve">A platform that sells guaranteed impression quotas must decide, for each arriving user, which campaign’s booked impressions to spend, across many fine audience segments and under scarce supply. We show that with quotas fixed, only one thing can make one allocation beat another: the slice of click-through rate specific to a campaign-and-segment pairing, their</w:t>
+        <w:t xml:space="preserve">A platform selling guaranteed impression quotas must decide, for each arriving user, which campaign’s booked impressions to spend, across many fine audience segments and under scarce supply. With quotas fixed, we show that only one quantity can make one allocation beat another: the campaign-by-segment</w:t>
       </w:r>
       <w:r>
         <w:t xml:space="preserve"> </w:t>
@@ -200,7 +200,10 @@
         <w:t xml:space="preserve">interaction</w:t>
       </w:r>
       <w:r>
-        <w:t xml:space="preserve">, and only where it persists from one planning window to the next. This gives a simple rule an operator can commit to in advance: segment on the axes whose interaction persists, at the depth the per-cell data supports.</w:t>
+        <w:t xml:space="preserve"> </w:t>
+      </w:r>
+      <w:r>
+        <w:t xml:space="preserve">in click-through rate, what remains after campaign and segment effects wash out, and only where that interaction persists from the planning window to the serving window. This yields a rule an operator can commit to in advance: segment on the axes whose interaction persists, at the depth the per-cell data supports, then plan the allocation as a transportation program and pace by re-solving it.</w:t>
       </w:r>
     </w:p>
     <w:p>
@@ -213,7 +216,7 @@
         <w:widowControl w:val="1"/>
       </w:pPr>
       <w:r>
-        <w:t xml:space="preserve">On three public advertising logs (Taobao, Avazu, Outbrain), evaluated with a replay protocol hardened against a self-scoring bias and checked against a known-truth benchmark, the rule picks the segmentation that pays, and planning the allocation beats both greedy serving and online price-learning pacing. Two conditions set the payoff: the market must be contended, because an uncontended market yields little to allocate whatever the segmentation; and pacing prices should be obtained by solving and re-solving the plan, not learned online, which fails under heavy contention. The result is a three-step rule an operator can act on: probe persistence to choose the segments, measure contention to decide whether planning is worth it, and solve for the pacing prices.</w:t>
+        <w:t xml:space="preserve">On three public advertising logs (Taobao, Avazu, Outbrain), under a replay protocol hardened against a self-scoring bias and validated on a known-truth benchmark, the rule picks the segmentation that pays, and the planned allocation beats both greedy serving and online price-learning pacing, which collapses under heavy contention. Contention sets the payoff: an uncontended market yields little to allocate, whatever the segmentation. The result is a three-step recipe: probe persistence to choose the segments, measure contention to decide whether planning is worth it, and solve, and re-solve, for the pacing prices.</w:t>
       </w:r>
     </w:p>
     <w:bookmarkEnd w:id="10"/>
@@ -272,7 +275,7 @@
         <w:widowControl w:val="1"/>
       </w:pPr>
       <w:r>
-        <w:t xml:space="preserve">On the open web this failure is blunted by coarseness: broad audiences are interchangeable audiences, so the opportunity cost of a greedy choice is small. Operator-owned advertising markets invert that condition. A platform that owns logged-in, first-party identity, a mobile operator, or, in its largest contemporary form, a retail-media network selling onsite display against its own commerce data, supports far finer segmentation, and fine segmentation is precisely what advertisers pay it for: not “males 18–49” but heavy category buyers on related content in the promotional window. Its campaigns are sold direct as guaranteed impression quotas with makegood penalties, and it controls the whole serving stack, with no auction standing between the plan and the impression. This study applies to that class of market. Its originating instance is the mobile-operator system of Section 8, its largest current instance is retail media, and the public commerce-media log we evaluate on (Taobao) comes from inside it.</w:t>
+        <w:t xml:space="preserve">On the open web this failure is blunted by coarseness: broad audiences are interchangeable audiences, so the opportunity cost of a greedy choice is small. Operator-owned advertising markets invert that condition. A platform that owns logged-in, first-party identity, a mobile operator, or, in its largest contemporary form, a retail-media network selling onsite display against its own commerce data, supports far finer segmentation, and fine segmentation is precisely what advertisers pay it for: not “males 18–49” but heavy category buyers on related content in the promotional window. Its campaigns are sold direct as guaranteed impression quotas with makegood penalties, and it controls the whole serving stack, with no auction standing between the plan and the impression. This study applies to that class of market. Its originating instance is the mobile-operator system of Section 6, its largest current instance is retail media, and the public commerce-media log we evaluate on (Taobao) comes from inside it.</w:t>
       </w:r>
     </w:p>
     <w:p>
@@ -297,7 +300,7 @@
         <w:t xml:space="preserve">demand</w:t>
       </w:r>
       <w:r>
-        <w:t xml:space="preserve">: advertisers buy narrow targets, and narrow targets contend. Which segmentation the allocator itself should use is a separate, empirical question, and Section 5 shows its answer is governed by which interactions persist, not by maximal fineness.</w:t>
+        <w:t xml:space="preserve">: advertisers buy narrow targets, and narrow targets contend. Which segmentation the allocator itself should use is a separate, empirical question, and Section 4 shows its answer is governed by which interactions persist, not by maximal fineness.</w:t>
       </w:r>
     </w:p>
     <w:p>
@@ -397,11 +400,11 @@
         <w:widowControl w:val="1"/>
       </w:pPr>
       <w:r>
-        <w:t xml:space="preserve">Section 2 quantifies the cost of greedy serving on a minimal instance and Section 3 states the allocation program and its interaction-invariance structure. Section 4 develops the replay protocol and validates it against a known ground truth, Section 5 the persistence rule, and Section 6 the regime map, its cross-dataset and revenue-objective replications. Section 7 calibrates the harness on a synthetic market with known ground truth, Section 8 summarizes the reference serving architecture that motivated the study, with the full design in Appendix A, and Section 9 situates the work in the online-allocation and offline-evaluation literature. Sections 10 and 11 close with design principles and scope.</w:t>
+        <w:t xml:space="preserve">Section 2 states the allocation program and its interaction-invariance structure. Section 3 develops the replay protocol and validates it against a known ground truth, Section 4 the persistence rule, and Section 5 the regime map with its cross-dataset and revenue-objective replications. Section 6 summarizes the reference serving architecture that motivated the study, Section 7 situates the work in the online-allocation and offline-evaluation literature, and Sections 8 and 9 close with design principles and scope. The appendix collects the worked example (A.1), the proof of Proposition 1 (A.2), the simulation calibration (A.3), the extended robustness checks (A.4), and the full serving architecture (A.5).</w:t>
       </w:r>
     </w:p>
     <w:bookmarkEnd w:id="11"/>
-    <w:bookmarkStart w:id="15" w:name="the-allocation-problem-a-worked-example"/>
+    <w:bookmarkStart w:id="13" w:name="formulation"/>
     <w:p>
       <w:pPr>
         <w:pStyle w:val="Heading2"/>
@@ -416,7 +419,7 @@
         <w:t xml:space="preserve"> </w:t>
       </w:r>
       <w:r>
-        <w:t xml:space="preserve">The allocation problem: a worked example</w:t>
+        <w:t xml:space="preserve">Formulation</w:t>
       </w:r>
     </w:p>
     <w:p>
@@ -428,632 +431,238 @@
         <w:widowControl w:val="1"/>
       </w:pPr>
       <w:r>
-        <w:t xml:space="preserve">Consider the smallest instance in which greedy serving and planned allocation come apart. Two campaigns run at the same time: a soft drink and a sports car. Each has bought exactly</w:t>
+        <w:t xml:space="preserve">Formally, the planning stage solves a transportation-style optimization. Audience supply is described by segments:</w:t>
       </w:r>
       <w:r>
         <w:t xml:space="preserve"> </w:t>
       </w:r>
       <w:r>
         <w:rPr>
-          <w:b/>
-          <w:bCs/>
-        </w:rPr>
-        <w:t xml:space="preserve">two impressions</w:t>
-      </w:r>
-      <w:r>
-        <w:t xml:space="preserve">. Four subscribers will each generate one ad opportunity. From past behavior we can estimate every subscriber’s probability of clicking each campaign:</w:t>
-      </w:r>
-    </w:p>
-    <w:tbl>
-      <w:tblPr>
-        <w:tblStyle w:val="Table"/>
-        <w:tblW w:type="pct" w:w="5000"/>
-        <w:jc w:val="center"/>
-        <w:tblLook w:firstRow="1" w:lastRow="0" w:firstColumn="0" w:lastColumn="0" w:noHBand="0" w:noVBand="0" w:val="0020"/>
-        <w:tblLayout w:type="autofit"/>
-        <w:tblBorders>
-          <w:top w:val="single" w:sz="10" w:color="4F6272"/>
-          <w:bottom w:val="single" w:sz="10" w:color="4F6272"/>
-          <w:insideH w:val="single" w:sz="5" w:color="9FB0C2"/>
-          <w:left w:val="single" w:sz="6" w:color="9FB0C2"/>
-          <w:right w:val="single" w:sz="6" w:color="9FB0C2"/>
-          <w:insideV w:val="single" w:sz="5" w:color="D9E1E8"/>
-        </w:tblBorders>
-      </w:tblPr>
-      <w:tblGrid>
-        <w:gridCol w:w="2640"/>
-        <w:gridCol w:w="2640"/>
-        <w:gridCol w:w="2640"/>
-      </w:tblGrid>
-      <w:tr>
-        <w:trPr>
-          <w:tblHeader w:val="on"/>
-        </w:trPr>
-        <w:tc>
-          <w:tcPr>
-            <w:shd w:fill="EEF3F7"/>
-            <w:tcBorders>
-              <w:left w:val="nil"/>
-              <w:right w:val="nil"/>
-              <w:top w:val="nil"/>
-              <w:bottom w:val="single" w:sz="8" w:color="9FB0C2"/>
-            </w:tcBorders>
-            <w:vAlign w:val="center"/>
-          </w:tcPr>
-          <w:p>
-            <w:pPr>
-              <w:pStyle w:val="Compact"/>
-              <w:spacing w:before="0" w:after="20" w:line="240" w:lineRule="auto"/>
-              <w:jc w:val="center"/>
-              <w:suppressAutoHyphens/>
-              <w:keepNext w:val="0"/>
-              <w:keepLines/>
-              <w:widowControl w:val="1"/>
-            </w:pPr>
-            <w:r>
-              <w:rPr>
-                <w:rFonts w:ascii="Georgia" w:hAnsi="Georgia"/>
-                <w:b/>
-                <w:sz w:val="19"/>
-              </w:rPr>
-              <w:t xml:space="preserve">Subscriber</w:t>
-            </w:r>
-          </w:p>
-        </w:tc>
-        <w:tc>
-          <w:tcPr>
-            <w:shd w:fill="EEF3F7"/>
-            <w:tcBorders>
-              <w:left w:val="nil"/>
-              <w:right w:val="nil"/>
-              <w:top w:val="nil"/>
-              <w:bottom w:val="single" w:sz="8" w:color="9FB0C2"/>
-            </w:tcBorders>
-            <w:vAlign w:val="center"/>
-          </w:tcPr>
-          <w:p>
-            <w:pPr>
-              <w:pStyle w:val="Compact"/>
-              <w:spacing w:before="0" w:after="20" w:line="240" w:lineRule="auto"/>
-              <w:jc w:val="center"/>
-              <w:suppressAutoHyphens/>
-              <w:keepNext w:val="0"/>
-              <w:keepLines/>
-              <w:widowControl w:val="1"/>
-            </w:pPr>
-            <w:r>
-              <w:rPr>
-                <w:rFonts w:ascii="Georgia" w:hAnsi="Georgia"/>
-                <w:b/>
-                <w:sz w:val="19"/>
-              </w:rPr>
-              <w:t xml:space="preserve">P(click | drink)</w:t>
-            </w:r>
-          </w:p>
-        </w:tc>
-        <w:tc>
-          <w:tcPr>
-            <w:shd w:fill="EEF3F7"/>
-            <w:tcBorders>
-              <w:left w:val="nil"/>
-              <w:right w:val="nil"/>
-              <w:top w:val="nil"/>
-              <w:bottom w:val="single" w:sz="8" w:color="9FB0C2"/>
-            </w:tcBorders>
-            <w:vAlign w:val="center"/>
-          </w:tcPr>
-          <w:p>
-            <w:pPr>
-              <w:pStyle w:val="Compact"/>
-              <w:spacing w:before="0" w:after="20" w:line="240" w:lineRule="auto"/>
-              <w:jc w:val="center"/>
-              <w:suppressAutoHyphens/>
-              <w:keepNext w:val="0"/>
-              <w:keepLines/>
-              <w:widowControl w:val="1"/>
-            </w:pPr>
-            <w:r>
-              <w:rPr>
-                <w:rFonts w:ascii="Georgia" w:hAnsi="Georgia"/>
-                <w:b/>
-                <w:sz w:val="19"/>
-              </w:rPr>
-              <w:t xml:space="preserve">P(click | car)</w:t>
-            </w:r>
-          </w:p>
-        </w:tc>
-      </w:tr>
-      <w:tr>
-        <w:tc>
-          <w:tcPr>
-            <w:tcBorders>
-              <w:left w:val="nil"/>
-              <w:right w:val="nil"/>
-              <w:top w:val="nil"/>
-              <w:bottom w:val="single" w:sz="4" w:color="D9E1E8"/>
-            </w:tcBorders>
-            <w:vAlign w:val="center"/>
-          </w:tcPr>
-          <w:p>
-            <w:pPr>
-              <w:pStyle w:val="Compact"/>
-              <w:spacing w:before="0" w:after="20" w:line="240" w:lineRule="auto"/>
-              <w:jc w:val="center"/>
-              <w:suppressAutoHyphens/>
-              <w:keepNext w:val="0"/>
-              <w:keepLines/>
-              <w:widowControl w:val="1"/>
-            </w:pPr>
-            <w:r>
-              <w:rPr>
-                <w:rFonts w:ascii="Georgia" w:hAnsi="Georgia"/>
-                <w:sz w:val="19"/>
-              </w:rPr>
-              <w:t xml:space="preserve">u₁</w:t>
-            </w:r>
-          </w:p>
-        </w:tc>
-        <w:tc>
-          <w:tcPr>
-            <w:tcBorders>
-              <w:left w:val="nil"/>
-              <w:right w:val="nil"/>
-              <w:top w:val="nil"/>
-              <w:bottom w:val="single" w:sz="4" w:color="D9E1E8"/>
-            </w:tcBorders>
-            <w:vAlign w:val="center"/>
-          </w:tcPr>
-          <w:p>
-            <w:pPr>
-              <w:pStyle w:val="Compact"/>
-              <w:spacing w:before="0" w:after="20" w:line="240" w:lineRule="auto"/>
-              <w:jc w:val="center"/>
-              <w:suppressAutoHyphens/>
-              <w:keepNext w:val="0"/>
-              <w:keepLines/>
-              <w:widowControl w:val="1"/>
-            </w:pPr>
-            <w:r>
-              <w:rPr>
-                <w:rFonts w:ascii="Georgia" w:hAnsi="Georgia"/>
-                <w:sz w:val="19"/>
-              </w:rPr>
-              <w:t xml:space="preserve">0.10</w:t>
-            </w:r>
-          </w:p>
-        </w:tc>
-        <w:tc>
-          <w:tcPr>
-            <w:tcBorders>
-              <w:left w:val="nil"/>
-              <w:right w:val="nil"/>
-              <w:top w:val="nil"/>
-              <w:bottom w:val="single" w:sz="4" w:color="D9E1E8"/>
-            </w:tcBorders>
-            <w:vAlign w:val="center"/>
-          </w:tcPr>
-          <w:p>
-            <w:pPr>
-              <w:pStyle w:val="Compact"/>
-              <w:spacing w:before="0" w:after="20" w:line="240" w:lineRule="auto"/>
-              <w:jc w:val="center"/>
-              <w:suppressAutoHyphens/>
-              <w:keepNext w:val="0"/>
-              <w:keepLines/>
-              <w:widowControl w:val="1"/>
-            </w:pPr>
-            <w:r>
-              <w:rPr>
-                <w:rFonts w:ascii="Georgia" w:hAnsi="Georgia"/>
-                <w:sz w:val="19"/>
-              </w:rPr>
-              <w:t xml:space="preserve">0.80</w:t>
-            </w:r>
-          </w:p>
-        </w:tc>
-      </w:tr>
-      <w:tr>
-        <w:tc>
-          <w:tcPr>
-            <w:tcBorders>
-              <w:left w:val="nil"/>
-              <w:right w:val="nil"/>
-              <w:top w:val="nil"/>
-              <w:bottom w:val="single" w:sz="4" w:color="D9E1E8"/>
-            </w:tcBorders>
-            <w:vAlign w:val="center"/>
-          </w:tcPr>
-          <w:p>
-            <w:pPr>
-              <w:pStyle w:val="Compact"/>
-              <w:spacing w:before="0" w:after="20" w:line="240" w:lineRule="auto"/>
-              <w:jc w:val="center"/>
-              <w:suppressAutoHyphens/>
-              <w:keepNext w:val="0"/>
-              <w:keepLines/>
-              <w:widowControl w:val="1"/>
-            </w:pPr>
-            <w:r>
-              <w:rPr>
-                <w:rFonts w:ascii="Georgia" w:hAnsi="Georgia"/>
-                <w:sz w:val="19"/>
-              </w:rPr>
-              <w:t xml:space="preserve">u₂</w:t>
-            </w:r>
-          </w:p>
-        </w:tc>
-        <w:tc>
-          <w:tcPr>
-            <w:tcBorders>
-              <w:left w:val="nil"/>
-              <w:right w:val="nil"/>
-              <w:top w:val="nil"/>
-              <w:bottom w:val="single" w:sz="4" w:color="D9E1E8"/>
-            </w:tcBorders>
-            <w:vAlign w:val="center"/>
-          </w:tcPr>
-          <w:p>
-            <w:pPr>
-              <w:pStyle w:val="Compact"/>
-              <w:spacing w:before="0" w:after="20" w:line="240" w:lineRule="auto"/>
-              <w:jc w:val="center"/>
-              <w:suppressAutoHyphens/>
-              <w:keepNext w:val="0"/>
-              <w:keepLines/>
-              <w:widowControl w:val="1"/>
-            </w:pPr>
-            <w:r>
-              <w:rPr>
-                <w:rFonts w:ascii="Georgia" w:hAnsi="Georgia"/>
-                <w:sz w:val="19"/>
-              </w:rPr>
-              <w:t xml:space="preserve">0.30</w:t>
-            </w:r>
-          </w:p>
-        </w:tc>
-        <w:tc>
-          <w:tcPr>
-            <w:tcBorders>
-              <w:left w:val="nil"/>
-              <w:right w:val="nil"/>
-              <w:top w:val="nil"/>
-              <w:bottom w:val="single" w:sz="4" w:color="D9E1E8"/>
-            </w:tcBorders>
-            <w:vAlign w:val="center"/>
-          </w:tcPr>
-          <w:p>
-            <w:pPr>
-              <w:pStyle w:val="Compact"/>
-              <w:spacing w:before="0" w:after="20" w:line="240" w:lineRule="auto"/>
-              <w:jc w:val="center"/>
-              <w:suppressAutoHyphens/>
-              <w:keepNext w:val="0"/>
-              <w:keepLines/>
-              <w:widowControl w:val="1"/>
-            </w:pPr>
-            <w:r>
-              <w:rPr>
-                <w:rFonts w:ascii="Georgia" w:hAnsi="Georgia"/>
-                <w:sz w:val="19"/>
-              </w:rPr>
-              <w:t xml:space="preserve">0.50</w:t>
-            </w:r>
-          </w:p>
-        </w:tc>
-      </w:tr>
-      <w:tr>
-        <w:tc>
-          <w:tcPr>
-            <w:tcBorders>
-              <w:left w:val="nil"/>
-              <w:right w:val="nil"/>
-              <w:top w:val="nil"/>
-              <w:bottom w:val="single" w:sz="4" w:color="D9E1E8"/>
-            </w:tcBorders>
-            <w:vAlign w:val="center"/>
-          </w:tcPr>
-          <w:p>
-            <w:pPr>
-              <w:pStyle w:val="Compact"/>
-              <w:spacing w:before="0" w:after="20" w:line="240" w:lineRule="auto"/>
-              <w:jc w:val="center"/>
-              <w:suppressAutoHyphens/>
-              <w:keepNext w:val="0"/>
-              <w:keepLines/>
-              <w:widowControl w:val="1"/>
-            </w:pPr>
-            <w:r>
-              <w:rPr>
-                <w:rFonts w:ascii="Georgia" w:hAnsi="Georgia"/>
-                <w:sz w:val="19"/>
-              </w:rPr>
-              <w:t xml:space="preserve">u₃</w:t>
-            </w:r>
-          </w:p>
-        </w:tc>
-        <w:tc>
-          <w:tcPr>
-            <w:tcBorders>
-              <w:left w:val="nil"/>
-              <w:right w:val="nil"/>
-              <w:top w:val="nil"/>
-              <w:bottom w:val="single" w:sz="4" w:color="D9E1E8"/>
-            </w:tcBorders>
-            <w:vAlign w:val="center"/>
-          </w:tcPr>
-          <w:p>
-            <w:pPr>
-              <w:pStyle w:val="Compact"/>
-              <w:spacing w:before="0" w:after="20" w:line="240" w:lineRule="auto"/>
-              <w:jc w:val="center"/>
-              <w:suppressAutoHyphens/>
-              <w:keepNext w:val="0"/>
-              <w:keepLines/>
-              <w:widowControl w:val="1"/>
-            </w:pPr>
-            <w:r>
-              <w:rPr>
-                <w:rFonts w:ascii="Georgia" w:hAnsi="Georgia"/>
-                <w:sz w:val="19"/>
-              </w:rPr>
-              <w:t xml:space="preserve">0.20</w:t>
-            </w:r>
-          </w:p>
-        </w:tc>
-        <w:tc>
-          <w:tcPr>
-            <w:tcBorders>
-              <w:left w:val="nil"/>
-              <w:right w:val="nil"/>
-              <w:top w:val="nil"/>
-              <w:bottom w:val="single" w:sz="4" w:color="D9E1E8"/>
-            </w:tcBorders>
-            <w:vAlign w:val="center"/>
-          </w:tcPr>
-          <w:p>
-            <w:pPr>
-              <w:pStyle w:val="Compact"/>
-              <w:spacing w:before="0" w:after="20" w:line="240" w:lineRule="auto"/>
-              <w:jc w:val="center"/>
-              <w:suppressAutoHyphens/>
-              <w:keepNext w:val="0"/>
-              <w:keepLines/>
-              <w:widowControl w:val="1"/>
-            </w:pPr>
-            <w:r>
-              <w:rPr>
-                <w:rFonts w:ascii="Georgia" w:hAnsi="Georgia"/>
-                <w:sz w:val="19"/>
-              </w:rPr>
-              <w:t xml:space="preserve">0.60</w:t>
-            </w:r>
-          </w:p>
-        </w:tc>
-      </w:tr>
-      <w:tr>
-        <w:tc>
-          <w:tcPr>
-            <w:tcBorders>
-              <w:left w:val="nil"/>
-              <w:right w:val="nil"/>
-              <w:top w:val="nil"/>
-              <w:bottom w:val="nil"/>
-            </w:tcBorders>
-            <w:vAlign w:val="center"/>
-          </w:tcPr>
-          <w:p>
-            <w:pPr>
-              <w:pStyle w:val="Compact"/>
-              <w:spacing w:before="0" w:after="20" w:line="240" w:lineRule="auto"/>
-              <w:jc w:val="center"/>
-              <w:suppressAutoHyphens/>
-              <w:keepNext w:val="0"/>
-              <w:keepLines/>
-              <w:widowControl w:val="1"/>
-            </w:pPr>
-            <w:r>
-              <w:rPr>
-                <w:rFonts w:ascii="Georgia" w:hAnsi="Georgia"/>
-                <w:sz w:val="19"/>
-              </w:rPr>
-              <w:t xml:space="preserve">u₄</w:t>
-            </w:r>
-          </w:p>
-        </w:tc>
-        <w:tc>
-          <w:tcPr>
-            <w:tcBorders>
-              <w:left w:val="nil"/>
-              <w:right w:val="nil"/>
-              <w:top w:val="nil"/>
-              <w:bottom w:val="nil"/>
-            </w:tcBorders>
-            <w:vAlign w:val="center"/>
-          </w:tcPr>
-          <w:p>
-            <w:pPr>
-              <w:pStyle w:val="Compact"/>
-              <w:spacing w:before="0" w:after="20" w:line="240" w:lineRule="auto"/>
-              <w:jc w:val="center"/>
-              <w:suppressAutoHyphens/>
-              <w:keepNext w:val="0"/>
-              <w:keepLines/>
-              <w:widowControl w:val="1"/>
-            </w:pPr>
-            <w:r>
-              <w:rPr>
-                <w:rFonts w:ascii="Georgia" w:hAnsi="Georgia"/>
-                <w:sz w:val="19"/>
-              </w:rPr>
-              <w:t xml:space="preserve">0.40</w:t>
-            </w:r>
-          </w:p>
-        </w:tc>
-        <w:tc>
-          <w:tcPr>
-            <w:tcBorders>
-              <w:left w:val="nil"/>
-              <w:right w:val="nil"/>
-              <w:top w:val="nil"/>
-              <w:bottom w:val="nil"/>
-            </w:tcBorders>
-            <w:vAlign w:val="center"/>
-          </w:tcPr>
-          <w:p>
-            <w:pPr>
-              <w:pStyle w:val="Compact"/>
-              <w:spacing w:before="0" w:after="20" w:line="240" w:lineRule="auto"/>
-              <w:jc w:val="center"/>
-              <w:suppressAutoHyphens/>
-              <w:keepNext w:val="0"/>
-              <w:keepLines/>
-              <w:widowControl w:val="1"/>
-            </w:pPr>
-            <w:r>
-              <w:rPr>
-                <w:rFonts w:ascii="Georgia" w:hAnsi="Georgia"/>
-                <w:sz w:val="19"/>
-              </w:rPr>
-              <w:t xml:space="preserve">0.70</w:t>
-            </w:r>
-          </w:p>
-        </w:tc>
-      </w:tr>
-    </w:tbl>
-    <w:p>
-      <w:pPr>
-        <w:pStyle w:val="BodyText"/>
-        <w:spacing w:before="240"/>
-        <w:jc w:val="both"/>
-        <w:keepNext w:val="0"/>
-        <w:keepLines w:val="0"/>
-        <w:widowControl w:val="1"/>
-      </w:pPr>
-      <w:r>
-        <w:t xml:space="preserve">A greedy server shows every subscriber their personally best ad. All four prefer the car, so the car campaign’s quota is consumed by whoever happens to arrive first, say u₁ and u₂. The drink campaign is then forced onto the remaining two:</w:t>
-      </w:r>
-    </w:p>
-    <w:tbl>
-      <w:tblPr>
-        <w:tblStyle w:val="FigureTable"/>
-        <w:tblW w:type="pct" w:w="5000"/>
-        <w:jc w:val="center"/>
-        <w:tblLook w:firstRow="0" w:lastRow="0" w:firstColumn="0" w:lastColumn="0"/>
-        <w:tblLayout w:type="autofit"/>
-        <w:tblBorders>
-          <w:top w:val="single" w:sz="10" w:color="4F6272"/>
-          <w:bottom w:val="single" w:sz="10" w:color="4F6272"/>
-          <w:insideH w:val="single" w:sz="5" w:color="9FB0C2"/>
-          <w:left w:val="single" w:sz="6" w:color="9FB0C2"/>
-          <w:right w:val="single" w:sz="6" w:color="9FB0C2"/>
-          <w:insideV w:val="single" w:sz="5" w:color="D9E1E8"/>
-        </w:tblBorders>
-      </w:tblPr>
-      <w:tblGrid>
-        <w:gridCol w:w="7920"/>
-      </w:tblGrid>
-      <w:tr>
-        <w:tc>
-          <w:tcPr>
-            <w:shd w:fill="EEF3F7"/>
-            <w:tcBorders>
-              <w:left w:val="nil"/>
-              <w:right w:val="nil"/>
-              <w:top w:val="nil"/>
-              <w:bottom w:val="single" w:sz="8" w:color="9FB0C2"/>
-            </w:tcBorders>
-            <w:vAlign w:val="center"/>
-          </w:tcPr>
-          <w:p>
-            <w:pPr>
-              <w:pStyle w:val="Compact"/>
-              <w:spacing w:before="0" w:after="20" w:line="240" w:lineRule="auto"/>
-              <w:jc w:val="center"/>
-              <w:suppressAutoHyphens/>
-              <w:keepNext w:val="0"/>
-              <w:keepLines/>
-              <w:widowControl w:val="1"/>
-            </w:pPr>
-            <w:r>
-              <w:rPr>
-                <w:rFonts w:ascii="Georgia" w:hAnsi="Georgia"/>
-                <w:b/>
-                <w:sz w:val="19"/>
-              </w:rPr>
-              <w:drawing>
-                <wp:inline>
-                  <wp:extent cx="5943600" cy="2476500"/>
-                  <wp:effectExtent b="0" l="0" r="0" t="0"/>
-                  <wp:docPr descr="Figure 1" title="" id="13" name="Picture"/>
-                  <a:graphic>
-                    <a:graphicData uri="http://schemas.openxmlformats.org/drawingml/2006/picture">
-                      <pic:pic>
-                        <pic:nvPicPr>
-                          <pic:cNvPr descr="figs2col/fig1.png" id="14" name="Picture"/>
-                          <pic:cNvPicPr>
-                            <a:picLocks noChangeArrowheads="1" noChangeAspect="1"/>
-                          </pic:cNvPicPr>
-                        </pic:nvPicPr>
-                        <pic:blipFill>
-                          <a:blip r:embed="rId12"/>
-                          <a:stretch>
-                            <a:fillRect/>
-                          </a:stretch>
-                        </pic:blipFill>
-                        <pic:spPr bwMode="auto">
-                          <a:xfrm>
-                            <a:off x="0" y="0"/>
-                            <a:ext cx="5943600" cy="2476500"/>
-                          </a:xfrm>
-                          <a:prstGeom prst="rect">
-                            <a:avLst/>
-                          </a:prstGeom>
-                          <a:noFill/>
-                          <a:ln w="9525">
-                            <a:noFill/>
-                            <a:headEnd/>
-                            <a:tailEnd/>
-                          </a:ln>
-                        </pic:spPr>
-                      </pic:pic>
-                    </a:graphicData>
-                  </a:graphic>
-                </wp:inline>
-              </w:drawing>
-            </w:r>
-          </w:p>
-        </w:tc>
-      </w:tr>
-    </w:tbl>
-    <w:p>
-      <w:pPr>
-        <w:pStyle w:val="ImageCaption"/>
-        <w:spacing w:before="80" w:after="120" w:line="240" w:lineRule="auto"/>
-        <w:jc w:val="center"/>
-        <w:keepNext w:val="0"/>
-        <w:keepLines/>
-        <w:widowControl w:val="1"/>
-      </w:pPr>
-      <w:r>
-        <w:rPr>
-          <w:b/>
           <w:i/>
-        </w:rPr>
-        <w:t>Figure 1.</w:t>
-      </w:r>
-      <w:r>
-        <w:rPr>
-          <w:b w:val="0"/>
+          <w:iCs/>
+        </w:rPr>
+        <w:t xml:space="preserve">s</w:t>
+      </w:r>
+      <w:r>
+        <w:t xml:space="preserve"> </w:t>
+      </w:r>
+      <w:r>
+        <w:t xml:space="preserve">ranges over (cluster, context slot) pairs, where a cluster is a group of behaviorally similar subscribers and a context slot is a recurring situation (a time window crossed with a content category). Let</w:t>
+      </w:r>
+      <w:r>
+        <w:t xml:space="preserve"> </w:t>
+      </w:r>
+      <w:r>
+        <w:rPr>
           <w:i/>
-        </w:rPr>
+          <w:iCs/>
+        </w:rPr>
+        <w:t xml:space="preserve">H</w:t>
+      </w:r>
+      <w:r>
+        <w:rPr>
+          <w:i/>
+          <w:iCs/>
+          <w:vertAlign w:val="subscript"/>
+        </w:rPr>
+        <w:t xml:space="preserve">s</w:t>
+      </w:r>
+      <w:r>
         <w:t xml:space="preserve"> </w:t>
       </w:r>
       <w:r>
-        <w:rPr>
-          <w:b w:val="0"/>
+        <w:t xml:space="preserve">be the predicted number of impressions segment</w:t>
+      </w:r>
+      <w:r>
+        <w:t xml:space="preserve"> </w:t>
+      </w:r>
+      <w:r>
+        <w:rPr>
           <w:i/>
-        </w:rPr>
-        <w:t>Two campaigns, four subscribers, two impressions per campaign. Greedy serving fills the car campaign with the first arrivals (u₁, u₂) for 0.80 + 0.50 + 0.20 + 0.40 = 1.90 expected clicks. The optimal assignment gives the car campaign u₁ and u₃ and the drink campaign u₂ and u₄, for 0.80 + 0.60 + 0.30 + 0.40 = 2.10, an 11% lift from re-pairing the same impressions. The greedy value depends on arrival order; averaged over all orders it is 1.80, so the drawn order is a conservative case.</w:t>
+          <w:iCs/>
+        </w:rPr>
+        <w:t xml:space="preserve">s</w:t>
+      </w:r>
+      <w:r>
+        <w:t xml:space="preserve"> </w:t>
+      </w:r>
+      <w:r>
+        <w:t xml:space="preserve">will generate during the planning horizon, and</w:t>
+      </w:r>
+      <w:r>
+        <w:t xml:space="preserve"> </w:t>
+      </w:r>
+      <w:r>
+        <w:rPr>
+          <w:i/>
+          <w:iCs/>
+        </w:rPr>
+        <w:t xml:space="preserve">p</w:t>
+      </w:r>
+      <w:r>
+        <w:rPr>
+          <w:i/>
+          <w:iCs/>
+          <w:vertAlign w:val="subscript"/>
+        </w:rPr>
+        <w:t xml:space="preserve">c,s</w:t>
+      </w:r>
+      <w:r>
+        <w:t xml:space="preserve"> </w:t>
+      </w:r>
+      <w:r>
+        <w:t xml:space="preserve">the estimated probability that an impression from segment</w:t>
+      </w:r>
+      <w:r>
+        <w:t xml:space="preserve"> </w:t>
+      </w:r>
+      <w:r>
+        <w:rPr>
+          <w:i/>
+          <w:iCs/>
+        </w:rPr>
+        <w:t xml:space="preserve">s</w:t>
+      </w:r>
+      <w:r>
+        <w:t xml:space="preserve"> </w:t>
+      </w:r>
+      <w:r>
+        <w:t xml:space="preserve">produces a click on campaign</w:t>
+      </w:r>
+      <w:r>
+        <w:t xml:space="preserve"> </w:t>
+      </w:r>
+      <w:r>
+        <w:rPr>
+          <w:i/>
+          <w:iCs/>
+        </w:rPr>
+        <w:t xml:space="preserve">c</w:t>
+      </w:r>
+      <w:r>
+        <w:t xml:space="preserve">. Each campaign pays</w:t>
+      </w:r>
+      <w:r>
+        <w:t xml:space="preserve"> </w:t>
+      </w:r>
+      <w:r>
+        <w:rPr>
+          <w:i/>
+          <w:iCs/>
+        </w:rPr>
+        <w:t xml:space="preserve">r</w:t>
+      </w:r>
+      <w:r>
+        <w:rPr>
+          <w:i/>
+          <w:iCs/>
+          <w:vertAlign w:val="subscript"/>
+        </w:rPr>
+        <w:t xml:space="preserve">c</w:t>
+      </w:r>
+      <w:r>
+        <w:t xml:space="preserve"> </w:t>
+      </w:r>
+      <w:r>
+        <w:t xml:space="preserve">per impression and</w:t>
+      </w:r>
+      <w:r>
+        <w:t xml:space="preserve"> </w:t>
+      </w:r>
+      <w:r>
+        <w:rPr>
+          <w:i/>
+          <w:iCs/>
+        </w:rPr>
+        <w:t xml:space="preserve">q</w:t>
+      </w:r>
+      <w:r>
+        <w:rPr>
+          <w:i/>
+          <w:iCs/>
+          <w:vertAlign w:val="subscript"/>
+        </w:rPr>
+        <w:t xml:space="preserve">c</w:t>
+      </w:r>
+      <w:r>
+        <w:t xml:space="preserve"> </w:t>
+      </w:r>
+      <w:r>
+        <w:t xml:space="preserve">per click, and has bought</w:t>
+      </w:r>
+      <w:r>
+        <w:t xml:space="preserve"> </w:t>
+      </w:r>
+      <w:r>
+        <w:rPr>
+          <w:i/>
+          <w:iCs/>
+        </w:rPr>
+        <w:t xml:space="preserve">Q</w:t>
+      </w:r>
+      <w:r>
+        <w:rPr>
+          <w:i/>
+          <w:iCs/>
+          <w:vertAlign w:val="subscript"/>
+        </w:rPr>
+        <w:t xml:space="preserve">c</w:t>
+      </w:r>
+      <w:r>
+        <w:t xml:space="preserve"> </w:t>
+      </w:r>
+      <w:r>
+        <w:t xml:space="preserve">impressions. The plan chooses</w:t>
+      </w:r>
+      <w:r>
+        <w:t xml:space="preserve"> </w:t>
+      </w:r>
+      <w:r>
+        <w:rPr>
+          <w:i/>
+          <w:iCs/>
+        </w:rPr>
+        <w:t xml:space="preserve">x</w:t>
+      </w:r>
+      <w:r>
+        <w:rPr>
+          <w:i/>
+          <w:iCs/>
+          <w:vertAlign w:val="subscript"/>
+        </w:rPr>
+        <w:t xml:space="preserve">c,s</w:t>
+      </w:r>
+      <w:r>
+        <w:t xml:space="preserve">, the number of impressions of campaign</w:t>
+      </w:r>
+      <w:r>
+        <w:t xml:space="preserve"> </w:t>
+      </w:r>
+      <w:r>
+        <w:rPr>
+          <w:i/>
+          <w:iCs/>
+        </w:rPr>
+        <w:t xml:space="preserve">c</w:t>
+      </w:r>
+      <w:r>
+        <w:t xml:space="preserve"> </w:t>
+      </w:r>
+      <w:r>
+        <w:t xml:space="preserve">allocated to segment</w:t>
+      </w:r>
+      <w:r>
+        <w:t xml:space="preserve"> </w:t>
+      </w:r>
+      <w:r>
+        <w:rPr>
+          <w:i/>
+          <w:iCs/>
+        </w:rPr>
+        <w:t xml:space="preserve">s</w:t>
+      </w:r>
+      <w:r>
+        <w:t xml:space="preserve">:</w:t>
       </w:r>
     </w:p>
     <w:p>
@@ -1065,20 +674,187 @@
         <w:widowControl w:val="1"/>
       </w:pPr>
       <w:r>
-        <w:t xml:space="preserve">Nothing about the subscribers or the campaigns changed between the two panels. The only difference is that the right-hand assignment was chosen</w:t>
+        <w:t xml:space="preserve">maximize Σ</w:t>
+      </w:r>
+      <w:r>
+        <w:rPr>
+          <w:vertAlign w:val="subscript"/>
+        </w:rPr>
+        <w:t xml:space="preserve">c,s</w:t>
       </w:r>
       <w:r>
         <w:t xml:space="preserve"> </w:t>
       </w:r>
       <w:r>
-        <w:rPr>
-          <w:i/>
-          <w:iCs/>
-        </w:rPr>
-        <w:t xml:space="preserve">jointly</w:t>
-      </w:r>
-      <w:r>
-        <w:t xml:space="preserve">: the car campaign gives up u₂ (a 0.50 click chance), whose 0.30 with the drink remains a strong pairing, and takes u₃ (0.60) instead. Each individual swap looks locally worse for someone; the total is strictly better.</w:t>
+        <w:t xml:space="preserve">x</w:t>
+      </w:r>
+      <w:r>
+        <w:rPr>
+          <w:vertAlign w:val="subscript"/>
+        </w:rPr>
+        <w:t xml:space="preserve">c,s</w:t>
+      </w:r>
+      <w:r>
+        <w:t xml:space="preserve"> </w:t>
+      </w:r>
+      <w:r>
+        <w:t xml:space="preserve">· ( r</w:t>
+      </w:r>
+      <w:r>
+        <w:rPr>
+          <w:vertAlign w:val="subscript"/>
+        </w:rPr>
+        <w:t xml:space="preserve">c</w:t>
+      </w:r>
+      <w:r>
+        <w:t xml:space="preserve"> </w:t>
+      </w:r>
+      <w:r>
+        <w:t xml:space="preserve">+ q</w:t>
+      </w:r>
+      <w:r>
+        <w:rPr>
+          <w:vertAlign w:val="subscript"/>
+        </w:rPr>
+        <w:t xml:space="preserve">c</w:t>
+      </w:r>
+      <w:r>
+        <w:t xml:space="preserve"> </w:t>
+      </w:r>
+      <w:r>
+        <w:t xml:space="preserve">· p</w:t>
+      </w:r>
+      <w:r>
+        <w:rPr>
+          <w:vertAlign w:val="subscript"/>
+        </w:rPr>
+        <w:t xml:space="preserve">c,s</w:t>
+      </w:r>
+      <w:r>
+        <w:t xml:space="preserve"> </w:t>
+      </w:r>
+      <w:r>
+        <w:t xml:space="preserve">)</w:t>
+      </w:r>
+      <w:r>
+        <w:t xml:space="preserve"> </w:t>
+      </w:r>
+      <w:r>
+        <w:t xml:space="preserve">subject to Σ</w:t>
+      </w:r>
+      <w:r>
+        <w:rPr>
+          <w:vertAlign w:val="subscript"/>
+        </w:rPr>
+        <w:t xml:space="preserve">c</w:t>
+      </w:r>
+      <w:r>
+        <w:t xml:space="preserve"> </w:t>
+      </w:r>
+      <w:r>
+        <w:t xml:space="preserve">x</w:t>
+      </w:r>
+      <w:r>
+        <w:rPr>
+          <w:vertAlign w:val="subscript"/>
+        </w:rPr>
+        <w:t xml:space="preserve">c,s</w:t>
+      </w:r>
+      <w:r>
+        <w:t xml:space="preserve"> </w:t>
+      </w:r>
+      <w:r>
+        <w:t xml:space="preserve">≤ H</w:t>
+      </w:r>
+      <w:r>
+        <w:rPr>
+          <w:vertAlign w:val="subscript"/>
+        </w:rPr>
+        <w:t xml:space="preserve">s</w:t>
+      </w:r>
+      <w:r>
+        <w:t xml:space="preserve"> </w:t>
+      </w:r>
+      <w:r>
+        <w:t xml:space="preserve">(segment supply)</w:t>
+      </w:r>
+      <w:r>
+        <w:t xml:space="preserve"> </w:t>
+      </w:r>
+      <w:r>
+        <w:t xml:space="preserve">Σ</w:t>
+      </w:r>
+      <w:r>
+        <w:rPr>
+          <w:vertAlign w:val="subscript"/>
+        </w:rPr>
+        <w:t xml:space="preserve">s</w:t>
+      </w:r>
+      <w:r>
+        <w:t xml:space="preserve"> </w:t>
+      </w:r>
+      <w:r>
+        <w:t xml:space="preserve">x</w:t>
+      </w:r>
+      <w:r>
+        <w:rPr>
+          <w:vertAlign w:val="subscript"/>
+        </w:rPr>
+        <w:t xml:space="preserve">c,s</w:t>
+      </w:r>
+      <w:r>
+        <w:t xml:space="preserve"> </w:t>
+      </w:r>
+      <w:r>
+        <w:t xml:space="preserve">≤ Q</w:t>
+      </w:r>
+      <w:r>
+        <w:rPr>
+          <w:vertAlign w:val="subscript"/>
+        </w:rPr>
+        <w:t xml:space="preserve">c</w:t>
+      </w:r>
+      <w:r>
+        <w:t xml:space="preserve"> </w:t>
+      </w:r>
+      <w:r>
+        <w:t xml:space="preserve">(campaign quota)</w:t>
+      </w:r>
+      <w:r>
+        <w:t xml:space="preserve"> </w:t>
+      </w:r>
+      <w:r>
+        <w:t xml:space="preserve">x</w:t>
+      </w:r>
+      <w:r>
+        <w:rPr>
+          <w:vertAlign w:val="subscript"/>
+        </w:rPr>
+        <w:t xml:space="preserve">c,s</w:t>
+      </w:r>
+      <w:r>
+        <w:t xml:space="preserve"> </w:t>
+      </w:r>
+      <w:r>
+        <w:t xml:space="preserve">= 0 where targeting excludes (c, s)</w:t>
+      </w:r>
+      <w:r>
+        <w:t xml:space="preserve"> </w:t>
+      </w:r>
+      <w:r>
+        <w:t xml:space="preserve">x</w:t>
+      </w:r>
+      <w:r>
+        <w:rPr>
+          <w:vertAlign w:val="subscript"/>
+        </w:rPr>
+        <w:t xml:space="preserve">c,s</w:t>
+      </w:r>
+      <w:r>
+        <w:t xml:space="preserve"> </w:t>
+      </w:r>
+      <w:r>
+        <w:t xml:space="preserve">≥ 0</w:t>
       </w:r>
     </w:p>
     <w:p>
@@ -1090,7 +866,62 @@
         <w:widowControl w:val="1"/>
       </w:pPr>
       <w:r>
-        <w:t xml:space="preserve">The gap grows with scale. With hundreds of campaigns, millions of subscribers, targeting constraints, frequency caps, and time-of-day windows, greedy serving does not just lose a few percent: it systematically starves narrow-audience campaigns, over-exposes indifferent subscribers, and leaves contracted quotas unfilled at the end of the flight. Optimal allocation is not a refinement of ad serving; it is the difference between selling inventory and wasting it.</w:t>
+        <w:t xml:space="preserve">Figure 2 is this program with two campaigns, four single-subscriber segments,</w:t>
+      </w:r>
+      <w:r>
+        <w:t xml:space="preserve"> </w:t>
+      </w:r>
+      <w:r>
+        <w:rPr>
+          <w:i/>
+          <w:iCs/>
+        </w:rPr>
+        <w:t xml:space="preserve">H</w:t>
+      </w:r>
+      <w:r>
+        <w:rPr>
+          <w:i/>
+          <w:iCs/>
+          <w:vertAlign w:val="subscript"/>
+        </w:rPr>
+        <w:t xml:space="preserve">s</w:t>
+      </w:r>
+      <w:r>
+        <w:t xml:space="preserve"> = 1 and</w:t>
+      </w:r>
+      <w:r>
+        <w:t xml:space="preserve"> </w:t>
+      </w:r>
+      <w:r>
+        <w:rPr>
+          <w:i/>
+          <w:iCs/>
+        </w:rPr>
+        <w:t xml:space="preserve">Q</w:t>
+      </w:r>
+      <w:r>
+        <w:rPr>
+          <w:i/>
+          <w:iCs/>
+          <w:vertAlign w:val="subscript"/>
+        </w:rPr>
+        <w:t xml:space="preserve">c</w:t>
+      </w:r>
+      <w:r>
+        <w:t xml:space="preserve"> = 2. At production scale the same structure holds; the segments are just coarser and the counts larger. Because both objective and constraints are linear, the plan is solvable with off-the-shelf LP solvers (we use the dual simplex of [1]) even for large instances, and, critically, it is solved</w:t>
+      </w:r>
+      <w:r>
+        <w:t xml:space="preserve"> </w:t>
+      </w:r>
+      <w:r>
+        <w:rPr>
+          <w:b/>
+          <w:bCs/>
+        </w:rPr>
+        <w:t xml:space="preserve">offline</w:t>
+      </w:r>
+      <w:r>
+        <w:t xml:space="preserve">. The online server never optimizes; it executes a pre-computed plan and corrects for drift.</w:t>
       </w:r>
     </w:p>
     <w:p>
@@ -1102,52 +933,28 @@
         <w:widowControl w:val="1"/>
       </w:pPr>
       <w:r>
-        <w:rPr>
-          <w:b/>
-          <w:bCs/>
-        </w:rPr>
-        <w:t xml:space="preserve">The core insight:</w:t>
-      </w:r>
-      <w:r>
-        <w:t xml:space="preserve"> </w:t>
-      </w:r>
-      <w:r>
-        <w:t xml:space="preserve">click probability is a property of a</w:t>
-      </w:r>
-      <w:r>
-        <w:t xml:space="preserve"> </w:t>
-      </w:r>
-      <w:r>
-        <w:rPr>
-          <w:i/>
-          <w:iCs/>
-        </w:rPr>
-        <w:t xml:space="preserve">pair</w:t>
-      </w:r>
-      <w:r>
-        <w:t xml:space="preserve"> </w:t>
-      </w:r>
-      <w:r>
-        <w:t xml:space="preserve">(audience, campaign), not of a campaign alone. Revenue is maximized by choosing the pairing globally, subject to each campaign’s quota, and this choice can be made ahead of time because audience behavior is statistically predictable even though individual events are not.</w:t>
+        <w:t xml:space="preserve">Three practical notes. First, the objective prices impressions and clicks separately, so campaigns that pay mostly per impression and campaigns that pay mostly per click compete in one currency, expected revenue; when supply suffices, quotas bind at the optimum (every unit of x earns at least r</w:t>
+      </w:r>
+      <w:r>
+        <w:rPr>
+          <w:vertAlign w:val="subscript"/>
+        </w:rPr>
+        <w:t xml:space="preserve">c</w:t>
+      </w:r>
+      <w:r>
+        <w:t xml:space="preserve"> &gt; 0), and the impression-price term becomes a constant, making the allocation choice a pure expected-clicks problem; Section 5 studies the over-subscribed regime where this simplification fails. Second, the quota appears as an upper bound: when targeting and supply cannot fill a quota, the program returns the revenue-maximal under-delivery rather than infeasibility, and the shortfall is the input to make-good scheduling, which we treat as outside the model. Third, the quota constraint is what makes greedy serving inadequate: without it, serving every impression to its highest-value campaign would be optimal, and no planning stage would be needed.</w:t>
       </w:r>
     </w:p>
-    <w:bookmarkEnd w:id="15"/>
-    <w:bookmarkStart w:id="17" w:name="formulation"/>
+    <w:bookmarkStart w:id="12" w:name="Xb8b18ac5c60ec5742410ace98e579bc138671d3"/>
     <w:p>
       <w:pPr>
-        <w:pStyle w:val="Heading2"/>
+        <w:pStyle w:val="Heading3"/>
         <w:keepNext/>
         <w:keepLines/>
         <w:widowControl w:val="1"/>
       </w:pPr>
       <w:r>
-        <w:t xml:space="preserve">3</w:t>
-      </w:r>
-      <w:r>
-        <w:t xml:space="preserve"> </w:t>
-      </w:r>
-      <w:r>
-        <w:t xml:space="preserve">Formulation</w:t>
+        <w:t xml:space="preserve">2.1 Interaction invariance under fixed margins</w:t>
       </w:r>
     </w:p>
     <w:p>
@@ -1159,238 +966,7 @@
         <w:widowControl w:val="1"/>
       </w:pPr>
       <w:r>
-        <w:t xml:space="preserve">Formally, the planning stage solves a transportation-style optimization. Audience supply is described by segments:</w:t>
-      </w:r>
-      <w:r>
-        <w:t xml:space="preserve"> </w:t>
-      </w:r>
-      <w:r>
-        <w:rPr>
-          <w:i/>
-          <w:iCs/>
-        </w:rPr>
-        <w:t xml:space="preserve">s</w:t>
-      </w:r>
-      <w:r>
-        <w:t xml:space="preserve"> </w:t>
-      </w:r>
-      <w:r>
-        <w:t xml:space="preserve">ranges over (cluster, context slot) pairs, where a cluster is a group of behaviorally similar subscribers and a context slot is a recurring situation (a time window crossed with a content category). Let</w:t>
-      </w:r>
-      <w:r>
-        <w:t xml:space="preserve"> </w:t>
-      </w:r>
-      <w:r>
-        <w:rPr>
-          <w:i/>
-          <w:iCs/>
-        </w:rPr>
-        <w:t xml:space="preserve">H</w:t>
-      </w:r>
-      <w:r>
-        <w:rPr>
-          <w:i/>
-          <w:iCs/>
-          <w:vertAlign w:val="subscript"/>
-        </w:rPr>
-        <w:t xml:space="preserve">s</w:t>
-      </w:r>
-      <w:r>
-        <w:t xml:space="preserve"> </w:t>
-      </w:r>
-      <w:r>
-        <w:t xml:space="preserve">be the predicted number of impressions segment</w:t>
-      </w:r>
-      <w:r>
-        <w:t xml:space="preserve"> </w:t>
-      </w:r>
-      <w:r>
-        <w:rPr>
-          <w:i/>
-          <w:iCs/>
-        </w:rPr>
-        <w:t xml:space="preserve">s</w:t>
-      </w:r>
-      <w:r>
-        <w:t xml:space="preserve"> </w:t>
-      </w:r>
-      <w:r>
-        <w:t xml:space="preserve">will generate during the planning horizon, and</w:t>
-      </w:r>
-      <w:r>
-        <w:t xml:space="preserve"> </w:t>
-      </w:r>
-      <w:r>
-        <w:rPr>
-          <w:i/>
-          <w:iCs/>
-        </w:rPr>
-        <w:t xml:space="preserve">p</w:t>
-      </w:r>
-      <w:r>
-        <w:rPr>
-          <w:i/>
-          <w:iCs/>
-          <w:vertAlign w:val="subscript"/>
-        </w:rPr>
-        <w:t xml:space="preserve">c,s</w:t>
-      </w:r>
-      <w:r>
-        <w:t xml:space="preserve"> </w:t>
-      </w:r>
-      <w:r>
-        <w:t xml:space="preserve">the estimated probability that an impression from segment</w:t>
-      </w:r>
-      <w:r>
-        <w:t xml:space="preserve"> </w:t>
-      </w:r>
-      <w:r>
-        <w:rPr>
-          <w:i/>
-          <w:iCs/>
-        </w:rPr>
-        <w:t xml:space="preserve">s</w:t>
-      </w:r>
-      <w:r>
-        <w:t xml:space="preserve"> </w:t>
-      </w:r>
-      <w:r>
-        <w:t xml:space="preserve">produces a click on campaign</w:t>
-      </w:r>
-      <w:r>
-        <w:t xml:space="preserve"> </w:t>
-      </w:r>
-      <w:r>
-        <w:rPr>
-          <w:i/>
-          <w:iCs/>
-        </w:rPr>
-        <w:t xml:space="preserve">c</w:t>
-      </w:r>
-      <w:r>
-        <w:t xml:space="preserve">. Each campaign pays</w:t>
-      </w:r>
-      <w:r>
-        <w:t xml:space="preserve"> </w:t>
-      </w:r>
-      <w:r>
-        <w:rPr>
-          <w:i/>
-          <w:iCs/>
-        </w:rPr>
-        <w:t xml:space="preserve">r</w:t>
-      </w:r>
-      <w:r>
-        <w:rPr>
-          <w:i/>
-          <w:iCs/>
-          <w:vertAlign w:val="subscript"/>
-        </w:rPr>
-        <w:t xml:space="preserve">c</w:t>
-      </w:r>
-      <w:r>
-        <w:t xml:space="preserve"> </w:t>
-      </w:r>
-      <w:r>
-        <w:t xml:space="preserve">per impression and</w:t>
-      </w:r>
-      <w:r>
-        <w:t xml:space="preserve"> </w:t>
-      </w:r>
-      <w:r>
-        <w:rPr>
-          <w:i/>
-          <w:iCs/>
-        </w:rPr>
-        <w:t xml:space="preserve">q</w:t>
-      </w:r>
-      <w:r>
-        <w:rPr>
-          <w:i/>
-          <w:iCs/>
-          <w:vertAlign w:val="subscript"/>
-        </w:rPr>
-        <w:t xml:space="preserve">c</w:t>
-      </w:r>
-      <w:r>
-        <w:t xml:space="preserve"> </w:t>
-      </w:r>
-      <w:r>
-        <w:t xml:space="preserve">per click, and has bought</w:t>
-      </w:r>
-      <w:r>
-        <w:t xml:space="preserve"> </w:t>
-      </w:r>
-      <w:r>
-        <w:rPr>
-          <w:i/>
-          <w:iCs/>
-        </w:rPr>
-        <w:t xml:space="preserve">Q</w:t>
-      </w:r>
-      <w:r>
-        <w:rPr>
-          <w:i/>
-          <w:iCs/>
-          <w:vertAlign w:val="subscript"/>
-        </w:rPr>
-        <w:t xml:space="preserve">c</w:t>
-      </w:r>
-      <w:r>
-        <w:t xml:space="preserve"> </w:t>
-      </w:r>
-      <w:r>
-        <w:t xml:space="preserve">impressions. The plan chooses</w:t>
-      </w:r>
-      <w:r>
-        <w:t xml:space="preserve"> </w:t>
-      </w:r>
-      <w:r>
-        <w:rPr>
-          <w:i/>
-          <w:iCs/>
-        </w:rPr>
-        <w:t xml:space="preserve">x</w:t>
-      </w:r>
-      <w:r>
-        <w:rPr>
-          <w:i/>
-          <w:iCs/>
-          <w:vertAlign w:val="subscript"/>
-        </w:rPr>
-        <w:t xml:space="preserve">c,s</w:t>
-      </w:r>
-      <w:r>
-        <w:t xml:space="preserve">, the number of impressions of campaign</w:t>
-      </w:r>
-      <w:r>
-        <w:t xml:space="preserve"> </w:t>
-      </w:r>
-      <w:r>
-        <w:rPr>
-          <w:i/>
-          <w:iCs/>
-        </w:rPr>
-        <w:t xml:space="preserve">c</w:t>
-      </w:r>
-      <w:r>
-        <w:t xml:space="preserve"> </w:t>
-      </w:r>
-      <w:r>
-        <w:t xml:space="preserve">allocated to segment</w:t>
-      </w:r>
-      <w:r>
-        <w:t xml:space="preserve"> </w:t>
-      </w:r>
-      <w:r>
-        <w:rPr>
-          <w:i/>
-          <w:iCs/>
-        </w:rPr>
-        <w:t xml:space="preserve">s</w:t>
-      </w:r>
-      <w:r>
-        <w:t xml:space="preserve">:</w:t>
+        <w:t xml:space="preserve">The value matrix admits an additive decomposition into a campaign main effect, a segment main effect, and an interaction residual,</w:t>
       </w:r>
     </w:p>
     <w:p>
@@ -1402,187 +978,52 @@
         <w:widowControl w:val="1"/>
       </w:pPr>
       <w:r>
-        <w:t xml:space="preserve">maximize Σ</w:t>
+        <w:t xml:space="preserve">v</w:t>
       </w:r>
       <w:r>
         <w:rPr>
           <w:vertAlign w:val="subscript"/>
         </w:rPr>
-        <w:t xml:space="preserve">c,s</w:t>
+        <w:t xml:space="preserve">cs</w:t>
       </w:r>
       <w:r>
         <w:t xml:space="preserve"> </w:t>
       </w:r>
       <w:r>
-        <w:t xml:space="preserve">x</w:t>
+        <w:t xml:space="preserve">= a</w:t>
       </w:r>
       <w:r>
         <w:rPr>
           <w:vertAlign w:val="subscript"/>
         </w:rPr>
-        <w:t xml:space="preserve">c,s</w:t>
+        <w:t xml:space="preserve">c</w:t>
       </w:r>
       <w:r>
         <w:t xml:space="preserve"> </w:t>
       </w:r>
       <w:r>
-        <w:t xml:space="preserve">· ( r</w:t>
+        <w:t xml:space="preserve">+ b</w:t>
       </w:r>
       <w:r>
         <w:rPr>
           <w:vertAlign w:val="subscript"/>
         </w:rPr>
-        <w:t xml:space="preserve">c</w:t>
+        <w:t xml:space="preserve">s</w:t>
       </w:r>
       <w:r>
         <w:t xml:space="preserve"> </w:t>
       </w:r>
       <w:r>
-        <w:t xml:space="preserve">+ q</w:t>
+        <w:t xml:space="preserve">+ g</w:t>
       </w:r>
       <w:r>
         <w:rPr>
           <w:vertAlign w:val="subscript"/>
         </w:rPr>
-        <w:t xml:space="preserve">c</w:t>
-      </w:r>
-      <w:r>
-        <w:t xml:space="preserve"> </w:t>
-      </w:r>
-      <w:r>
-        <w:t xml:space="preserve">· p</w:t>
-      </w:r>
-      <w:r>
-        <w:rPr>
-          <w:vertAlign w:val="subscript"/>
-        </w:rPr>
-        <w:t xml:space="preserve">c,s</w:t>
-      </w:r>
-      <w:r>
-        <w:t xml:space="preserve"> </w:t>
-      </w:r>
-      <w:r>
-        <w:t xml:space="preserve">)</w:t>
-      </w:r>
-      <w:r>
-        <w:t xml:space="preserve"> </w:t>
-      </w:r>
-      <w:r>
-        <w:t xml:space="preserve">subject to Σ</w:t>
-      </w:r>
-      <w:r>
-        <w:rPr>
-          <w:vertAlign w:val="subscript"/>
-        </w:rPr>
-        <w:t xml:space="preserve">c</w:t>
-      </w:r>
-      <w:r>
-        <w:t xml:space="preserve"> </w:t>
-      </w:r>
-      <w:r>
-        <w:t xml:space="preserve">x</w:t>
-      </w:r>
-      <w:r>
-        <w:rPr>
-          <w:vertAlign w:val="subscript"/>
-        </w:rPr>
-        <w:t xml:space="preserve">c,s</w:t>
-      </w:r>
-      <w:r>
-        <w:t xml:space="preserve"> </w:t>
-      </w:r>
-      <w:r>
-        <w:t xml:space="preserve">≤ H</w:t>
-      </w:r>
-      <w:r>
-        <w:rPr>
-          <w:vertAlign w:val="subscript"/>
-        </w:rPr>
-        <w:t xml:space="preserve">s</w:t>
-      </w:r>
-      <w:r>
-        <w:t xml:space="preserve"> </w:t>
-      </w:r>
-      <w:r>
-        <w:t xml:space="preserve">(segment supply)</w:t>
-      </w:r>
-      <w:r>
-        <w:t xml:space="preserve"> </w:t>
-      </w:r>
-      <w:r>
-        <w:t xml:space="preserve">Σ</w:t>
-      </w:r>
-      <w:r>
-        <w:rPr>
-          <w:vertAlign w:val="subscript"/>
-        </w:rPr>
-        <w:t xml:space="preserve">s</w:t>
-      </w:r>
-      <w:r>
-        <w:t xml:space="preserve"> </w:t>
-      </w:r>
-      <w:r>
-        <w:t xml:space="preserve">x</w:t>
-      </w:r>
-      <w:r>
-        <w:rPr>
-          <w:vertAlign w:val="subscript"/>
-        </w:rPr>
-        <w:t xml:space="preserve">c,s</w:t>
-      </w:r>
-      <w:r>
-        <w:t xml:space="preserve"> </w:t>
-      </w:r>
-      <w:r>
-        <w:t xml:space="preserve">≤ Q</w:t>
-      </w:r>
-      <w:r>
-        <w:rPr>
-          <w:vertAlign w:val="subscript"/>
-        </w:rPr>
-        <w:t xml:space="preserve">c</w:t>
-      </w:r>
-      <w:r>
-        <w:t xml:space="preserve"> </w:t>
-      </w:r>
-      <w:r>
-        <w:t xml:space="preserve">(campaign quota)</w:t>
-      </w:r>
-      <w:r>
-        <w:t xml:space="preserve"> </w:t>
-      </w:r>
-      <w:r>
-        <w:t xml:space="preserve">x</w:t>
-      </w:r>
-      <w:r>
-        <w:rPr>
-          <w:vertAlign w:val="subscript"/>
-        </w:rPr>
-        <w:t xml:space="preserve">c,s</w:t>
-      </w:r>
-      <w:r>
-        <w:t xml:space="preserve"> </w:t>
-      </w:r>
-      <w:r>
-        <w:t xml:space="preserve">= 0 where targeting excludes (c, s)</w:t>
-      </w:r>
-      <w:r>
-        <w:t xml:space="preserve"> </w:t>
-      </w:r>
-      <w:r>
-        <w:t xml:space="preserve">x</w:t>
-      </w:r>
-      <w:r>
-        <w:rPr>
-          <w:vertAlign w:val="subscript"/>
-        </w:rPr>
-        <w:t xml:space="preserve">c,s</w:t>
-      </w:r>
-      <w:r>
-        <w:t xml:space="preserve"> </w:t>
-      </w:r>
-      <w:r>
-        <w:t xml:space="preserve">≥ 0</w:t>
+        <w:t xml:space="preserve">cs</w:t>
+      </w:r>
+      <w:r>
+        <w:t xml:space="preserve">,</w:t>
       </w:r>
     </w:p>
     <w:p>
@@ -1594,7 +1035,7 @@
         <w:widowControl w:val="1"/>
       </w:pPr>
       <w:r>
-        <w:t xml:space="preserve">Figure 1 is this program with two campaigns, four single-subscriber segments,</w:t>
+        <w:t xml:space="preserve">where</w:t>
       </w:r>
       <w:r>
         <w:t xml:space="preserve"> </w:t>
@@ -1604,7 +1045,36 @@
           <w:i/>
           <w:iCs/>
         </w:rPr>
-        <w:t xml:space="preserve">H</w:t>
+        <w:t xml:space="preserve">g</w:t>
+      </w:r>
+      <w:r>
+        <w:t xml:space="preserve"> </w:t>
+      </w:r>
+      <w:r>
+        <w:t xml:space="preserve">is</w:t>
+      </w:r>
+      <w:r>
+        <w:t xml:space="preserve"> </w:t>
+      </w:r>
+      <w:r>
+        <w:rPr>
+          <w:b/>
+          <w:bCs/>
+        </w:rPr>
+        <w:t xml:space="preserve">double-centered</w:t>
+      </w:r>
+      <w:r>
+        <w:t xml:space="preserve">: its supply-weighted average over segments is zero for every campaign, and over campaigns is zero for every segment. This decomposition is unique and always exists;</w:t>
+      </w:r>
+      <w:r>
+        <w:t xml:space="preserve"> </w:t>
+      </w:r>
+      <w:r>
+        <w:rPr>
+          <w:i/>
+          <w:iCs/>
+        </w:rPr>
+        <w:t xml:space="preserve">a</w:t>
       </w:r>
       <w:r>
         <w:rPr>
@@ -1612,10 +1082,13 @@
           <w:iCs/>
           <w:vertAlign w:val="subscript"/>
         </w:rPr>
-        <w:t xml:space="preserve">s</w:t>
-      </w:r>
-      <w:r>
-        <w:t xml:space="preserve"> = 1 and</w:t>
+        <w:t xml:space="preserve">c</w:t>
+      </w:r>
+      <w:r>
+        <w:t xml:space="preserve"> </w:t>
+      </w:r>
+      <w:r>
+        <w:t xml:space="preserve">is campaign</w:t>
       </w:r>
       <w:r>
         <w:t xml:space="preserve"> </w:t>
@@ -1625,7 +1098,20 @@
           <w:i/>
           <w:iCs/>
         </w:rPr>
-        <w:t xml:space="preserve">Q</w:t>
+        <w:t xml:space="preserve">c</w:t>
+      </w:r>
+      <w:r>
+        <w:t xml:space="preserve">’s average value,</w:t>
+      </w:r>
+      <w:r>
+        <w:t xml:space="preserve"> </w:t>
+      </w:r>
+      <w:r>
+        <w:rPr>
+          <w:i/>
+          <w:iCs/>
+        </w:rPr>
+        <w:t xml:space="preserve">b</w:t>
       </w:r>
       <w:r>
         <w:rPr>
@@ -1633,23 +1119,50 @@
           <w:iCs/>
           <w:vertAlign w:val="subscript"/>
         </w:rPr>
-        <w:t xml:space="preserve">c</w:t>
-      </w:r>
-      <w:r>
-        <w:t xml:space="preserve"> = 2. At production scale the same structure holds; the segments are just coarser and the counts larger. Because both objective and constraints are linear, the plan is solvable with off-the-shelf LP solvers (we use the dual simplex of [1]) even for large instances, and, critically, it is solved</w:t>
+        <w:t xml:space="preserve">s</w:t>
       </w:r>
       <w:r>
         <w:t xml:space="preserve"> </w:t>
       </w:r>
       <w:r>
-        <w:rPr>
-          <w:b/>
-          <w:bCs/>
-        </w:rPr>
-        <w:t xml:space="preserve">offline</w:t>
-      </w:r>
-      <w:r>
-        <w:t xml:space="preserve">. The online server never optimizes; it executes a pre-computed plan and corrects for drift.</w:t>
+        <w:t xml:space="preserve">segment</w:t>
+      </w:r>
+      <w:r>
+        <w:t xml:space="preserve"> </w:t>
+      </w:r>
+      <w:r>
+        <w:rPr>
+          <w:i/>
+          <w:iCs/>
+        </w:rPr>
+        <w:t xml:space="preserve">s</w:t>
+      </w:r>
+      <w:r>
+        <w:t xml:space="preserve">’s deviation, and</w:t>
+      </w:r>
+      <w:r>
+        <w:t xml:space="preserve"> </w:t>
+      </w:r>
+      <w:r>
+        <w:rPr>
+          <w:i/>
+          <w:iCs/>
+        </w:rPr>
+        <w:t xml:space="preserve">g</w:t>
+      </w:r>
+      <w:r>
+        <w:rPr>
+          <w:i/>
+          <w:iCs/>
+          <w:vertAlign w:val="subscript"/>
+        </w:rPr>
+        <w:t xml:space="preserve">cs</w:t>
+      </w:r>
+      <w:r>
+        <w:t xml:space="preserve"> </w:t>
+      </w:r>
+      <w:r>
+        <w:t xml:space="preserve">the part of the value specific to the pairing. The following fact is the paper’s conceptual backbone.</w:t>
       </w:r>
     </w:p>
     <w:p>
@@ -1661,40 +1174,171 @@
         <w:widowControl w:val="1"/>
       </w:pPr>
       <w:r>
-        <w:t xml:space="preserve">Three practical notes. First, the objective prices impressions and clicks separately, so campaigns that pay mostly per impression and campaigns that pay mostly per click compete in one currency, expected revenue; when supply suffices, quotas bind at the optimum (every unit of x earns at least r</w:t>
+        <w:rPr>
+          <w:b/>
+          <w:bCs/>
+        </w:rPr>
+        <w:t xml:space="preserve">Proposition 1 (interaction invariance).</w:t>
+      </w:r>
+      <w:r>
+        <w:t xml:space="preserve"> </w:t>
+      </w:r>
+      <w:r>
+        <w:t xml:space="preserve">Let</w:t>
+      </w:r>
+      <w:r>
+        <w:t xml:space="preserve"> </w:t>
+      </w:r>
+      <w:r>
+        <w:rPr>
+          <w:i/>
+          <w:iCs/>
+        </w:rPr>
+        <w:t xml:space="preserve">x</w:t>
+      </w:r>
+      <w:r>
+        <w:t xml:space="preserve"> </w:t>
+      </w:r>
+      <w:r>
+        <w:t xml:space="preserve">and</w:t>
+      </w:r>
+      <w:r>
+        <w:t xml:space="preserve"> </w:t>
+      </w:r>
+      <w:r>
+        <w:rPr>
+          <w:i/>
+          <w:iCs/>
+        </w:rPr>
+        <w:t xml:space="preserve">x′</w:t>
+      </w:r>
+      <w:r>
+        <w:t xml:space="preserve"> </w:t>
+      </w:r>
+      <w:r>
+        <w:t xml:space="preserve">be any two feasible allocations with identical campaign margins (Σ</w:t>
       </w:r>
       <w:r>
         <w:rPr>
           <w:vertAlign w:val="subscript"/>
         </w:rPr>
+        <w:t xml:space="preserve">s</w:t>
+      </w:r>
+      <w:r>
+        <w:t xml:space="preserve"> </w:t>
+      </w:r>
+      <w:r>
+        <w:t xml:space="preserve">x</w:t>
+      </w:r>
+      <w:r>
+        <w:rPr>
+          <w:vertAlign w:val="subscript"/>
+        </w:rPr>
+        <w:t xml:space="preserve">c,s</w:t>
+      </w:r>
+      <w:r>
+        <w:t xml:space="preserve"> </w:t>
+      </w:r>
+      <w:r>
+        <w:t xml:space="preserve">= Σ</w:t>
+      </w:r>
+      <w:r>
+        <w:rPr>
+          <w:vertAlign w:val="subscript"/>
+        </w:rPr>
+        <w:t xml:space="preserve">s</w:t>
+      </w:r>
+      <w:r>
+        <w:t xml:space="preserve"> </w:t>
+      </w:r>
+      <w:r>
+        <w:t xml:space="preserve">x′</w:t>
+      </w:r>
+      <w:r>
+        <w:rPr>
+          <w:vertAlign w:val="subscript"/>
+        </w:rPr>
+        <w:t xml:space="preserve">c,s</w:t>
+      </w:r>
+      <w:r>
+        <w:t xml:space="preserve"> </w:t>
+      </w:r>
+      <w:r>
+        <w:t xml:space="preserve">for every</w:t>
+      </w:r>
+      <w:r>
+        <w:t xml:space="preserve"> </w:t>
+      </w:r>
+      <w:r>
+        <w:rPr>
+          <w:i/>
+          <w:iCs/>
+        </w:rPr>
         <w:t xml:space="preserve">c</w:t>
       </w:r>
       <w:r>
-        <w:t xml:space="preserve"> &gt; 0), and the impression-price term becomes a constant, making the allocation choice a pure expected-clicks problem; Section 6 studies the over-subscribed regime where this simplification fails. Second, the quota appears as an upper bound: when targeting and supply cannot fill a quota, the program returns the revenue-maximal under-delivery rather than infeasibility, and the shortfall is the input to make-good scheduling, which we treat as outside the model. Third, the quota constraint is what makes greedy serving inadequate: without it, serving every impression to its highest-value campaign would be optimal, and no planning stage would be needed.</w:t>
-      </w:r>
-    </w:p>
-    <w:bookmarkStart w:id="16" w:name="Xb8b18ac5c60ec5742410ace98e579bc138671d3"/>
-    <w:p>
-      <w:pPr>
-        <w:pStyle w:val="Heading3"/>
-        <w:keepNext/>
-        <w:keepLines/>
-        <w:widowControl w:val="1"/>
-      </w:pPr>
-      <w:r>
-        <w:t xml:space="preserve">3.1 Interaction invariance under fixed margins</w:t>
-      </w:r>
-    </w:p>
-    <w:p>
-      <w:pPr>
-        <w:pStyle w:val="FirstParagraph"/>
-        <w:jc w:val="both"/>
-        <w:keepNext w:val="0"/>
-        <w:keepLines w:val="0"/>
-        <w:widowControl w:val="1"/>
-      </w:pPr>
-      <w:r>
-        <w:t xml:space="preserve">The value matrix admits an additive decomposition into a campaign main effect, a segment main effect, and an interaction residual,</w:t>
+        <w:t xml:space="preserve">) and identical segment margins (Σ</w:t>
+      </w:r>
+      <w:r>
+        <w:rPr>
+          <w:vertAlign w:val="subscript"/>
+        </w:rPr>
+        <w:t xml:space="preserve">c</w:t>
+      </w:r>
+      <w:r>
+        <w:t xml:space="preserve"> </w:t>
+      </w:r>
+      <w:r>
+        <w:t xml:space="preserve">x</w:t>
+      </w:r>
+      <w:r>
+        <w:rPr>
+          <w:vertAlign w:val="subscript"/>
+        </w:rPr>
+        <w:t xml:space="preserve">c,s</w:t>
+      </w:r>
+      <w:r>
+        <w:t xml:space="preserve"> </w:t>
+      </w:r>
+      <w:r>
+        <w:t xml:space="preserve">= Σ</w:t>
+      </w:r>
+      <w:r>
+        <w:rPr>
+          <w:vertAlign w:val="subscript"/>
+        </w:rPr>
+        <w:t xml:space="preserve">c</w:t>
+      </w:r>
+      <w:r>
+        <w:t xml:space="preserve"> </w:t>
+      </w:r>
+      <w:r>
+        <w:t xml:space="preserve">x′</w:t>
+      </w:r>
+      <w:r>
+        <w:rPr>
+          <w:vertAlign w:val="subscript"/>
+        </w:rPr>
+        <w:t xml:space="preserve">c,s</w:t>
+      </w:r>
+      <w:r>
+        <w:t xml:space="preserve"> </w:t>
+      </w:r>
+      <w:r>
+        <w:t xml:space="preserve">for every</w:t>
+      </w:r>
+      <w:r>
+        <w:t xml:space="preserve"> </w:t>
+      </w:r>
+      <w:r>
+        <w:rPr>
+          <w:i/>
+          <w:iCs/>
+        </w:rPr>
+        <w:t xml:space="preserve">s</w:t>
+      </w:r>
+      <w:r>
+        <w:t xml:space="preserve">). Then their values differ only through the interaction term:</w:t>
       </w:r>
     </w:p>
     <w:p>
@@ -1706,52 +1350,52 @@
         <w:widowControl w:val="1"/>
       </w:pPr>
       <w:r>
-        <w:t xml:space="preserve">v</w:t>
+        <w:t xml:space="preserve">V(x) − V(x′) = Σ</w:t>
       </w:r>
       <w:r>
         <w:rPr>
           <w:vertAlign w:val="subscript"/>
         </w:rPr>
-        <w:t xml:space="preserve">cs</w:t>
+        <w:t xml:space="preserve">c,s</w:t>
       </w:r>
       <w:r>
         <w:t xml:space="preserve"> </w:t>
       </w:r>
       <w:r>
-        <w:t xml:space="preserve">= a</w:t>
+        <w:t xml:space="preserve">( x</w:t>
       </w:r>
       <w:r>
         <w:rPr>
           <w:vertAlign w:val="subscript"/>
         </w:rPr>
-        <w:t xml:space="preserve">c</w:t>
+        <w:t xml:space="preserve">c,s</w:t>
       </w:r>
       <w:r>
         <w:t xml:space="preserve"> </w:t>
       </w:r>
       <w:r>
-        <w:t xml:space="preserve">+ b</w:t>
+        <w:t xml:space="preserve">− x′</w:t>
       </w:r>
       <w:r>
         <w:rPr>
           <w:vertAlign w:val="subscript"/>
         </w:rPr>
-        <w:t xml:space="preserve">s</w:t>
+        <w:t xml:space="preserve">c,s</w:t>
       </w:r>
       <w:r>
         <w:t xml:space="preserve"> </w:t>
       </w:r>
       <w:r>
-        <w:t xml:space="preserve">+ g</w:t>
+        <w:t xml:space="preserve">) · g</w:t>
       </w:r>
       <w:r>
         <w:rPr>
           <w:vertAlign w:val="subscript"/>
         </w:rPr>
-        <w:t xml:space="preserve">cs</w:t>
-      </w:r>
-      <w:r>
-        <w:t xml:space="preserve">,</w:t>
+        <w:t xml:space="preserve">c,s</w:t>
+      </w:r>
+      <w:r>
+        <w:t xml:space="preserve">.</w:t>
       </w:r>
     </w:p>
     <w:p>
@@ -1763,134 +1407,7 @@
         <w:widowControl w:val="1"/>
       </w:pPr>
       <w:r>
-        <w:t xml:space="preserve">where</w:t>
-      </w:r>
-      <w:r>
-        <w:t xml:space="preserve"> </w:t>
-      </w:r>
-      <w:r>
-        <w:rPr>
-          <w:i/>
-          <w:iCs/>
-        </w:rPr>
-        <w:t xml:space="preserve">g</w:t>
-      </w:r>
-      <w:r>
-        <w:t xml:space="preserve"> </w:t>
-      </w:r>
-      <w:r>
-        <w:t xml:space="preserve">is</w:t>
-      </w:r>
-      <w:r>
-        <w:t xml:space="preserve"> </w:t>
-      </w:r>
-      <w:r>
-        <w:rPr>
-          <w:b/>
-          <w:bCs/>
-        </w:rPr>
-        <w:t xml:space="preserve">double-centered</w:t>
-      </w:r>
-      <w:r>
-        <w:t xml:space="preserve">: its supply-weighted average over segments is zero for every campaign, and over campaigns is zero for every segment. This decomposition is unique and always exists;</w:t>
-      </w:r>
-      <w:r>
-        <w:t xml:space="preserve"> </w:t>
-      </w:r>
-      <w:r>
-        <w:rPr>
-          <w:i/>
-          <w:iCs/>
-        </w:rPr>
-        <w:t xml:space="preserve">a</w:t>
-      </w:r>
-      <w:r>
-        <w:rPr>
-          <w:i/>
-          <w:iCs/>
-          <w:vertAlign w:val="subscript"/>
-        </w:rPr>
-        <w:t xml:space="preserve">c</w:t>
-      </w:r>
-      <w:r>
-        <w:t xml:space="preserve"> </w:t>
-      </w:r>
-      <w:r>
-        <w:t xml:space="preserve">is campaign</w:t>
-      </w:r>
-      <w:r>
-        <w:t xml:space="preserve"> </w:t>
-      </w:r>
-      <w:r>
-        <w:rPr>
-          <w:i/>
-          <w:iCs/>
-        </w:rPr>
-        <w:t xml:space="preserve">c</w:t>
-      </w:r>
-      <w:r>
-        <w:t xml:space="preserve">’s average value,</w:t>
-      </w:r>
-      <w:r>
-        <w:t xml:space="preserve"> </w:t>
-      </w:r>
-      <w:r>
-        <w:rPr>
-          <w:i/>
-          <w:iCs/>
-        </w:rPr>
-        <w:t xml:space="preserve">b</w:t>
-      </w:r>
-      <w:r>
-        <w:rPr>
-          <w:i/>
-          <w:iCs/>
-          <w:vertAlign w:val="subscript"/>
-        </w:rPr>
-        <w:t xml:space="preserve">s</w:t>
-      </w:r>
-      <w:r>
-        <w:t xml:space="preserve"> </w:t>
-      </w:r>
-      <w:r>
-        <w:t xml:space="preserve">segment</w:t>
-      </w:r>
-      <w:r>
-        <w:t xml:space="preserve"> </w:t>
-      </w:r>
-      <w:r>
-        <w:rPr>
-          <w:i/>
-          <w:iCs/>
-        </w:rPr>
-        <w:t xml:space="preserve">s</w:t>
-      </w:r>
-      <w:r>
-        <w:t xml:space="preserve">’s deviation, and</w:t>
-      </w:r>
-      <w:r>
-        <w:t xml:space="preserve"> </w:t>
-      </w:r>
-      <w:r>
-        <w:rPr>
-          <w:i/>
-          <w:iCs/>
-        </w:rPr>
-        <w:t xml:space="preserve">g</w:t>
-      </w:r>
-      <w:r>
-        <w:rPr>
-          <w:i/>
-          <w:iCs/>
-          <w:vertAlign w:val="subscript"/>
-        </w:rPr>
-        <w:t xml:space="preserve">cs</w:t>
-      </w:r>
-      <w:r>
-        <w:t xml:space="preserve"> </w:t>
-      </w:r>
-      <w:r>
-        <w:t xml:space="preserve">the part of the value specific to the pairing. The following fact is the paper’s conceptual backbone.</w:t>
+        <w:t xml:space="preserve">The proof is a two-line expansion of the objective and appears in Appendix A.5.</w:t>
       </w:r>
     </w:p>
     <w:p>
@@ -1902,432 +1419,6 @@
         <w:widowControl w:val="1"/>
       </w:pPr>
       <w:r>
-        <w:rPr>
-          <w:b/>
-          <w:bCs/>
-        </w:rPr>
-        <w:t xml:space="preserve">Proposition 1 (interaction invariance).</w:t>
-      </w:r>
-      <w:r>
-        <w:t xml:space="preserve"> </w:t>
-      </w:r>
-      <w:r>
-        <w:t xml:space="preserve">Let</w:t>
-      </w:r>
-      <w:r>
-        <w:t xml:space="preserve"> </w:t>
-      </w:r>
-      <w:r>
-        <w:rPr>
-          <w:i/>
-          <w:iCs/>
-        </w:rPr>
-        <w:t xml:space="preserve">x</w:t>
-      </w:r>
-      <w:r>
-        <w:t xml:space="preserve"> </w:t>
-      </w:r>
-      <w:r>
-        <w:t xml:space="preserve">and</w:t>
-      </w:r>
-      <w:r>
-        <w:t xml:space="preserve"> </w:t>
-      </w:r>
-      <w:r>
-        <w:rPr>
-          <w:i/>
-          <w:iCs/>
-        </w:rPr>
-        <w:t xml:space="preserve">x′</w:t>
-      </w:r>
-      <w:r>
-        <w:t xml:space="preserve"> </w:t>
-      </w:r>
-      <w:r>
-        <w:t xml:space="preserve">be any two feasible allocations with identical campaign margins (Σ</w:t>
-      </w:r>
-      <w:r>
-        <w:rPr>
-          <w:vertAlign w:val="subscript"/>
-        </w:rPr>
-        <w:t xml:space="preserve">s</w:t>
-      </w:r>
-      <w:r>
-        <w:t xml:space="preserve"> </w:t>
-      </w:r>
-      <w:r>
-        <w:t xml:space="preserve">x</w:t>
-      </w:r>
-      <w:r>
-        <w:rPr>
-          <w:vertAlign w:val="subscript"/>
-        </w:rPr>
-        <w:t xml:space="preserve">c,s</w:t>
-      </w:r>
-      <w:r>
-        <w:t xml:space="preserve"> </w:t>
-      </w:r>
-      <w:r>
-        <w:t xml:space="preserve">= Σ</w:t>
-      </w:r>
-      <w:r>
-        <w:rPr>
-          <w:vertAlign w:val="subscript"/>
-        </w:rPr>
-        <w:t xml:space="preserve">s</w:t>
-      </w:r>
-      <w:r>
-        <w:t xml:space="preserve"> </w:t>
-      </w:r>
-      <w:r>
-        <w:t xml:space="preserve">x′</w:t>
-      </w:r>
-      <w:r>
-        <w:rPr>
-          <w:vertAlign w:val="subscript"/>
-        </w:rPr>
-        <w:t xml:space="preserve">c,s</w:t>
-      </w:r>
-      <w:r>
-        <w:t xml:space="preserve"> </w:t>
-      </w:r>
-      <w:r>
-        <w:t xml:space="preserve">for every</w:t>
-      </w:r>
-      <w:r>
-        <w:t xml:space="preserve"> </w:t>
-      </w:r>
-      <w:r>
-        <w:rPr>
-          <w:i/>
-          <w:iCs/>
-        </w:rPr>
-        <w:t xml:space="preserve">c</w:t>
-      </w:r>
-      <w:r>
-        <w:t xml:space="preserve">) and identical segment margins (Σ</w:t>
-      </w:r>
-      <w:r>
-        <w:rPr>
-          <w:vertAlign w:val="subscript"/>
-        </w:rPr>
-        <w:t xml:space="preserve">c</w:t>
-      </w:r>
-      <w:r>
-        <w:t xml:space="preserve"> </w:t>
-      </w:r>
-      <w:r>
-        <w:t xml:space="preserve">x</w:t>
-      </w:r>
-      <w:r>
-        <w:rPr>
-          <w:vertAlign w:val="subscript"/>
-        </w:rPr>
-        <w:t xml:space="preserve">c,s</w:t>
-      </w:r>
-      <w:r>
-        <w:t xml:space="preserve"> </w:t>
-      </w:r>
-      <w:r>
-        <w:t xml:space="preserve">= Σ</w:t>
-      </w:r>
-      <w:r>
-        <w:rPr>
-          <w:vertAlign w:val="subscript"/>
-        </w:rPr>
-        <w:t xml:space="preserve">c</w:t>
-      </w:r>
-      <w:r>
-        <w:t xml:space="preserve"> </w:t>
-      </w:r>
-      <w:r>
-        <w:t xml:space="preserve">x′</w:t>
-      </w:r>
-      <w:r>
-        <w:rPr>
-          <w:vertAlign w:val="subscript"/>
-        </w:rPr>
-        <w:t xml:space="preserve">c,s</w:t>
-      </w:r>
-      <w:r>
-        <w:t xml:space="preserve"> </w:t>
-      </w:r>
-      <w:r>
-        <w:t xml:space="preserve">for every</w:t>
-      </w:r>
-      <w:r>
-        <w:t xml:space="preserve"> </w:t>
-      </w:r>
-      <w:r>
-        <w:rPr>
-          <w:i/>
-          <w:iCs/>
-        </w:rPr>
-        <w:t xml:space="preserve">s</w:t>
-      </w:r>
-      <w:r>
-        <w:t xml:space="preserve">). Then their values differ only through the interaction term:</w:t>
-      </w:r>
-    </w:p>
-    <w:p>
-      <w:pPr>
-        <w:pStyle w:val="BodyText"/>
-        <w:jc w:val="both"/>
-        <w:keepNext w:val="0"/>
-        <w:keepLines w:val="0"/>
-        <w:widowControl w:val="1"/>
-      </w:pPr>
-      <w:r>
-        <w:t xml:space="preserve">V(x) − V(x′) = Σ</w:t>
-      </w:r>
-      <w:r>
-        <w:rPr>
-          <w:vertAlign w:val="subscript"/>
-        </w:rPr>
-        <w:t xml:space="preserve">c,s</w:t>
-      </w:r>
-      <w:r>
-        <w:t xml:space="preserve"> </w:t>
-      </w:r>
-      <w:r>
-        <w:t xml:space="preserve">( x</w:t>
-      </w:r>
-      <w:r>
-        <w:rPr>
-          <w:vertAlign w:val="subscript"/>
-        </w:rPr>
-        <w:t xml:space="preserve">c,s</w:t>
-      </w:r>
-      <w:r>
-        <w:t xml:space="preserve"> </w:t>
-      </w:r>
-      <w:r>
-        <w:t xml:space="preserve">− x′</w:t>
-      </w:r>
-      <w:r>
-        <w:rPr>
-          <w:vertAlign w:val="subscript"/>
-        </w:rPr>
-        <w:t xml:space="preserve">c,s</w:t>
-      </w:r>
-      <w:r>
-        <w:t xml:space="preserve"> </w:t>
-      </w:r>
-      <w:r>
-        <w:t xml:space="preserve">) · g</w:t>
-      </w:r>
-      <w:r>
-        <w:rPr>
-          <w:vertAlign w:val="subscript"/>
-        </w:rPr>
-        <w:t xml:space="preserve">c,s</w:t>
-      </w:r>
-      <w:r>
-        <w:t xml:space="preserve">.</w:t>
-      </w:r>
-    </w:p>
-    <w:p>
-      <w:pPr>
-        <w:pStyle w:val="BodyText"/>
-        <w:jc w:val="both"/>
-        <w:keepNext w:val="0"/>
-        <w:keepLines w:val="0"/>
-        <w:widowControl w:val="1"/>
-      </w:pPr>
-      <w:r>
-        <w:rPr>
-          <w:b/>
-          <w:bCs/>
-        </w:rPr>
-        <w:t xml:space="preserve">Proof.</w:t>
-      </w:r>
-      <w:r>
-        <w:t xml:space="preserve"> </w:t>
-      </w:r>
-      <w:r>
-        <w:t xml:space="preserve">Expanding the objective, V(x) = Σ</w:t>
-      </w:r>
-      <w:r>
-        <w:rPr>
-          <w:vertAlign w:val="subscript"/>
-        </w:rPr>
-        <w:t xml:space="preserve">c</w:t>
-      </w:r>
-      <w:r>
-        <w:t xml:space="preserve"> </w:t>
-      </w:r>
-      <w:r>
-        <w:t xml:space="preserve">a</w:t>
-      </w:r>
-      <w:r>
-        <w:rPr>
-          <w:vertAlign w:val="subscript"/>
-        </w:rPr>
-        <w:t xml:space="preserve">c</w:t>
-      </w:r>
-      <w:r>
-        <w:t xml:space="preserve"> </w:t>
-      </w:r>
-      <w:r>
-        <w:t xml:space="preserve">(Σ</w:t>
-      </w:r>
-      <w:r>
-        <w:rPr>
-          <w:vertAlign w:val="subscript"/>
-        </w:rPr>
-        <w:t xml:space="preserve">s</w:t>
-      </w:r>
-      <w:r>
-        <w:t xml:space="preserve"> </w:t>
-      </w:r>
-      <w:r>
-        <w:t xml:space="preserve">x</w:t>
-      </w:r>
-      <w:r>
-        <w:rPr>
-          <w:vertAlign w:val="subscript"/>
-        </w:rPr>
-        <w:t xml:space="preserve">c,s</w:t>
-      </w:r>
-      <w:r>
-        <w:t xml:space="preserve">) + Σ</w:t>
-      </w:r>
-      <w:r>
-        <w:rPr>
-          <w:vertAlign w:val="subscript"/>
-        </w:rPr>
-        <w:t xml:space="preserve">s</w:t>
-      </w:r>
-      <w:r>
-        <w:t xml:space="preserve"> </w:t>
-      </w:r>
-      <w:r>
-        <w:t xml:space="preserve">b</w:t>
-      </w:r>
-      <w:r>
-        <w:rPr>
-          <w:vertAlign w:val="subscript"/>
-        </w:rPr>
-        <w:t xml:space="preserve">s</w:t>
-      </w:r>
-      <w:r>
-        <w:t xml:space="preserve"> </w:t>
-      </w:r>
-      <w:r>
-        <w:t xml:space="preserve">(Σ</w:t>
-      </w:r>
-      <w:r>
-        <w:rPr>
-          <w:vertAlign w:val="subscript"/>
-        </w:rPr>
-        <w:t xml:space="preserve">c</w:t>
-      </w:r>
-      <w:r>
-        <w:t xml:space="preserve"> </w:t>
-      </w:r>
-      <w:r>
-        <w:t xml:space="preserve">x</w:t>
-      </w:r>
-      <w:r>
-        <w:rPr>
-          <w:vertAlign w:val="subscript"/>
-        </w:rPr>
-        <w:t xml:space="preserve">c,s</w:t>
-      </w:r>
-      <w:r>
-        <w:t xml:space="preserve">) + Σ</w:t>
-      </w:r>
-      <w:r>
-        <w:rPr>
-          <w:vertAlign w:val="subscript"/>
-        </w:rPr>
-        <w:t xml:space="preserve">c,s</w:t>
-      </w:r>
-      <w:r>
-        <w:t xml:space="preserve"> </w:t>
-      </w:r>
-      <w:r>
-        <w:t xml:space="preserve">x</w:t>
-      </w:r>
-      <w:r>
-        <w:rPr>
-          <w:vertAlign w:val="subscript"/>
-        </w:rPr>
-        <w:t xml:space="preserve">c,s</w:t>
-      </w:r>
-      <w:r>
-        <w:t xml:space="preserve"> </w:t>
-      </w:r>
-      <w:r>
-        <w:t xml:space="preserve">g</w:t>
-      </w:r>
-      <w:r>
-        <w:rPr>
-          <w:vertAlign w:val="subscript"/>
-        </w:rPr>
-        <w:t xml:space="preserve">c,s</w:t>
-      </w:r>
-      <w:r>
-        <w:t xml:space="preserve">. The first sum depends on</w:t>
-      </w:r>
-      <w:r>
-        <w:t xml:space="preserve"> </w:t>
-      </w:r>
-      <w:r>
-        <w:rPr>
-          <w:i/>
-          <w:iCs/>
-        </w:rPr>
-        <w:t xml:space="preserve">x</w:t>
-      </w:r>
-      <w:r>
-        <w:t xml:space="preserve"> </w:t>
-      </w:r>
-      <w:r>
-        <w:t xml:space="preserve">only through the campaign margins, the second only through the segment margins; both are held fixed, so they are equal for</w:t>
-      </w:r>
-      <w:r>
-        <w:t xml:space="preserve"> </w:t>
-      </w:r>
-      <w:r>
-        <w:rPr>
-          <w:i/>
-          <w:iCs/>
-        </w:rPr>
-        <w:t xml:space="preserve">x</w:t>
-      </w:r>
-      <w:r>
-        <w:t xml:space="preserve"> </w:t>
-      </w:r>
-      <w:r>
-        <w:t xml:space="preserve">and</w:t>
-      </w:r>
-      <w:r>
-        <w:t xml:space="preserve"> </w:t>
-      </w:r>
-      <w:r>
-        <w:rPr>
-          <w:i/>
-          <w:iCs/>
-        </w:rPr>
-        <w:t xml:space="preserve">x′</w:t>
-      </w:r>
-      <w:r>
-        <w:t xml:space="preserve"> </w:t>
-      </w:r>
-      <w:r>
-        <w:t xml:space="preserve">and cancel on subtraction. Only the interaction term remains. □</w:t>
-      </w:r>
-    </w:p>
-    <w:p>
-      <w:pPr>
-        <w:pStyle w:val="BodyText"/>
-        <w:jc w:val="both"/>
-        <w:keepNext w:val="0"/>
-        <w:keepLines w:val="0"/>
-        <w:widowControl w:val="1"/>
-      </w:pPr>
-      <w:r>
         <w:t xml:space="preserve">The consequence is that</w:t>
       </w:r>
       <w:r>
@@ -2413,7 +1504,7 @@
         <w:t xml:space="preserve"> </w:t>
       </w:r>
       <w:r>
-        <w:t xml:space="preserve">cannot change a fixed-margin assignment, however much it improves overall CTR prediction. Section 5 turns this into a selection rule. Four corollaries fix the scope precisely.</w:t>
+        <w:t xml:space="preserve">cannot change a fixed-margin assignment, however much it improves overall CTR prediction. Section 4 turns this into a selection rule. Four corollaries fix the scope precisely.</w:t>
       </w:r>
     </w:p>
     <w:p>
@@ -2682,12 +1773,12 @@
         <w:t xml:space="preserve"> </w:t>
       </w:r>
       <w:r>
-        <w:t xml:space="preserve">and any under-delivery penalty) governs, and interaction invariance no longer applies. This is exactly the regime the contention experiments of Section 6 probe, and it is why policy orderings there differ from the feasible case.</w:t>
+        <w:t xml:space="preserve">and any under-delivery penalty) governs, and interaction invariance no longer applies. This is exactly the regime the contention experiments of Section 5 probe, and it is why policy orderings there differ from the feasible case.</w:t>
       </w:r>
     </w:p>
-    <w:bookmarkEnd w:id="16"/>
-    <w:bookmarkEnd w:id="17"/>
-    <w:bookmarkStart w:id="19" w:name="replay-evaluation-protocol"/>
+    <w:bookmarkEnd w:id="12"/>
+    <w:bookmarkEnd w:id="13"/>
+    <w:bookmarkStart w:id="15" w:name="replay-evaluation-protocol"/>
     <w:p>
       <w:pPr>
         <w:pStyle w:val="Heading2"/>
@@ -2696,7 +1787,7 @@
         <w:widowControl w:val="1"/>
       </w:pPr>
       <w:r>
-        <w:t xml:space="preserve">4</w:t>
+        <w:t xml:space="preserve">3</w:t>
       </w:r>
       <w:r>
         <w:t xml:space="preserve"> </w:t>
@@ -2714,7 +1805,7 @@
         <w:widowControl w:val="1"/>
       </w:pPr>
       <w:r>
-        <w:t xml:space="preserve">A synthetic market controls everything (Section 7); real logs control nothing, which is the point. The core experiments replay the public Taobao display-advertising dataset [2, 3]: 26.6 million impressions over 8 days in May 2017, roughly 1.1 million users with declared demographics, and explicit campaign identifiers, an in-vertical commerce-media log rather than a distant analog to an operator’s data (Sections 5 and 6 add Avazu and Outbrain as the churn and contention boundaries). The market is reconstructed from the log itself: campaigns are the top 100 by planning-window volume, each campaign’s quota is the number of impressions it actually received in the serving window, and policies re-pair the identical impression stream, so the counterfactual is</w:t>
+        <w:t xml:space="preserve">A synthetic market controls everything (Appendix A.3); real logs control nothing, which is the point. The core experiments replay the public Taobao display-advertising dataset [2, 3]: 26.6 million impressions over 8 days in May 2017, roughly 1.1 million users with declared demographics, and explicit campaign identifiers, an in-vertical commerce-media log rather than a distant analog to an operator’s data (Sections 4 and 5 add Avazu and Outbrain as the churn and contention boundaries). The market is reconstructed from the log itself: campaigns are the top 100 by planning-window volume, each campaign’s quota is the number of impressions it actually received in the serving window, and policies re-pair the identical impression stream, so the counterfactual is</w:t>
       </w:r>
       <w:r>
         <w:t xml:space="preserve"> </w:t>
@@ -2819,10 +1910,10 @@
         <w:t xml:space="preserve">c</w:t>
       </w:r>
       <w:r>
-        <w:t xml:space="preserve"> − t/T) after each impression with η set to half the global click rate; it consults no plan. Reported errors are the scoring table’s closed-form binomial variance propagated through each comparison’s assignment difference; the across-fold spread of the five per-fold lifts independently reproduces the same standard error, and the all-folds-positive sign pattern supports the parametric statement distribution-free. The uniform control defends the harness; a further check defends the scorer itself: standardizing the scoring table along the strongest observable within-cell covariate the segmentation does not use (each user’s own training-window click propensity) shifts the headline lifts by at most +0.3pp, upward, so observable within-cell selection in the logged exposures does not account for the measured gains. Support is also measured directly: only 6% of the planned policy’s assignment mass (and 5% of the re-paired mass) lands in cells with fewer than 100 logged serving-window impressions, and scoring those thin cells with a pooled campaign-level fallback moves the headline from +3.46% to +2.99%; the counterfactual rests almost entirely on well-supported cells. (Forcing the fallback on all cells below 1,000 impressions, 78% of the mass, collapses the lift toward zero, as it must: a campaign-constant scorer deletes the interaction dimension, and under fixed quotas every assignment then scores equally, the same argument as the uniform control.) The replay isolates the architecture’s allocation core, plan against serving policy at segment granularity: every campaign is eligible on every segment, and the per-subscriber serving components of Appendix A.2 (soft-membership blending, frequency caps, threshold pacing) operate below this granularity and are not exercised by these experiments.</w:t>
+        <w:t xml:space="preserve"> − t/T) after each impression with η set to half the global click rate; it consults no plan. Reported errors are the scoring table’s closed-form binomial variance propagated through each comparison’s assignment difference; the across-fold spread of the five per-fold lifts independently reproduces the same standard error, and the all-folds-positive sign pattern supports the parametric statement distribution-free. The uniform control defends the harness; a further check defends the scorer itself: standardizing the scoring table along the strongest observable within-cell covariate the segmentation does not use (each user’s own training-window click propensity) shifts the headline lifts by at most +0.3pp, upward, so observable within-cell selection in the logged exposures does not account for the measured gains. Support is also measured directly: only 6% of the planned policy’s assignment mass (and 5% of the re-paired mass) lands in cells with fewer than 100 logged serving-window impressions, and scoring those thin cells with a pooled campaign-level fallback moves the headline from +3.46% to +2.99%; the counterfactual rests almost entirely on well-supported cells. (Forcing the fallback on all cells below 1,000 impressions, 78% of the mass, collapses the lift toward zero, as it must: a campaign-constant scorer deletes the interaction dimension, and under fixed quotas every assignment then scores equally, the same argument as the uniform control.) The replay isolates the architecture’s allocation core, plan against serving policy at segment granularity: every campaign is eligible on every segment, and the per-subscriber serving components of Appendix A.5 (soft-membership blending, frequency caps, threshold pacing) operate below this granularity and are not exercised by these experiments.</w:t>
       </w:r>
     </w:p>
-    <w:bookmarkStart w:id="18" w:name="X888dfabe7f5ac870af14768d223c176646b6318"/>
+    <w:bookmarkStart w:id="14" w:name="X888dfabe7f5ac870af14768d223c176646b6318"/>
     <w:p>
       <w:pPr>
         <w:pStyle w:val="Heading3"/>
@@ -2831,7 +1922,7 @@
         <w:widowControl w:val="1"/>
       </w:pPr>
       <w:r>
-        <w:t xml:space="preserve">4.1</w:t>
+        <w:t xml:space="preserve">3.1</w:t>
       </w:r>
       <w:r>
         <w:t xml:space="preserve"> </w:t>
@@ -2861,9 +1952,9 @@
         <w:t xml:space="preserve">. The logging policy is the real exposure pattern; clicks are then sampled ∼ Bernoulli(θ) on the real exposures to fit a planning table (days 9–11) and an independent scoring table (days 12–13), so both tables carry realistic estimation noise and θ itself never scores anything the planner sees. Five policies (greedy, static plan, periodic re-solve, fixed optimal dual, entropic Dual Mirror Descent) then replay the day 12–13 stream, and each assignment is scored twice: under the noisy table, exactly as the paper reports, and under θ, which only this controlled setting makes available. At realistic interaction strength the model-scored replay recovers the decision that matters: every strong policy is correctly separated from greedy, the model-scored ranking matches the true ranking (Spearman 1.00 at κ=1.0, 0.90 at κ=1.5), the model selects the truly best policy in both cases, and the estimated greedy-relative lift sits within about 1.4 percentage points of its true value. The limit is also visible: when the interaction is amplified beyond the level seen in the real data (κ=2.0), the top policies bunch within roughly 0.3 points of one another under the true response, and the noisy table reorders those near-ties (Spearman 0.70), selecting the entropic dual over the static plan when the plan is in fact marginally better. Model-scored replay is therefore trustworthy for the claims this paper makes, which separate a strong tier from greedy and identify a robust re-solve or plan policy, and it should not be read as resolving fine differences among near-tied top policies. The recovery does not depend on a benign logging policy. Repeating the benchmark with a deliberately adversarial logger, one that selects on the outcome itself so high-response cells are over-observed and low-response cells starve, the worst case for a scorer fit on logged data, still identifies the true best policy at both signal strengths (rank correlation 0.90 and 1.00), at the cost of a small upward bias, under 1.2 percentage points, from the optimistic tables that outcome-selected logging produces. The benchmark and its adversarial variant are released with the replication package.</w:t>
       </w:r>
     </w:p>
-    <w:bookmarkEnd w:id="18"/>
-    <w:bookmarkEnd w:id="19"/>
-    <w:bookmarkStart w:id="20" w:name="the-persistence-rule"/>
+    <w:bookmarkEnd w:id="14"/>
+    <w:bookmarkEnd w:id="15"/>
+    <w:bookmarkStart w:id="16" w:name="the-persistence-rule"/>
     <w:p>
       <w:pPr>
         <w:pStyle w:val="Heading2"/>
@@ -2872,7 +1963,7 @@
         <w:widowControl w:val="1"/>
       </w:pPr>
       <w:r>
-        <w:t xml:space="preserve">5</w:t>
+        <w:t xml:space="preserve">4</w:t>
       </w:r>
       <w:r>
         <w:t xml:space="preserve"> </w:t>
@@ -4302,7 +3393,7 @@
         <w:t xml:space="preserve">persistence, not granularity, carries the value</w:t>
       </w:r>
       <w:r>
-        <w:t xml:space="preserve">: eight segments on the persistent axis beat 168 finer ones, because finer cells add estimation noise and re-pairing churn faster than they add exploitable signal; and the right granularity scales with per-cell data density (in a 500-campaign market, four tiers beat eight). The density component is not free of tension: eight tiers give the larger edge over greedy, yet four tiers separate more decisively from the adaptive baseline, so the depth that maximizes the gap depends on which competitor one measures against; we pre-commit to the greedy-referenced choice and report both. Third, the persistence measurement itself is the deployable design rule: before segmenting, correlate double-centered interaction residuals across adjacent planning windows, and segment only on axes that persist. The rule generalizes: on a second public log (Avazu, 40.4M mobile impressions [4]), the same measurement ranks page category as the most persistent axis (r = 0.88) and, in both datasets, time-of-day as the least, confirming that time belongs to the pacing loop, not to segmentation. Avazu’s own replay is where the rule earns its boundary: a plan fitted on a full prior window and served for a whole day is negative on three of five days, because Avazu’s ad portfolio and delivery mix turn over within a day. The persistence measurement implies a re-planning timescale, and re-planning at that timescale (every 50,000 impressions) turns the same market positive on all five days (+6.5%, +8.3%, +1.7%, +2.7%, +0.5% over greedy), confirming the mechanism and the stability condition Section 11 states. With that rule applied, the replayed policies capture 85–91% of the hindsight bound; the residual is the estimation noise and week-over-week drift that the pacing loop of Appendix A.2 exists to absorb.</w:t>
+        <w:t xml:space="preserve">: eight segments on the persistent axis beat 168 finer ones, because finer cells add estimation noise and re-pairing churn faster than they add exploitable signal; and the right granularity scales with per-cell data density (in a 500-campaign market, four tiers beat eight). The density component is not free of tension: eight tiers give the larger edge over greedy, yet four tiers separate more decisively from the adaptive baseline, so the depth that maximizes the gap depends on which competitor one measures against; we pre-commit to the greedy-referenced choice and report both. Third, the persistence measurement itself is the deployable design rule: before segmenting, correlate double-centered interaction residuals across adjacent planning windows, and segment only on axes that persist. The rule generalizes: on a second public log (Avazu, 40.4M mobile impressions [4]), the same measurement ranks page category as the most persistent axis (r = 0.88) and, in both datasets, time-of-day as the least, confirming that time belongs to the pacing loop, not to segmentation. Avazu’s own replay is where the rule earns its boundary: a plan fitted on a full prior window and served for a whole day is negative on three of five days, because Avazu’s ad portfolio and delivery mix turn over within a day. The persistence measurement implies a re-planning timescale, and re-planning at that timescale (every 50,000 impressions) turns the same market positive on all five days (+6.5%, +8.3%, +1.7%, +2.7%, +0.5% over greedy), confirming the mechanism and the stability condition Section 9 states. With that rule applied, the replayed policies capture 85–91% of the hindsight bound; the residual is the estimation noise and week-over-week drift that the pacing loop of Appendix A.5 exists to absorb.</w:t>
       </w:r>
     </w:p>
     <w:p>
@@ -4894,7 +3985,7 @@
         <w:t xml:space="preserve">s</w:t>
       </w:r>
       <w:r>
-        <w:t xml:space="preserve"> ≪ 1 on the segments that carry the interaction) the achievable allocation gain is bounded and small whatever the segmentation, because greedy already leaves little on the table; the persistence probe then identifies the right axis but the market does not reward acting on it. This is a pre-deployment quantity, computed before any serving, and it is what separates the two markets in Section 6: contended Taobao rewards the segmentation, uncontended Outbrain does not until the demand regime is stressed.</w:t>
+        <w:t xml:space="preserve"> ≪ 1 on the segments that carry the interaction) the achievable allocation gain is bounded and small whatever the segmentation, because greedy already leaves little on the table; the persistence probe then identifies the right axis but the market does not reward acting on it. This is a pre-deployment quantity, computed before any serving, and it is what separates the two markets in Section 5: contended Taobao rewards the segmentation, uncontended Outbrain does not until the demand regime is stressed.</w:t>
       </w:r>
     </w:p>
     <w:p>
@@ -4963,8 +4054,8 @@
         <w:t xml:space="preserve">, the criterion keeps eight tiers at top-100 and four at top-500, matching the ablation optima above. The threshold is an order-of-magnitude reliability target rather than a constant validated out of sample, so we report depth selection as density-guided rather than fully closed; the axis and abstain decisions are the parts of Algorithm 1 that run without any such tuning.</w:t>
       </w:r>
     </w:p>
-    <w:bookmarkEnd w:id="20"/>
-    <w:bookmarkStart w:id="24" w:name="the-regime-map"/>
+    <w:bookmarkEnd w:id="16"/>
+    <w:bookmarkStart w:id="20" w:name="the-regime-map"/>
     <w:p>
       <w:pPr>
         <w:pStyle w:val="Heading2"/>
@@ -4973,7 +4064,7 @@
         <w:widowControl w:val="1"/>
       </w:pPr>
       <w:r>
-        <w:t xml:space="preserve">6</w:t>
+        <w:t xml:space="preserve">5</w:t>
       </w:r>
       <w:r>
         <w:t xml:space="preserve"> </w:t>
@@ -6113,18 +5204,18 @@
                 <wp:inline>
                   <wp:extent cx="5943600" cy="2889250"/>
                   <wp:effectExtent b="0" l="0" r="0" t="0"/>
-                  <wp:docPr descr="Figure 2" title="" id="22" name="Picture"/>
+                  <wp:docPr descr="Figure 1" title="" id="18" name="Picture"/>
                   <a:graphic>
                     <a:graphicData uri="http://schemas.openxmlformats.org/drawingml/2006/picture">
                       <pic:pic>
                         <pic:nvPicPr>
-                          <pic:cNvPr descr="figs2col/fig2.png" id="23" name="Picture"/>
+                          <pic:cNvPr descr="figs2col/fig1.png" id="19" name="Picture"/>
                           <pic:cNvPicPr>
                             <a:picLocks noChangeArrowheads="1" noChangeAspect="1"/>
                           </pic:cNvPicPr>
                         </pic:nvPicPr>
                         <pic:blipFill>
-                          <a:blip r:embed="rId21"/>
+                          <a:blip r:embed="rId17"/>
                           <a:stretch>
                             <a:fillRect/>
                           </a:stretch>
@@ -6168,7 +5259,7 @@
           <w:b/>
           <w:i/>
         </w:rPr>
-        <w:t>Figure 2.</w:t>
+        <w:t>Figure 1.</w:t>
       </w:r>
       <w:r>
         <w:rPr>
@@ -6182,7 +5273,7 @@
           <w:b w:val="0"/>
           <w:i/>
         </w:rPr>
-        <w:t>The regime map as a deployment chart. Each curve is one policy’s lift over greedy serving (walk-forward mean, Taobao top-100, pre-committed 8-tier segmentation) as quotas are scaled above deliverable supply. Of the four policies plotted, the re-solved plan is the only one that stays above greedy across the whole contention range; every online price-learning method crosses into the shaded loss region, in order of update aggressiveness (scalar first, then Euclidean, then entropic mirror descent). The static plan and the fixed optimal dual, omitted to keep the chart legible, also stay non-negative under the click objective (Section 6 table). An operator reads the horizontal axis from the pre-deployment contention ratio of Algorithm 1, step 6, and the chart says when planning is worth the effort and which pacing to trust.</w:t>
+        <w:t>The regime map as a deployment chart. Each curve is one policy’s lift over greedy serving (walk-forward mean, Taobao top-100, pre-committed 8-tier segmentation) as quotas are scaled above deliverable supply. Of the four policies plotted, the re-solved plan is the only one that stays above greedy across the whole contention range; every online price-learning method crosses into the shaded loss region, in order of update aggressiveness (scalar first, then Euclidean, then entropic mirror descent). The static plan and the fixed optimal dual, omitted to keep the chart legible, also stay non-negative under the click objective (Section 5 table). An operator reads the horizontal axis from the pre-deployment contention ratio of Algorithm 1, step 6, and the chart says when planning is worth the effort and which pacing to trust.</w:t>
       </w:r>
     </w:p>
     <w:p>
@@ -6293,7 +5384,7 @@
         <w:widowControl w:val="1"/>
       </w:pPr>
       <w:r>
-        <w:t xml:space="preserve">At exact feasibility all seven policies cluster within a point; most of the value is the forecast itself, which each consumes. Under contention they separate, and the separation is a spectrum set by how the prices are obtained (Figure 2). Adaptation degrades with the update rule: the scalar controller weakens first (+0.7% at 110% quotas, −6.9% at 150%), Euclidean mirror descent holds to 110% then falls (−4.8% at 150%), and even the strongest adaptive method, entropic mirror descent, tracks the re-solved plan through 125% over-subscription (+3.06% versus +3.39%) before turning slightly negative at 150% (−0.5%). The policies that obtain prices by solving rather than learning them online, the static plan, the re-solved plan, and the fixed optimal dual, are the ones that stay non-negative across the range; the re-solved plan holds the largest margin under contention (+2.2% to +4.3%), while the static plan’s edge narrows to within noise at the heaviest over-subscription (+0.28% at 150%). The semi-synthetic benchmark of Section 4.1 bounds what this table can resolve: gaps at or below roughly 0.3 points, the feasibility row where every policy clusters and the re-solve-versus-entropic-DMD cell at 125%, are within the protocol’s resolution and are not read here as an ordering; the collapses that carry the argument, 3 to 45 points, are far outside it. Two conclusions follow. First, the failure under heavy over-subscription is shared by every adaptive dual-price method we test, modern mirror descent included; a well-chosen adaptive method (entropic DMD) is nonetheless competitive through moderate contention, so the claim is about the heavy-contention regime, not adaptation in general. Second, the fixed optimal dual’s survival under this objective shows per-campaign pricing itself is not the problem, as linear-programming duality predicts: a static optimal price vector can carry the allocation. What fails as contention grows is learning that vector online. This second conclusion holds under the click objective: the revenue results below show a one-shot optimal dual mispricing campaigns when the realized arrival order departs from the fluid plan its prices were solved against. The sharper claim, that prices should be</w:t>
+        <w:t xml:space="preserve">At exact feasibility all seven policies cluster within a point; most of the value is the forecast itself, which each consumes. Under contention they separate, and the separation is a spectrum set by how the prices are obtained (Figure 1). Adaptation degrades with the update rule: the scalar controller weakens first (+0.7% at 110% quotas, −6.9% at 150%), Euclidean mirror descent holds to 110% then falls (−4.8% at 150%), and even the strongest adaptive method, entropic mirror descent, tracks the re-solved plan through 125% over-subscription (+3.06% versus +3.39%) before turning slightly negative at 150% (−0.5%). The policies that obtain prices by solving rather than learning them online, the static plan, the re-solved plan, and the fixed optimal dual, are the ones that stay non-negative across the range; the re-solved plan holds the largest margin under contention (+2.2% to +4.3%), while the static plan’s edge narrows to within noise at the heaviest over-subscription (+0.28% at 150%). The semi-synthetic benchmark of Section 3.1 bounds what this table can resolve: gaps at or below roughly 0.3 points, the feasibility row where every policy clusters and the re-solve-versus-entropic-DMD cell at 125%, are within the protocol’s resolution and are not read here as an ordering; the collapses that carry the argument, 3 to 45 points, are far outside it. Two conclusions follow. First, the failure under heavy over-subscription is shared by every adaptive dual-price method we test, modern mirror descent included; a well-chosen adaptive method (entropic DMD) is nonetheless competitive through moderate contention, so the claim is about the heavy-contention regime, not adaptation in general. Second, the fixed optimal dual’s survival under this objective shows per-campaign pricing itself is not the problem, as linear-programming duality predicts: a static optimal price vector can carry the allocation. What fails as contention grows is learning that vector online. This second conclusion holds under the click objective: the revenue results below show a one-shot optimal dual mispricing campaigns when the realized arrival order departs from the fluid plan its prices were solved against. The sharper claim, that prices should be</w:t>
       </w:r>
       <w:r>
         <w:t xml:space="preserve"> </w:t>
@@ -6415,11 +5506,11 @@
         <w:widowControl w:val="1"/>
       </w:pPr>
       <w:r>
-        <w:t xml:space="preserve">Three robustness checks anchor the table. The headline planned-versus-greedy comparison survives a user-clustered bootstrap (z = +4.55) and an across-fold t-test (t(4) = +5.50); at exact feasibility the strong policies are statistically close, so the ordering across contention regimes, not any single feasibility cell, is the claim. Re-pairing the impression stream changes per-user exposure composition; re-scoring under a first-exposure table (each user’s first impression of each campaign only, which removes repeat-exposure composition) moves the headline from +3.46% to +3.88%, so exposure fatigue does not manufacture the result. The regime map is a single-market result: the over-subscription sweep is run on the Taobao top-100 reconstruction, while Avazu contributes only the stability boundary. The z-values in the table above the headline row come from the parametric binomial model; the conclusions that rest on them (the re-solved plan’s dominance at every over-subscribed scale, the dual collapse) hold with the same sign and comparable magnitude under the user-clustered bootstrap where we recomputed them. The remaining, and inherent, limitation is that these are model-scored expected clicks: an outcome-grounded estimate is possible only on the 2–2.4% of impressions where a policy’s choice coincides with the logged action, a subset both tiny and selected toward the logging policy. On it, a self-normalized inverse-propensity estimate with an estimated segment-level logging propensity puts planned within ±1pp of greedy at t(4) = −0.5, that is, inconclusive; the matched-subset calibration shows the model scorer understates realized CTR slightly and symmetrically for both policies (about 6.8% realized versus 6.5% modeled), so it is not inflating the gap. Public logs cannot close this gap; only an interventional deployment can.</w:t>
+        <w:t xml:space="preserve">A battery of robustness checks anchors the table (a user-clustered bootstrap at z = +4.55, an across-fold t-test, a first-exposure fatigue control, a support audit, and a propensity-weighted outcome bracket); none overturns the ordering, and an outcome-grounded estimate on the small logging-matched subset is inconclusive, the inherent limit of public-log evaluation. Appendix A.4 reports them in full.</w:t>
       </w:r>
     </w:p>
-    <w:bookmarkEnd w:id="24"/>
-    <w:bookmarkStart w:id="28" w:name="simulation-as-calibration"/>
+    <w:bookmarkEnd w:id="20"/>
+    <w:bookmarkStart w:id="21" w:name="a-reference-serving-architecture"/>
     <w:p>
       <w:pPr>
         <w:pStyle w:val="Heading2"/>
@@ -6428,13 +5519,13 @@
         <w:widowControl w:val="1"/>
       </w:pPr>
       <w:r>
-        <w:t xml:space="preserve">7</w:t>
+        <w:t xml:space="preserve">6</w:t>
       </w:r>
       <w:r>
         <w:t xml:space="preserve"> </w:t>
       </w:r>
       <w:r>
-        <w:t xml:space="preserve">Simulation as calibration</w:t>
+        <w:t xml:space="preserve">A reference serving architecture</w:t>
       </w:r>
     </w:p>
     <w:p>
@@ -6446,7 +5537,7 @@
         <w:widowControl w:val="1"/>
       </w:pPr>
       <w:r>
-        <w:t xml:space="preserve">The regime map of Section 6 was measured by a replay harness; this section calibrates that harness on a fully synthetic market where ground truth is known and every quantity is controlled. The four-subscriber example of Section 2 proves the mechanism exists; a Monte-Carlo simulation quantifies it at realistic scale. Each replication generates a synthetic market: 60 segments with lognormal traffic (about 200,000 impression opportunities), 25 campaigns whose quotas sell 80% of expected inventory, per-impression prices drawn uniformly on [$0.05, $0.30] and per-click prices on [$0.50, $3.00], and click probabilities from a campaign-audience affinity model (each campaign genuinely fits some audiences better than others, with rates spanning 0.1%–8%). Each campaign is eligible, by targeting, on roughly 60% of segments.</w:t>
+        <w:t xml:space="preserve">This section describes the deployment design that motivated the study: an operator-grade two-stage architecture that compiles the allocation plan into constant-time lookup serving. It is a design sketch: the experiments of Sections 3–5 validate the allocation core (plan versus serving policy at segment granularity), not the per-subscriber machinery described here.</w:t>
       </w:r>
     </w:p>
     <w:p>
@@ -6458,68 +5549,7 @@
         <w:widowControl w:val="1"/>
       </w:pPr>
       <w:r>
-        <w:t xml:space="preserve">Two policies then serve the</w:t>
-      </w:r>
-      <w:r>
-        <w:t xml:space="preserve"> </w:t>
-      </w:r>
-      <w:r>
-        <w:rPr>
-          <w:i/>
-          <w:iCs/>
-        </w:rPr>
-        <w:t xml:space="preserve">identical</w:t>
-      </w:r>
-      <w:r>
-        <w:t xml:space="preserve"> </w:t>
-      </w:r>
-      <w:r>
-        <w:t xml:space="preserve">event stream under identical quotas, prices, probabilities, and targeting. The</w:t>
-      </w:r>
-      <w:r>
-        <w:t xml:space="preserve"> </w:t>
-      </w:r>
-      <w:r>
-        <w:rPr>
-          <w:b/>
-          <w:bCs/>
-        </w:rPr>
-        <w:t xml:space="preserve">greedy</w:t>
-      </w:r>
-      <w:r>
-        <w:t xml:space="preserve"> </w:t>
-      </w:r>
-      <w:r>
-        <w:t xml:space="preserve">policy is the conventional per-event rule: serve the eligible, quota-remaining campaign with the highest immediate expected revenue. The</w:t>
-      </w:r>
-      <w:r>
-        <w:t xml:space="preserve"> </w:t>
-      </w:r>
-      <w:r>
-        <w:rPr>
-          <w:b/>
-          <w:bCs/>
-        </w:rPr>
-        <w:t xml:space="preserve">planned</w:t>
-      </w:r>
-      <w:r>
-        <w:t xml:space="preserve"> </w:t>
-      </w:r>
-      <w:r>
-        <w:t xml:space="preserve">policy solves the linear program of Section 3 offline on the traffic forecast, then serves each event by drawing down the planned allocation, falling back to greedy where the plan is locally exhausted. The plan never sees the realized traffic; events are drawn randomly around the forecast, so the planned policy faces genuine forecast error. A third quantity, the</w:t>
-      </w:r>
-      <w:r>
-        <w:t xml:space="preserve"> </w:t>
-      </w:r>
-      <w:r>
-        <w:rPr>
-          <w:b/>
-          <w:bCs/>
-        </w:rPr>
-        <w:t xml:space="preserve">hindsight bound</w:t>
-      </w:r>
-      <w:r>
-        <w:t xml:space="preserve">, is the offline optimum computed on the traffic that actually occurred; no online policy can exceed it.</w:t>
+        <w:t xml:space="preserve">The design targets the operator’s data position. A web ad network observes a browser: a resettable, unverified cookie, activity on the sites it instruments, and demographics inferred by guesswork. A network operator observes a customer: a verified identity anchored in a billing account, declared attributes, financial signals, and, because all browsing crosses the gateway, complete response attribution joined under one stable identifier.</w:t>
       </w:r>
     </w:p>
     <w:tbl>
@@ -6574,774 +5604,6 @@
                 <w:b/>
                 <w:sz w:val="19"/>
               </w:rPr>
-              <w:t xml:space="preserve">Measure (20 replications)</w:t>
-            </w:r>
-          </w:p>
-        </w:tc>
-        <w:tc>
-          <w:tcPr>
-            <w:shd w:fill="EEF3F7"/>
-            <w:tcBorders>
-              <w:left w:val="nil"/>
-              <w:right w:val="nil"/>
-              <w:top w:val="nil"/>
-              <w:bottom w:val="single" w:sz="8" w:color="9FB0C2"/>
-            </w:tcBorders>
-            <w:vAlign w:val="center"/>
-          </w:tcPr>
-          <w:p>
-            <w:pPr>
-              <w:pStyle w:val="Compact"/>
-              <w:spacing w:before="0" w:after="20" w:line="240" w:lineRule="auto"/>
-              <w:jc w:val="center"/>
-              <w:suppressAutoHyphens/>
-              <w:keepNext w:val="0"/>
-              <w:keepLines/>
-              <w:widowControl w:val="1"/>
-            </w:pPr>
-            <w:r>
-              <w:rPr>
-                <w:rFonts w:ascii="Georgia" w:hAnsi="Georgia"/>
-                <w:b/>
-                <w:sz w:val="19"/>
-              </w:rPr>
-              <w:t xml:space="preserve">Mean</w:t>
-            </w:r>
-          </w:p>
-        </w:tc>
-        <w:tc>
-          <w:tcPr>
-            <w:shd w:fill="EEF3F7"/>
-            <w:tcBorders>
-              <w:left w:val="nil"/>
-              <w:right w:val="nil"/>
-              <w:top w:val="nil"/>
-              <w:bottom w:val="single" w:sz="8" w:color="9FB0C2"/>
-            </w:tcBorders>
-            <w:vAlign w:val="center"/>
-          </w:tcPr>
-          <w:p>
-            <w:pPr>
-              <w:pStyle w:val="Compact"/>
-              <w:spacing w:before="0" w:after="20" w:line="240" w:lineRule="auto"/>
-              <w:jc w:val="center"/>
-              <w:suppressAutoHyphens/>
-              <w:keepNext w:val="0"/>
-              <w:keepLines/>
-              <w:widowControl w:val="1"/>
-            </w:pPr>
-            <w:r>
-              <w:rPr>
-                <w:rFonts w:ascii="Georgia" w:hAnsi="Georgia"/>
-                <w:b/>
-                <w:sz w:val="19"/>
-              </w:rPr>
-              <w:t xml:space="preserve">Range</w:t>
-            </w:r>
-          </w:p>
-        </w:tc>
-      </w:tr>
-      <w:tr>
-        <w:tc>
-          <w:tcPr>
-            <w:tcBorders>
-              <w:left w:val="nil"/>
-              <w:right w:val="nil"/>
-              <w:top w:val="nil"/>
-              <w:bottom w:val="single" w:sz="4" w:color="D9E1E8"/>
-            </w:tcBorders>
-            <w:vAlign w:val="center"/>
-          </w:tcPr>
-          <w:p>
-            <w:pPr>
-              <w:pStyle w:val="Compact"/>
-              <w:spacing w:before="0" w:after="20" w:line="240" w:lineRule="auto"/>
-              <w:jc w:val="center"/>
-              <w:suppressAutoHyphens/>
-              <w:keepNext w:val="0"/>
-              <w:keepLines/>
-              <w:widowControl w:val="1"/>
-            </w:pPr>
-            <w:r>
-              <w:rPr>
-                <w:rFonts w:ascii="Georgia" w:hAnsi="Georgia"/>
-                <w:sz w:val="19"/>
-              </w:rPr>
-              <w:t xml:space="preserve">Revenue lift, planned over greedy</w:t>
-            </w:r>
-          </w:p>
-        </w:tc>
-        <w:tc>
-          <w:tcPr>
-            <w:tcBorders>
-              <w:left w:val="nil"/>
-              <w:right w:val="nil"/>
-              <w:top w:val="nil"/>
-              <w:bottom w:val="single" w:sz="4" w:color="D9E1E8"/>
-            </w:tcBorders>
-            <w:vAlign w:val="center"/>
-          </w:tcPr>
-          <w:p>
-            <w:pPr>
-              <w:pStyle w:val="Compact"/>
-              <w:spacing w:before="0" w:after="20" w:line="240" w:lineRule="auto"/>
-              <w:jc w:val="center"/>
-              <w:suppressAutoHyphens/>
-              <w:keepNext w:val="0"/>
-              <w:keepLines/>
-              <w:widowControl w:val="1"/>
-            </w:pPr>
-            <w:r>
-              <w:rPr>
-                <w:rFonts w:ascii="Georgia" w:hAnsi="Georgia"/>
-                <w:sz w:val="19"/>
-              </w:rPr>
-              <w:t xml:space="preserve">+6.5%</w:t>
-            </w:r>
-          </w:p>
-        </w:tc>
-        <w:tc>
-          <w:tcPr>
-            <w:tcBorders>
-              <w:left w:val="nil"/>
-              <w:right w:val="nil"/>
-              <w:top w:val="nil"/>
-              <w:bottom w:val="single" w:sz="4" w:color="D9E1E8"/>
-            </w:tcBorders>
-            <w:vAlign w:val="center"/>
-          </w:tcPr>
-          <w:p>
-            <w:pPr>
-              <w:pStyle w:val="Compact"/>
-              <w:spacing w:before="0" w:after="20" w:line="240" w:lineRule="auto"/>
-              <w:jc w:val="center"/>
-              <w:suppressAutoHyphens/>
-              <w:keepNext w:val="0"/>
-              <w:keepLines/>
-              <w:widowControl w:val="1"/>
-            </w:pPr>
-            <w:r>
-              <w:rPr>
-                <w:rFonts w:ascii="Georgia" w:hAnsi="Georgia"/>
-                <w:sz w:val="19"/>
-              </w:rPr>
-              <w:t xml:space="preserve">+4.1% to +8.8%</w:t>
-            </w:r>
-          </w:p>
-        </w:tc>
-      </w:tr>
-      <w:tr>
-        <w:tc>
-          <w:tcPr>
-            <w:tcBorders>
-              <w:left w:val="nil"/>
-              <w:right w:val="nil"/>
-              <w:top w:val="nil"/>
-              <w:bottom w:val="single" w:sz="4" w:color="D9E1E8"/>
-            </w:tcBorders>
-            <w:vAlign w:val="center"/>
-          </w:tcPr>
-          <w:p>
-            <w:pPr>
-              <w:pStyle w:val="Compact"/>
-              <w:spacing w:before="0" w:after="20" w:line="240" w:lineRule="auto"/>
-              <w:jc w:val="center"/>
-              <w:suppressAutoHyphens/>
-              <w:keepNext w:val="0"/>
-              <w:keepLines/>
-              <w:widowControl w:val="1"/>
-            </w:pPr>
-            <w:r>
-              <w:rPr>
-                <w:rFonts w:ascii="Georgia" w:hAnsi="Georgia"/>
-                <w:sz w:val="19"/>
-              </w:rPr>
-              <w:t xml:space="preserve">Expected-click lift, planned over greedy</w:t>
-            </w:r>
-          </w:p>
-        </w:tc>
-        <w:tc>
-          <w:tcPr>
-            <w:tcBorders>
-              <w:left w:val="nil"/>
-              <w:right w:val="nil"/>
-              <w:top w:val="nil"/>
-              <w:bottom w:val="single" w:sz="4" w:color="D9E1E8"/>
-            </w:tcBorders>
-            <w:vAlign w:val="center"/>
-          </w:tcPr>
-          <w:p>
-            <w:pPr>
-              <w:pStyle w:val="Compact"/>
-              <w:spacing w:before="0" w:after="20" w:line="240" w:lineRule="auto"/>
-              <w:jc w:val="center"/>
-              <w:suppressAutoHyphens/>
-              <w:keepNext w:val="0"/>
-              <w:keepLines/>
-              <w:widowControl w:val="1"/>
-            </w:pPr>
-            <w:r>
-              <w:rPr>
-                <w:rFonts w:ascii="Georgia" w:hAnsi="Georgia"/>
-                <w:sz w:val="19"/>
-              </w:rPr>
-              <w:t xml:space="preserve">+33.0%</w:t>
-            </w:r>
-          </w:p>
-        </w:tc>
-        <w:tc>
-          <w:tcPr>
-            <w:tcBorders>
-              <w:left w:val="nil"/>
-              <w:right w:val="nil"/>
-              <w:top w:val="nil"/>
-              <w:bottom w:val="single" w:sz="4" w:color="D9E1E8"/>
-            </w:tcBorders>
-            <w:vAlign w:val="center"/>
-          </w:tcPr>
-          <w:p>
-            <w:pPr>
-              <w:pStyle w:val="Compact"/>
-              <w:spacing w:before="0" w:after="20" w:line="240" w:lineRule="auto"/>
-              <w:jc w:val="center"/>
-              <w:suppressAutoHyphens/>
-              <w:keepNext w:val="0"/>
-              <w:keepLines/>
-              <w:widowControl w:val="1"/>
-            </w:pPr>
-            <w:r>
-              <w:rPr>
-                <w:rFonts w:ascii="Georgia" w:hAnsi="Georgia"/>
-                <w:sz w:val="19"/>
-              </w:rPr>
-              <w:t xml:space="preserve">+22.9% to +40.6%</w:t>
-            </w:r>
-          </w:p>
-        </w:tc>
-      </w:tr>
-      <w:tr>
-        <w:tc>
-          <w:tcPr>
-            <w:tcBorders>
-              <w:left w:val="nil"/>
-              <w:right w:val="nil"/>
-              <w:top w:val="nil"/>
-              <w:bottom w:val="single" w:sz="4" w:color="D9E1E8"/>
-            </w:tcBorders>
-            <w:vAlign w:val="center"/>
-          </w:tcPr>
-          <w:p>
-            <w:pPr>
-              <w:pStyle w:val="Compact"/>
-              <w:spacing w:before="0" w:after="20" w:line="240" w:lineRule="auto"/>
-              <w:jc w:val="center"/>
-              <w:suppressAutoHyphens/>
-              <w:keepNext w:val="0"/>
-              <w:keepLines/>
-              <w:widowControl w:val="1"/>
-            </w:pPr>
-            <w:r>
-              <w:rPr>
-                <w:rFonts w:ascii="Georgia" w:hAnsi="Georgia"/>
-                <w:sz w:val="19"/>
-              </w:rPr>
-              <w:t xml:space="preserve">Planned revenue as share of hindsight bound</w:t>
-            </w:r>
-          </w:p>
-        </w:tc>
-        <w:tc>
-          <w:tcPr>
-            <w:tcBorders>
-              <w:left w:val="nil"/>
-              <w:right w:val="nil"/>
-              <w:top w:val="nil"/>
-              <w:bottom w:val="single" w:sz="4" w:color="D9E1E8"/>
-            </w:tcBorders>
-            <w:vAlign w:val="center"/>
-          </w:tcPr>
-          <w:p>
-            <w:pPr>
-              <w:pStyle w:val="Compact"/>
-              <w:spacing w:before="0" w:after="20" w:line="240" w:lineRule="auto"/>
-              <w:jc w:val="center"/>
-              <w:suppressAutoHyphens/>
-              <w:keepNext w:val="0"/>
-              <w:keepLines/>
-              <w:widowControl w:val="1"/>
-            </w:pPr>
-            <w:r>
-              <w:rPr>
-                <w:rFonts w:ascii="Georgia" w:hAnsi="Georgia"/>
-                <w:sz w:val="19"/>
-              </w:rPr>
-              <w:t xml:space="preserve">93.8%</w:t>
-            </w:r>
-          </w:p>
-        </w:tc>
-        <w:tc>
-          <w:tcPr>
-            <w:tcBorders>
-              <w:left w:val="nil"/>
-              <w:right w:val="nil"/>
-              <w:top w:val="nil"/>
-              <w:bottom w:val="single" w:sz="4" w:color="D9E1E8"/>
-            </w:tcBorders>
-            <w:vAlign w:val="center"/>
-          </w:tcPr>
-          <w:p>
-            <w:pPr>
-              <w:pStyle w:val="Compact"/>
-              <w:spacing w:before="0" w:after="20" w:line="240" w:lineRule="auto"/>
-              <w:jc w:val="center"/>
-              <w:suppressAutoHyphens/>
-              <w:keepNext w:val="0"/>
-              <w:keepLines/>
-              <w:widowControl w:val="1"/>
-            </w:pPr>
-            <w:r>
-              <w:rPr>
-                <w:rFonts w:ascii="Georgia" w:hAnsi="Georgia"/>
-                <w:sz w:val="19"/>
-              </w:rPr>
-              <w:t xml:space="preserve">≥ 91.7%</w:t>
-            </w:r>
-          </w:p>
-        </w:tc>
-      </w:tr>
-      <w:tr>
-        <w:tc>
-          <w:tcPr>
-            <w:tcBorders>
-              <w:left w:val="nil"/>
-              <w:right w:val="nil"/>
-              <w:top w:val="nil"/>
-              <w:bottom w:val="single" w:sz="4" w:color="D9E1E8"/>
-            </w:tcBorders>
-            <w:vAlign w:val="center"/>
-          </w:tcPr>
-          <w:p>
-            <w:pPr>
-              <w:pStyle w:val="Compact"/>
-              <w:spacing w:before="0" w:after="20" w:line="240" w:lineRule="auto"/>
-              <w:jc w:val="center"/>
-              <w:suppressAutoHyphens/>
-              <w:keepNext w:val="0"/>
-              <w:keepLines/>
-              <w:widowControl w:val="1"/>
-            </w:pPr>
-            <w:r>
-              <w:rPr>
-                <w:rFonts w:ascii="Georgia" w:hAnsi="Georgia"/>
-                <w:sz w:val="19"/>
-              </w:rPr>
-              <w:t xml:space="preserve">Greedy revenue as share of hindsight bound</w:t>
-            </w:r>
-          </w:p>
-        </w:tc>
-        <w:tc>
-          <w:tcPr>
-            <w:tcBorders>
-              <w:left w:val="nil"/>
-              <w:right w:val="nil"/>
-              <w:top w:val="nil"/>
-              <w:bottom w:val="single" w:sz="4" w:color="D9E1E8"/>
-            </w:tcBorders>
-            <w:vAlign w:val="center"/>
-          </w:tcPr>
-          <w:p>
-            <w:pPr>
-              <w:pStyle w:val="Compact"/>
-              <w:spacing w:before="0" w:after="20" w:line="240" w:lineRule="auto"/>
-              <w:jc w:val="center"/>
-              <w:suppressAutoHyphens/>
-              <w:keepNext w:val="0"/>
-              <w:keepLines/>
-              <w:widowControl w:val="1"/>
-            </w:pPr>
-            <w:r>
-              <w:rPr>
-                <w:rFonts w:ascii="Georgia" w:hAnsi="Georgia"/>
-                <w:sz w:val="19"/>
-              </w:rPr>
-              <w:t xml:space="preserve">88.1%</w:t>
-            </w:r>
-          </w:p>
-        </w:tc>
-        <w:tc>
-          <w:tcPr>
-            <w:tcBorders>
-              <w:left w:val="nil"/>
-              <w:right w:val="nil"/>
-              <w:top w:val="nil"/>
-              <w:bottom w:val="single" w:sz="4" w:color="D9E1E8"/>
-            </w:tcBorders>
-            <w:vAlign w:val="center"/>
-          </w:tcPr>
-          <w:p>
-            <w:pPr>
-              <w:pStyle w:val="Compact"/>
-              <w:spacing w:before="0" w:after="20" w:line="240" w:lineRule="auto"/>
-              <w:jc w:val="center"/>
-              <w:suppressAutoHyphens/>
-              <w:keepNext w:val="0"/>
-              <w:keepLines/>
-              <w:widowControl w:val="1"/>
-            </w:pPr>
-            <w:r>
-              <w:rPr>
-                <w:rFonts w:ascii="Georgia" w:hAnsi="Georgia"/>
-                <w:sz w:val="19"/>
-              </w:rPr>
-              <w:t xml:space="preserve">≥ 85.4%</w:t>
-            </w:r>
-          </w:p>
-        </w:tc>
-      </w:tr>
-      <w:tr>
-        <w:tc>
-          <w:tcPr>
-            <w:tcBorders>
-              <w:left w:val="nil"/>
-              <w:right w:val="nil"/>
-              <w:top w:val="nil"/>
-              <w:bottom w:val="nil"/>
-            </w:tcBorders>
-            <w:vAlign w:val="center"/>
-          </w:tcPr>
-          <w:p>
-            <w:pPr>
-              <w:pStyle w:val="Compact"/>
-              <w:spacing w:before="0" w:after="20" w:line="240" w:lineRule="auto"/>
-              <w:jc w:val="center"/>
-              <w:suppressAutoHyphens/>
-              <w:keepNext w:val="0"/>
-              <w:keepLines/>
-              <w:widowControl w:val="1"/>
-            </w:pPr>
-            <w:r>
-              <w:rPr>
-                <w:rFonts w:ascii="Georgia" w:hAnsi="Georgia"/>
-                <w:sz w:val="19"/>
-              </w:rPr>
-              <w:t xml:space="preserve">Quota fill, both policies</w:t>
-            </w:r>
-          </w:p>
-        </w:tc>
-        <w:tc>
-          <w:tcPr>
-            <w:tcBorders>
-              <w:left w:val="nil"/>
-              <w:right w:val="nil"/>
-              <w:top w:val="nil"/>
-              <w:bottom w:val="nil"/>
-            </w:tcBorders>
-            <w:vAlign w:val="center"/>
-          </w:tcPr>
-          <w:p>
-            <w:pPr>
-              <w:pStyle w:val="Compact"/>
-              <w:spacing w:before="0" w:after="20" w:line="240" w:lineRule="auto"/>
-              <w:jc w:val="center"/>
-              <w:suppressAutoHyphens/>
-              <w:keepNext w:val="0"/>
-              <w:keepLines/>
-              <w:widowControl w:val="1"/>
-            </w:pPr>
-            <w:r>
-              <w:rPr>
-                <w:rFonts w:ascii="Georgia" w:hAnsi="Georgia"/>
-                <w:sz w:val="19"/>
-              </w:rPr>
-              <w:t xml:space="preserve">100%</w:t>
-            </w:r>
-          </w:p>
-        </w:tc>
-        <w:tc>
-          <w:tcPr>
-            <w:tcBorders>
-              <w:left w:val="nil"/>
-              <w:right w:val="nil"/>
-              <w:top w:val="nil"/>
-              <w:bottom w:val="nil"/>
-            </w:tcBorders>
-            <w:vAlign w:val="center"/>
-          </w:tcPr>
-          <w:p>
-            <w:pPr>
-              <w:pStyle w:val="Compact"/>
-              <w:spacing w:before="0" w:after="20" w:line="240" w:lineRule="auto"/>
-              <w:jc w:val="center"/>
-              <w:suppressAutoHyphens/>
-              <w:keepNext w:val="0"/>
-              <w:keepLines/>
-              <w:widowControl w:val="1"/>
-            </w:pPr>
-            <w:r>
-              <w:rPr>
-                <w:rFonts w:ascii="Georgia" w:hAnsi="Georgia"/>
-                <w:sz w:val="19"/>
-              </w:rPr>
-              <w:t xml:space="preserve">all replications</w:t>
-            </w:r>
-          </w:p>
-        </w:tc>
-      </w:tr>
-    </w:tbl>
-    <w:tbl>
-      <w:tblPr>
-        <w:tblStyle w:val="FigureTable"/>
-        <w:tblW w:type="pct" w:w="5000"/>
-        <w:jc w:val="center"/>
-        <w:tblLook w:firstRow="0" w:lastRow="0" w:firstColumn="0" w:lastColumn="0"/>
-        <w:tblLayout w:type="autofit"/>
-        <w:tblBorders>
-          <w:top w:val="single" w:sz="10" w:color="4F6272"/>
-          <w:bottom w:val="single" w:sz="10" w:color="4F6272"/>
-          <w:insideH w:val="single" w:sz="5" w:color="9FB0C2"/>
-          <w:left w:val="single" w:sz="6" w:color="9FB0C2"/>
-          <w:right w:val="single" w:sz="6" w:color="9FB0C2"/>
-          <w:insideV w:val="single" w:sz="5" w:color="D9E1E8"/>
-        </w:tblBorders>
-      </w:tblPr>
-      <w:tblGrid>
-        <w:gridCol w:w="7920"/>
-      </w:tblGrid>
-      <w:tr>
-        <w:tc>
-          <w:tcPr>
-            <w:shd w:fill="EEF3F7"/>
-            <w:tcBorders>
-              <w:left w:val="nil"/>
-              <w:right w:val="nil"/>
-              <w:top w:val="nil"/>
-              <w:bottom w:val="single" w:sz="8" w:color="9FB0C2"/>
-            </w:tcBorders>
-            <w:vAlign w:val="center"/>
-          </w:tcPr>
-          <w:p>
-            <w:pPr>
-              <w:pStyle w:val="Compact"/>
-              <w:spacing w:before="0" w:after="20" w:line="240" w:lineRule="auto"/>
-              <w:jc w:val="center"/>
-              <w:suppressAutoHyphens/>
-              <w:keepNext w:val="0"/>
-              <w:keepLines/>
-              <w:widowControl w:val="1"/>
-            </w:pPr>
-            <w:r>
-              <w:rPr>
-                <w:rFonts w:ascii="Georgia" w:hAnsi="Georgia"/>
-                <w:b/>
-                <w:sz w:val="19"/>
-              </w:rPr>
-              <w:drawing>
-                <wp:inline>
-                  <wp:extent cx="5943600" cy="2641600"/>
-                  <wp:effectExtent b="0" l="0" r="0" t="0"/>
-                  <wp:docPr descr="Figure 3" title="" id="26" name="Picture"/>
-                  <a:graphic>
-                    <a:graphicData uri="http://schemas.openxmlformats.org/drawingml/2006/picture">
-                      <pic:pic>
-                        <pic:nvPicPr>
-                          <pic:cNvPr descr="figs2col/fig3.png" id="27" name="Picture"/>
-                          <pic:cNvPicPr>
-                            <a:picLocks noChangeArrowheads="1" noChangeAspect="1"/>
-                          </pic:cNvPicPr>
-                        </pic:nvPicPr>
-                        <pic:blipFill>
-                          <a:blip r:embed="rId25"/>
-                          <a:stretch>
-                            <a:fillRect/>
-                          </a:stretch>
-                        </pic:blipFill>
-                        <pic:spPr bwMode="auto">
-                          <a:xfrm>
-                            <a:off x="0" y="0"/>
-                            <a:ext cx="5943600" cy="2641600"/>
-                          </a:xfrm>
-                          <a:prstGeom prst="rect">
-                            <a:avLst/>
-                          </a:prstGeom>
-                          <a:noFill/>
-                          <a:ln w="9525">
-                            <a:noFill/>
-                            <a:headEnd/>
-                            <a:tailEnd/>
-                          </a:ln>
-                        </pic:spPr>
-                      </pic:pic>
-                    </a:graphicData>
-                  </a:graphic>
-                </wp:inline>
-              </w:drawing>
-            </w:r>
-          </w:p>
-        </w:tc>
-      </w:tr>
-    </w:tbl>
-    <w:p>
-      <w:pPr>
-        <w:pStyle w:val="ImageCaption"/>
-        <w:spacing w:before="80" w:after="120" w:line="240" w:lineRule="auto"/>
-        <w:jc w:val="center"/>
-        <w:keepNext w:val="0"/>
-        <w:keepLines/>
-        <w:widowControl w:val="1"/>
-      </w:pPr>
-      <w:r>
-        <w:rPr>
-          <w:b/>
-          <w:i/>
-        </w:rPr>
-        <w:t>Figure 3.</w:t>
-      </w:r>
-      <w:r>
-        <w:rPr>
-          <w:b w:val="0"/>
-          <w:i/>
-        </w:rPr>
-        <w:t xml:space="preserve"> </w:t>
-      </w:r>
-      <w:r>
-        <w:rPr>
-          <w:b w:val="0"/>
-          <w:i/>
-        </w:rPr>
-        <w:t>Revenue captured by each policy as a share of the hindsight offline optimum, per replication. Planned allocation dominates greedy serving in all 20 replications; the two distributions do not overlap (planned minimum 91.7%, greedy maximum 91.6%).</w:t>
-      </w:r>
-    </w:p>
-    <w:p>
-      <w:pPr>
-        <w:pStyle w:val="BodyText"/>
-        <w:jc w:val="both"/>
-        <w:keepNext w:val="0"/>
-        <w:keepLines w:val="0"/>
-        <w:widowControl w:val="1"/>
-      </w:pPr>
-      <w:r>
-        <w:t xml:space="preserve">Both policies fill every quota, so the entire gap is</w:t>
-      </w:r>
-      <w:r>
-        <w:t xml:space="preserve"> </w:t>
-      </w:r>
-      <w:r>
-        <w:rPr>
-          <w:i/>
-          <w:iCs/>
-        </w:rPr>
-        <w:t xml:space="preserve">pairing quality</w:t>
-      </w:r>
-      <w:r>
-        <w:t xml:space="preserve">: the same impressions, sold to the same campaigns, assigned to different audiences. This also explains why the click lift (33%) exceeds the revenue lift (6.5%): per-impression fees are earned identically by both policies once quotas fill, so planning’s advantage is concentrated wholly in the click-priced component of revenue. In markets weighted further toward performance pricing, the revenue gap widens toward the click gap.</w:t>
-      </w:r>
-    </w:p>
-    <w:p>
-      <w:pPr>
-        <w:pStyle w:val="BodyText"/>
-        <w:jc w:val="both"/>
-        <w:keepNext w:val="0"/>
-        <w:keepLines w:val="0"/>
-        <w:widowControl w:val="1"/>
-      </w:pPr>
-      <w:r>
-        <w:t xml:space="preserve">The simulation carries its own controls. Both policies are verified against the hindsight bound in every replication. On control instances where all campaigns share identical click probabilities, so pairing cannot matter, the measured lift is 0.000%, confirming that the gap measures allocation quality and not an artifact of the harness. And the planned policy’s 93.8% of a bound computed with perfect hindsight shows that forecast noise costs the plan only a few points, the residual that Appendix A.2’s pacing mechanism and the refinement loop exist to absorb.</w:t>
-      </w:r>
-    </w:p>
-    <w:bookmarkEnd w:id="28"/>
-    <w:bookmarkStart w:id="29" w:name="a-reference-serving-architecture"/>
-    <w:p>
-      <w:pPr>
-        <w:pStyle w:val="Heading2"/>
-        <w:keepNext/>
-        <w:keepLines/>
-        <w:widowControl w:val="1"/>
-      </w:pPr>
-      <w:r>
-        <w:t xml:space="preserve">8</w:t>
-      </w:r>
-      <w:r>
-        <w:t xml:space="preserve"> </w:t>
-      </w:r>
-      <w:r>
-        <w:t xml:space="preserve">A reference serving architecture</w:t>
-      </w:r>
-    </w:p>
-    <w:p>
-      <w:pPr>
-        <w:pStyle w:val="FirstParagraph"/>
-        <w:jc w:val="both"/>
-        <w:keepNext w:val="0"/>
-        <w:keepLines w:val="0"/>
-        <w:widowControl w:val="1"/>
-      </w:pPr>
-      <w:r>
-        <w:t xml:space="preserve">This section describes the deployment design that motivated the study: an operator-grade two-stage architecture that compiles the allocation plan into constant-time lookup serving. It is a design sketch: the experiments of Sections 4–6 validate the allocation core (plan versus serving policy at segment granularity), not the per-subscriber machinery described here.</w:t>
-      </w:r>
-    </w:p>
-    <w:p>
-      <w:pPr>
-        <w:pStyle w:val="BodyText"/>
-        <w:jc w:val="both"/>
-        <w:keepNext w:val="0"/>
-        <w:keepLines w:val="0"/>
-        <w:widowControl w:val="1"/>
-      </w:pPr>
-      <w:r>
-        <w:t xml:space="preserve">The design targets the operator’s data position. A web ad network observes a browser: a resettable, unverified cookie, activity on the sites it instruments, and demographics inferred by guesswork. A network operator observes a customer: a verified identity anchored in a billing account, declared attributes, financial signals, and, because all browsing crosses the gateway, complete response attribution joined under one stable identifier.</w:t>
-      </w:r>
-    </w:p>
-    <w:tbl>
-      <w:tblPr>
-        <w:tblStyle w:val="Table"/>
-        <w:tblW w:type="pct" w:w="5000"/>
-        <w:jc w:val="center"/>
-        <w:tblLook w:firstRow="1" w:lastRow="0" w:firstColumn="0" w:lastColumn="0" w:noHBand="0" w:noVBand="0" w:val="0020"/>
-        <w:tblLayout w:type="autofit"/>
-        <w:tblBorders>
-          <w:top w:val="single" w:sz="10" w:color="4F6272"/>
-          <w:bottom w:val="single" w:sz="10" w:color="4F6272"/>
-          <w:insideH w:val="single" w:sz="5" w:color="9FB0C2"/>
-          <w:left w:val="single" w:sz="6" w:color="9FB0C2"/>
-          <w:right w:val="single" w:sz="6" w:color="9FB0C2"/>
-          <w:insideV w:val="single" w:sz="5" w:color="D9E1E8"/>
-        </w:tblBorders>
-      </w:tblPr>
-      <w:tblGrid>
-        <w:gridCol w:w="2640"/>
-        <w:gridCol w:w="2640"/>
-        <w:gridCol w:w="2640"/>
-      </w:tblGrid>
-      <w:tr>
-        <w:trPr>
-          <w:tblHeader w:val="on"/>
-        </w:trPr>
-        <w:tc>
-          <w:tcPr>
-            <w:shd w:fill="EEF3F7"/>
-            <w:tcBorders>
-              <w:left w:val="nil"/>
-              <w:right w:val="nil"/>
-              <w:top w:val="nil"/>
-              <w:bottom w:val="single" w:sz="8" w:color="9FB0C2"/>
-            </w:tcBorders>
-            <w:vAlign w:val="center"/>
-          </w:tcPr>
-          <w:p>
-            <w:pPr>
-              <w:pStyle w:val="Compact"/>
-              <w:spacing w:before="0" w:after="20" w:line="240" w:lineRule="auto"/>
-              <w:jc w:val="center"/>
-              <w:suppressAutoHyphens/>
-              <w:keepNext w:val="0"/>
-              <w:keepLines/>
-              <w:widowControl w:val="1"/>
-            </w:pPr>
-            <w:r>
-              <w:rPr>
-                <w:rFonts w:ascii="Georgia" w:hAnsi="Georgia"/>
-                <w:b/>
-                <w:sz w:val="19"/>
-              </w:rPr>
               <w:t xml:space="preserve">Dimension</w:t>
             </w:r>
           </w:p>
@@ -7954,7 +6216,7 @@
         <w:widowControl w:val="1"/>
       </w:pPr>
       <w:r>
-        <w:t xml:space="preserve">The vantage point carries obligations that shape the design. Subscriber data is usable for advertising only within a consent and data-protection framework: profiling requires a lawful basis and per-subscriber opt-out under regimes such as the GDPR and ePrivacy rules, and gateway-observed browsing is subject to purpose limitation. The architecture is built for data minimization under those constraints: raw attributes and browsing records are confined to the offline stage, the serving path receives only anonymous cluster distances and campaign eligibility lists, and every online decision reads aggregate tables rather than individual histories. Segment coarseness is itself a privacy parameter: the segments that carry allocation value in Section 5 are a handful of aggregate behavior tiers, not individual dossiers. Not every subscriber has a profile at all: prepaid subscribers may be anonymous, which is why the clustering machinery supports membership computed from response behavior alone (Appendix A.1.3).</w:t>
+        <w:t xml:space="preserve">The vantage point carries obligations that shape the design. Subscriber data is usable for advertising only within a consent and data-protection framework: profiling requires a lawful basis and per-subscriber opt-out under regimes such as the GDPR and ePrivacy rules, and gateway-observed browsing is subject to purpose limitation. The architecture is built for data minimization under those constraints: raw attributes and browsing records are confined to the offline stage, the serving path receives only anonymous cluster distances and campaign eligibility lists, and every online decision reads aggregate tables rather than individual histories. Segment coarseness is itself a privacy parameter: the segments that carry allocation value in Section 4 are a handful of aggregate behavior tiers, not individual dossiers. Not every subscriber has a profile at all: prepaid subscribers may be anonymous, which is why the clustering machinery supports membership computed from response behavior alone (Appendix A.5).</w:t>
       </w:r>
     </w:p>
     <w:p>
@@ -7966,11 +6228,11 @@
         <w:widowControl w:val="1"/>
       </w:pPr>
       <w:r>
-        <w:t xml:space="preserve">The full serving design is a two-stage architecture. An offline analytics stage learns the plan’s inputs, per-segment traffic forecasts and per-(campaign, segment) click probabilities, from event history, clusters subscribers on behavior, and compiles the resulting plan into compact lookup tables. An online engine then executes one impression at a time in constant time: a seven-step decision reads the pre-computed tables to pick the eligible, quota-remaining campaign whose plan-adjusted score is highest, blends per-cluster click estimates by soft membership, and paces delivery by tracking each campaign against its planned trajectory. Because the offline stage holds all raw attributes while the serving path sees only anonymous cluster distances and eligibility lists, the design realizes the data-minimization posture the operator setting requires. Appendix A gives the full design, its data structures, and the pacing rule; the experiments in this paper exercise the allocation core it compiles, not the per-subscriber serving machinery.</w:t>
+        <w:t xml:space="preserve">The full serving design is a two-stage architecture. An offline analytics stage learns the plan’s inputs, per-segment traffic forecasts and per-(campaign, segment) click probabilities, from event history, clusters subscribers on behavior, and compiles the resulting plan into compact lookup tables. An online engine then executes one impression at a time in constant time: a seven-step decision reads the pre-computed tables to pick the eligible, quota-remaining campaign whose plan-adjusted score is highest, blends per-cluster click estimates by soft membership, and paces delivery by tracking each campaign against its planned trajectory. Because the offline stage holds all raw attributes while the serving path sees only anonymous cluster distances and eligibility lists, the design realizes the data-minimization posture the operator setting requires. Appendix A.5 gives the full design, its data structures, and the pacing rule; the experiments in this paper exercise the allocation core it compiles, not the per-subscriber serving machinery.</w:t>
       </w:r>
     </w:p>
-    <w:bookmarkEnd w:id="29"/>
-    <w:bookmarkStart w:id="30" w:name="related-work"/>
+    <w:bookmarkEnd w:id="21"/>
+    <w:bookmarkStart w:id="22" w:name="related-work"/>
     <w:p>
       <w:pPr>
         <w:pStyle w:val="Heading2"/>
@@ -7979,7 +6241,7 @@
         <w:widowControl w:val="1"/>
       </w:pPr>
       <w:r>
-        <w:t xml:space="preserve">9</w:t>
+        <w:t xml:space="preserve">7</w:t>
       </w:r>
       <w:r>
         <w:t xml:space="preserve"> </w:t>
@@ -9440,7 +7702,7 @@
         <w:t xml:space="preserve"> </w:t>
       </w:r>
       <w:r>
-        <w:t xml:space="preserve">Closest in spirit are systems that precompute compact allocation plans for guaranteed-delivery display advertising: optimal online assignment with forecasts [11] and the SHALE algorithm [12] both compute offline parameters that a lightweight online server executes, as our architecture does. Those works optimize the plan's representation and solve time; we address the two questions they leave open in deployment: which audience segmentation gives the plan exploitable, durable structure (the persistence rule of Section 5), and how to measure a plan's realized value against strong baselines without an online experiment. Budget-pacing controllers [13, 14] are the production embodiment of the adaptive alternative and correspond to the pacing loop our serving stage carries in Appendix A.2. Relative to this line, our contributions are a pre-committable, falsifiable segmentation test and a public-log evaluation protocol; the architecture itself is a deployment sketch.</w:t>
+        <w:t xml:space="preserve">Closest in spirit are systems that precompute compact allocation plans for guaranteed-delivery display advertising: optimal online assignment with forecasts [11] and the SHALE algorithm [12] both compute offline parameters that a lightweight online server executes, as our architecture does. Those works optimize the plan's representation and solve time; we address the two questions they leave open in deployment: which audience segmentation gives the plan exploitable, durable structure (the persistence rule of Section 4), and how to measure a plan's realized value against strong baselines without an online experiment. Budget-pacing controllers [13, 14] are the production embodiment of the adaptive alternative and correspond to the pacing loop our serving stage carries in Appendix A.5. Relative to this line, our contributions are a pre-committable, falsifiable segmentation test and a public-log evaluation protocol; the architecture itself is a deployment sketch.</w:t>
       </w:r>
     </w:p>
     <w:p>
@@ -9462,11 +7724,11 @@
         <w:t xml:space="preserve"> </w:t>
       </w:r>
       <w:r>
-        <w:t xml:space="preserve">Industrial click-through-rate modeling ranges from large-scale logistic regression [15] and field-aware factorization machines [16] to attention architectures over user behavior [17, 3]. Our click model is deliberately simpler, hierarchical empirical rates with soft cluster membership, because the architecture consumes any calibrated estimator and the allocation question is about the pairing structure, not the estimator frontier. For evaluation, replay methods [18], counterfactual reasoning in computational advertising [19], and offline A/B testing [20] establish the off-policy toolbox; the dual-model scoring of Section 4 applies the same discipline to allocation policies specifically, where we show single-model replay inflates lift through the plan’s own estimation noise.</w:t>
+        <w:t xml:space="preserve">Industrial click-through-rate modeling ranges from large-scale logistic regression [15] and field-aware factorization machines [16] to attention architectures over user behavior [17, 3]. Our click model is deliberately simpler, hierarchical empirical rates with soft cluster membership, because the architecture consumes any calibrated estimator and the allocation question is about the pairing structure, not the estimator frontier. For evaluation, replay methods [18], counterfactual reasoning in computational advertising [19], and offline A/B testing [20] establish the off-policy toolbox; the dual-model scoring of Section 3 applies the same discipline to allocation policies specifically, where we show single-model replay inflates lift through the plan’s own estimation noise.</w:t>
       </w:r>
     </w:p>
-    <w:bookmarkEnd w:id="30"/>
-    <w:bookmarkStart w:id="31" w:name="discussion"/>
+    <w:bookmarkEnd w:id="22"/>
+    <w:bookmarkStart w:id="23" w:name="discussion"/>
     <w:p>
       <w:pPr>
         <w:pStyle w:val="Heading2"/>
@@ -9475,7 +7737,7 @@
         <w:widowControl w:val="1"/>
       </w:pPr>
       <w:r>
-        <w:t xml:space="preserve">10</w:t>
+        <w:t xml:space="preserve">8</w:t>
       </w:r>
       <w:r>
         <w:t xml:space="preserve"> </w:t>
@@ -9584,8 +7846,8 @@
         <w:t xml:space="preserve">Bit masks make targeting tests branchless; pre-computed distances make personalization a weighted sum; per-(cluster, campaign) rows make pacing a two-row query. The offline stage does not merely produce a model; it compiles one, in the same sense a compiler turns a program into a form the machine executes directly.</w:t>
       </w:r>
     </w:p>
-    <w:bookmarkEnd w:id="31"/>
-    <w:bookmarkStart w:id="32" w:name="scope-and-assumptions"/>
+    <w:bookmarkEnd w:id="23"/>
+    <w:bookmarkStart w:id="24" w:name="scope-and-assumptions"/>
     <w:p>
       <w:pPr>
         <w:pStyle w:val="Heading2"/>
@@ -9594,7 +7856,7 @@
         <w:widowControl w:val="1"/>
       </w:pPr>
       <w:r>
-        <w:t xml:space="preserve">11</w:t>
+        <w:t xml:space="preserve">9</w:t>
       </w:r>
       <w:r>
         <w:t xml:space="preserve"> </w:t>
@@ -9612,7 +7874,7 @@
         <w:widowControl w:val="1"/>
       </w:pPr>
       <w:r>
-        <w:t xml:space="preserve">The method is built for operator-owned advertising markets, retail-media networks being the largest contemporary instance and the mobile-operator system that motivated it the originating one, where direct-sold campaigns carry guaranteed impression quotas with makegood penalties, logged-in first-party identity yields audience segments whose campaign-by-segment interaction persists across planning windows, and booked demand meets or exceeds supply on those segments; where any of these conditions fails, in particular where supply dwarfs demand, planning offers little over serving greedily. The conditions are checkable before deployment, and the paper measures each: interaction persistence r ≥ ~0.4 on the chosen axis (Section 5), per-cell planning density near 10</w:t>
+        <w:t xml:space="preserve">The method is built for operator-owned advertising markets, retail-media networks being the largest contemporary instance and the mobile-operator system that motivated it the originating one, where direct-sold campaigns carry guaranteed impression quotas with makegood penalties, logged-in first-party identity yields audience segments whose campaign-by-segment interaction persists across planning windows, and booked demand meets or exceeds supply on those segments; where any of these conditions fails, in particular where supply dwarfs demand, planning offers little over serving greedily. The conditions are checkable before deployment, and the paper measures each: interaction persistence r ≥ ~0.4 on the chosen axis (Section 4), per-cell planning density near 10</w:t>
       </w:r>
       <w:r>
         <w:rPr>
@@ -9648,11 +7910,815 @@
         <w:widowControl w:val="1"/>
       </w:pPr>
       <w:r>
-        <w:t xml:space="preserve">The architecture optimizes expected revenue for a known campaign portfolio over a planning horizon; it does not address auction-based pricing, real-time bidding against external demand, or creative selection within a campaign. Its guarantees rest on the stability assumptions of Appendix A.1: allocation quality degrades in proportion to how far future traffic and response distributions drift from the modeled ones between refinement cycles, which sets the practical requirement for how frequently the offline stage must re-run. Exposure policy enforcement is per-subscriber and rule-based; richer fatigue models would slot into step 2 without changing the surrounding machinery. Finally, window-fitted planning presumes a campaign portfolio stable over the planning horizon, which is the operator’s contracted-campaign setting; in marketplaces where the ad portfolio and its delivery mix turn over within a day, the re-planning interval must shrink to the churn timescale for the plan to retain value.</w:t>
+        <w:t xml:space="preserve">The architecture optimizes expected revenue for a known campaign portfolio over a planning horizon; it does not address auction-based pricing, real-time bidding against external demand, or creative selection within a campaign. Its guarantees rest on the stability assumptions of Appendix A.5: allocation quality degrades in proportion to how far future traffic and response distributions drift from the modeled ones between refinement cycles, which sets the practical requirement for how frequently the offline stage must re-run. Exposure policy enforcement is per-subscriber and rule-based; richer fatigue models would slot into step 2 without changing the surrounding machinery. Finally, window-fitted planning presumes a campaign portfolio stable over the planning horizon, which is the operator’s contracted-campaign setting; in marketplaces where the ad portfolio and its delivery mix turn over within a day, the re-planning interval must shrink to the churn timescale for the plan to retain value.</w:t>
       </w:r>
     </w:p>
-    <w:bookmarkEnd w:id="32"/>
-    <w:bookmarkStart w:id="51" w:name="X768eda5dc47c9e2fbd56372e290aa93bfab37c7"/>
+    <w:bookmarkEnd w:id="24"/>
+    <w:bookmarkStart w:id="25" w:name="references"/>
+    <w:p>
+      <w:pPr>
+        <w:pStyle w:val="ReferencesHeading"/>
+        <w:jc w:val="left"/>
+        <w:keepNext/>
+        <w:keepLines/>
+        <w:widowControl w:val="1"/>
+      </w:pPr>
+      <w:r>
+        <w:t xml:space="preserve">References</w:t>
+      </w:r>
+    </w:p>
+    <w:p>
+      <w:pPr>
+        <w:pStyle w:val="ReferenceEntry"/>
+        <w:spacing w:after="100"/>
+        <w:ind w:left="475" w:hanging="475"/>
+        <w:jc w:val="left"/>
+        <w:keepNext w:val="0"/>
+        <w:keepLines w:val="0"/>
+        <w:widowControl w:val="1"/>
+      </w:pPr>
+      <w:r>
+        <w:rPr>
+          <w:rFonts w:ascii="Georgia" w:hAnsi="Georgia"/>
+          <w:sz w:val="20"/>
+        </w:rPr>
+        <w:t xml:space="preserve">1. </w:t>
+      </w:r>
+      <w:r>
+        <w:t xml:space="preserve">Q. Huangfu and J. A. J. Hall. Parallelizing the dual revised simplex method.</w:t>
+      </w:r>
+      <w:r>
+        <w:t xml:space="preserve"> </w:t>
+      </w:r>
+      <w:r>
+        <w:rPr>
+          <w:i/>
+          <w:iCs/>
+        </w:rPr>
+        <w:t xml:space="preserve">Mathematical Programming Computation</w:t>
+      </w:r>
+      <w:r>
+        <w:t xml:space="preserve">, 10(1):119–142, 2018.</w:t>
+      </w:r>
+    </w:p>
+    <w:p>
+      <w:pPr>
+        <w:pStyle w:val="ReferenceEntry"/>
+        <w:spacing w:after="100"/>
+        <w:ind w:left="475" w:hanging="475"/>
+        <w:jc w:val="left"/>
+        <w:keepNext w:val="0"/>
+        <w:keepLines w:val="0"/>
+        <w:widowControl w:val="1"/>
+      </w:pPr>
+      <w:r>
+        <w:rPr>
+          <w:rFonts w:ascii="Georgia" w:hAnsi="Georgia"/>
+          <w:sz w:val="20"/>
+        </w:rPr>
+        <w:t xml:space="preserve">2. </w:t>
+      </w:r>
+      <w:r>
+        <w:t xml:space="preserve">Alibaba Tianchi. Ad Display/Click Data on Taobao.com. Dataset 56, tianchi.aliyun.com/dataset/56, accessed August 2026.</w:t>
+      </w:r>
+    </w:p>
+    <w:p>
+      <w:pPr>
+        <w:pStyle w:val="ReferenceEntry"/>
+        <w:spacing w:after="100"/>
+        <w:ind w:left="475" w:hanging="475"/>
+        <w:jc w:val="left"/>
+        <w:keepNext w:val="0"/>
+        <w:keepLines w:val="0"/>
+        <w:widowControl w:val="1"/>
+      </w:pPr>
+      <w:r>
+        <w:rPr>
+          <w:rFonts w:ascii="Georgia" w:hAnsi="Georgia"/>
+          <w:sz w:val="20"/>
+        </w:rPr>
+        <w:t xml:space="preserve">3. </w:t>
+      </w:r>
+      <w:r>
+        <w:t xml:space="preserve">Y. Feng, F. Lv, W. Shen, M. Wang, F. Sun, Y. Zhu, and K. Yang. Deep Session Interest Network for Click-Through Rate Prediction. In</w:t>
+      </w:r>
+      <w:r>
+        <w:t xml:space="preserve"> </w:t>
+      </w:r>
+      <w:r>
+        <w:rPr>
+          <w:i/>
+          <w:iCs/>
+        </w:rPr>
+        <w:t xml:space="preserve">Proceedings of IJCAI</w:t>
+      </w:r>
+      <w:r>
+        <w:t xml:space="preserve">, pages 2301–2307, 2019.</w:t>
+      </w:r>
+    </w:p>
+    <w:p>
+      <w:pPr>
+        <w:pStyle w:val="ReferenceEntry"/>
+        <w:spacing w:after="100"/>
+        <w:ind w:left="475" w:hanging="475"/>
+        <w:jc w:val="left"/>
+        <w:keepNext w:val="0"/>
+        <w:keepLines w:val="0"/>
+        <w:widowControl w:val="1"/>
+      </w:pPr>
+      <w:r>
+        <w:rPr>
+          <w:rFonts w:ascii="Georgia" w:hAnsi="Georgia"/>
+          <w:sz w:val="20"/>
+        </w:rPr>
+        <w:t xml:space="preserve">4. </w:t>
+      </w:r>
+      <w:r>
+        <w:t xml:space="preserve">Avazu. Click-Through Rate Prediction. Kaggle competition, kaggle.com/c/avazu-ctr-prediction, 2014, accessed August 2026.</w:t>
+      </w:r>
+    </w:p>
+    <w:p>
+      <w:pPr>
+        <w:pStyle w:val="ReferenceEntry"/>
+        <w:spacing w:after="100"/>
+        <w:ind w:left="475" w:hanging="475"/>
+        <w:jc w:val="left"/>
+        <w:keepNext w:val="0"/>
+        <w:keepLines w:val="0"/>
+        <w:widowControl w:val="1"/>
+      </w:pPr>
+      <w:r>
+        <w:rPr>
+          <w:rFonts w:ascii="Georgia" w:hAnsi="Georgia"/>
+          <w:sz w:val="20"/>
+        </w:rPr>
+        <w:t xml:space="preserve">5. </w:t>
+      </w:r>
+      <w:r>
+        <w:t xml:space="preserve">A. Mehta. Online Matching and Ad Allocation.</w:t>
+      </w:r>
+      <w:r>
+        <w:t xml:space="preserve"> </w:t>
+      </w:r>
+      <w:r>
+        <w:rPr>
+          <w:i/>
+          <w:iCs/>
+        </w:rPr>
+        <w:t xml:space="preserve">Foundations and Trends in Theoretical Computer Science</w:t>
+      </w:r>
+      <w:r>
+        <w:t xml:space="preserve">, 8(4):265–368, 2013.</w:t>
+      </w:r>
+    </w:p>
+    <w:p>
+      <w:pPr>
+        <w:pStyle w:val="ReferenceEntry"/>
+        <w:spacing w:after="100"/>
+        <w:ind w:left="475" w:hanging="475"/>
+        <w:jc w:val="left"/>
+        <w:keepNext w:val="0"/>
+        <w:keepLines w:val="0"/>
+        <w:widowControl w:val="1"/>
+      </w:pPr>
+      <w:r>
+        <w:rPr>
+          <w:rFonts w:ascii="Georgia" w:hAnsi="Georgia"/>
+          <w:sz w:val="20"/>
+        </w:rPr>
+        <w:t xml:space="preserve">6. </w:t>
+      </w:r>
+      <w:r>
+        <w:t xml:space="preserve">R. M. Karp, U. V. Vazirani, and V. V. Vazirani. An optimal algorithm for on-line bipartite matching. In</w:t>
+      </w:r>
+      <w:r>
+        <w:t xml:space="preserve"> </w:t>
+      </w:r>
+      <w:r>
+        <w:rPr>
+          <w:i/>
+          <w:iCs/>
+        </w:rPr>
+        <w:t xml:space="preserve">Proceedings of the 22nd ACM Symposium on Theory of Computing (STOC)</w:t>
+      </w:r>
+      <w:r>
+        <w:t xml:space="preserve">, pages 352–358, 1990.</w:t>
+      </w:r>
+    </w:p>
+    <w:p>
+      <w:pPr>
+        <w:pStyle w:val="ReferenceEntry"/>
+        <w:spacing w:after="100"/>
+        <w:ind w:left="475" w:hanging="475"/>
+        <w:jc w:val="left"/>
+        <w:keepNext w:val="0"/>
+        <w:keepLines w:val="0"/>
+        <w:widowControl w:val="1"/>
+      </w:pPr>
+      <w:r>
+        <w:rPr>
+          <w:rFonts w:ascii="Georgia" w:hAnsi="Georgia"/>
+          <w:sz w:val="20"/>
+        </w:rPr>
+        <w:t xml:space="preserve">7. </w:t>
+      </w:r>
+      <w:r>
+        <w:t xml:space="preserve">A. Mehta, A. Saberi, U. V. Vazirani, and V. V. Vazirani. AdWords and generalized online matching.</w:t>
+      </w:r>
+      <w:r>
+        <w:t xml:space="preserve"> </w:t>
+      </w:r>
+      <w:r>
+        <w:rPr>
+          <w:i/>
+          <w:iCs/>
+        </w:rPr>
+        <w:t xml:space="preserve">Journal of the ACM</w:t>
+      </w:r>
+      <w:r>
+        <w:t xml:space="preserve">, 54(5), Article 22, 2007.</w:t>
+      </w:r>
+    </w:p>
+    <w:p>
+      <w:pPr>
+        <w:pStyle w:val="ReferenceEntry"/>
+        <w:spacing w:after="100"/>
+        <w:ind w:left="475" w:hanging="475"/>
+        <w:jc w:val="left"/>
+        <w:keepNext w:val="0"/>
+        <w:keepLines w:val="0"/>
+        <w:widowControl w:val="1"/>
+      </w:pPr>
+      <w:r>
+        <w:rPr>
+          <w:rFonts w:ascii="Georgia" w:hAnsi="Georgia"/>
+          <w:sz w:val="20"/>
+        </w:rPr>
+        <w:t xml:space="preserve">8. </w:t>
+      </w:r>
+      <w:r>
+        <w:t xml:space="preserve">N. R. Devanur and T. P. Hayes. The adwords problem: online keyword matching with budgeted bidders under random permutations. In</w:t>
+      </w:r>
+      <w:r>
+        <w:t xml:space="preserve"> </w:t>
+      </w:r>
+      <w:r>
+        <w:rPr>
+          <w:i/>
+          <w:iCs/>
+        </w:rPr>
+        <w:t xml:space="preserve">Proceedings of the 10th ACM Conference on Electronic Commerce (EC)</w:t>
+      </w:r>
+      <w:r>
+        <w:t xml:space="preserve">, pages 71–78, 2009.</w:t>
+      </w:r>
+    </w:p>
+    <w:p>
+      <w:pPr>
+        <w:pStyle w:val="ReferenceEntry"/>
+        <w:spacing w:after="100"/>
+        <w:ind w:left="475" w:hanging="475"/>
+        <w:jc w:val="left"/>
+        <w:keepNext w:val="0"/>
+        <w:keepLines w:val="0"/>
+        <w:widowControl w:val="1"/>
+      </w:pPr>
+      <w:r>
+        <w:rPr>
+          <w:rFonts w:ascii="Georgia" w:hAnsi="Georgia"/>
+          <w:sz w:val="20"/>
+        </w:rPr>
+        <w:t xml:space="preserve">9. </w:t>
+      </w:r>
+      <w:r>
+        <w:t xml:space="preserve">J. Feldman, M. Henzinger, N. Korula, V. S. Mirrokni, and C. Stein. Online stochastic packing applied to display ad allocation. In</w:t>
+      </w:r>
+      <w:r>
+        <w:t xml:space="preserve"> </w:t>
+      </w:r>
+      <w:r>
+        <w:rPr>
+          <w:i/>
+          <w:iCs/>
+        </w:rPr>
+        <w:t xml:space="preserve">Proceedings of the 18th European Symposium on Algorithms (ESA)</w:t>
+      </w:r>
+      <w:r>
+        <w:t xml:space="preserve">, pages 182–194, 2010.</w:t>
+      </w:r>
+    </w:p>
+    <w:p>
+      <w:pPr>
+        <w:pStyle w:val="ReferenceEntry"/>
+        <w:spacing w:after="100"/>
+        <w:ind w:left="475" w:hanging="475"/>
+        <w:jc w:val="left"/>
+        <w:keepNext w:val="0"/>
+        <w:keepLines w:val="0"/>
+        <w:widowControl w:val="1"/>
+      </w:pPr>
+      <w:r>
+        <w:rPr>
+          <w:rFonts w:ascii="Georgia" w:hAnsi="Georgia"/>
+          <w:sz w:val="20"/>
+        </w:rPr>
+        <w:t xml:space="preserve">10. </w:t>
+      </w:r>
+      <w:r>
+        <w:t xml:space="preserve">S. Agrawal, Z. Wang, and Y. Ye. A dynamic near-optimal algorithm for online linear programming.</w:t>
+      </w:r>
+      <w:r>
+        <w:t xml:space="preserve"> </w:t>
+      </w:r>
+      <w:r>
+        <w:rPr>
+          <w:i/>
+          <w:iCs/>
+        </w:rPr>
+        <w:t xml:space="preserve">Operations Research</w:t>
+      </w:r>
+      <w:r>
+        <w:t xml:space="preserve">, 62(4):876–890, 2014.</w:t>
+      </w:r>
+    </w:p>
+    <w:p>
+      <w:pPr>
+        <w:pStyle w:val="ReferenceEntry"/>
+        <w:spacing w:after="100"/>
+        <w:ind w:left="475" w:hanging="475"/>
+        <w:jc w:val="left"/>
+        <w:keepNext w:val="0"/>
+        <w:keepLines w:val="0"/>
+        <w:widowControl w:val="1"/>
+      </w:pPr>
+      <w:r>
+        <w:rPr>
+          <w:rFonts w:ascii="Georgia" w:hAnsi="Georgia"/>
+          <w:sz w:val="20"/>
+        </w:rPr>
+        <w:t xml:space="preserve">11. </w:t>
+      </w:r>
+      <w:r>
+        <w:t xml:space="preserve">E. Vee, S. Vassilvitskii, and J. Shanmugasundaram. Optimal online assignment with forecasts. In</w:t>
+      </w:r>
+      <w:r>
+        <w:t xml:space="preserve"> </w:t>
+      </w:r>
+      <w:r>
+        <w:rPr>
+          <w:i/>
+          <w:iCs/>
+        </w:rPr>
+        <w:t xml:space="preserve">Proceedings of the 11th ACM Conference on Electronic Commerce (EC)</w:t>
+      </w:r>
+      <w:r>
+        <w:t xml:space="preserve">, pages 109–118, 2010.</w:t>
+      </w:r>
+    </w:p>
+    <w:p>
+      <w:pPr>
+        <w:pStyle w:val="ReferenceEntry"/>
+        <w:spacing w:after="100"/>
+        <w:ind w:left="475" w:hanging="475"/>
+        <w:jc w:val="left"/>
+        <w:keepNext w:val="0"/>
+        <w:keepLines w:val="0"/>
+        <w:widowControl w:val="1"/>
+      </w:pPr>
+      <w:r>
+        <w:rPr>
+          <w:rFonts w:ascii="Georgia" w:hAnsi="Georgia"/>
+          <w:sz w:val="20"/>
+        </w:rPr>
+        <w:t xml:space="preserve">12. </w:t>
+      </w:r>
+      <w:r>
+        <w:t xml:space="preserve">V. Bharadwaj, P. Chen, W. Ma, C. Nagarajan, J. A. Tomlin, S. Vassilvitskii, E. Vee, and J. Yang. SHALE: an efficient algorithm for allocation of guaranteed display advertising. In</w:t>
+      </w:r>
+      <w:r>
+        <w:t xml:space="preserve"> </w:t>
+      </w:r>
+      <w:r>
+        <w:rPr>
+          <w:i/>
+          <w:iCs/>
+        </w:rPr>
+        <w:t xml:space="preserve">Proceedings of the 18th ACM SIGKDD Conference (KDD)</w:t>
+      </w:r>
+      <w:r>
+        <w:t xml:space="preserve">, pages 1195–1203, 2012.</w:t>
+      </w:r>
+    </w:p>
+    <w:p>
+      <w:pPr>
+        <w:pStyle w:val="ReferenceEntry"/>
+        <w:spacing w:after="100"/>
+        <w:ind w:left="475" w:hanging="475"/>
+        <w:jc w:val="left"/>
+        <w:keepNext w:val="0"/>
+        <w:keepLines w:val="0"/>
+        <w:widowControl w:val="1"/>
+      </w:pPr>
+      <w:r>
+        <w:rPr>
+          <w:rFonts w:ascii="Georgia" w:hAnsi="Georgia"/>
+          <w:sz w:val="20"/>
+        </w:rPr>
+        <w:t xml:space="preserve">13. </w:t>
+      </w:r>
+      <w:r>
+        <w:t xml:space="preserve">D. Agarwal, S. Ghosh, K. Wei, and S. You. Budget pacing for targeted online advertisements at LinkedIn. In</w:t>
+      </w:r>
+      <w:r>
+        <w:t xml:space="preserve"> </w:t>
+      </w:r>
+      <w:r>
+        <w:rPr>
+          <w:i/>
+          <w:iCs/>
+        </w:rPr>
+        <w:t xml:space="preserve">Proceedings of the 20th ACM SIGKDD Conference (KDD)</w:t>
+      </w:r>
+      <w:r>
+        <w:t xml:space="preserve">, pages 1613–1619, 2014.</w:t>
+      </w:r>
+    </w:p>
+    <w:p>
+      <w:pPr>
+        <w:pStyle w:val="ReferenceEntry"/>
+        <w:spacing w:after="100"/>
+        <w:ind w:left="475" w:hanging="475"/>
+        <w:jc w:val="left"/>
+        <w:keepNext w:val="0"/>
+        <w:keepLines w:val="0"/>
+        <w:widowControl w:val="1"/>
+      </w:pPr>
+      <w:r>
+        <w:rPr>
+          <w:rFonts w:ascii="Georgia" w:hAnsi="Georgia"/>
+          <w:sz w:val="20"/>
+        </w:rPr>
+        <w:t xml:space="preserve">14. </w:t>
+      </w:r>
+      <w:r>
+        <w:t xml:space="preserve">J. Xu, K.-c. Lee, W. Li, H. Qi, and Q. Lu. Smart pacing for effective online ad campaign optimization. In</w:t>
+      </w:r>
+      <w:r>
+        <w:t xml:space="preserve"> </w:t>
+      </w:r>
+      <w:r>
+        <w:rPr>
+          <w:i/>
+          <w:iCs/>
+        </w:rPr>
+        <w:t xml:space="preserve">Proceedings of the 21st ACM SIGKDD Conference (KDD)</w:t>
+      </w:r>
+      <w:r>
+        <w:t xml:space="preserve">, pages 2217–2226, 2015.</w:t>
+      </w:r>
+    </w:p>
+    <w:p>
+      <w:pPr>
+        <w:pStyle w:val="ReferenceEntry"/>
+        <w:spacing w:after="100"/>
+        <w:ind w:left="475" w:hanging="475"/>
+        <w:jc w:val="left"/>
+        <w:keepNext w:val="0"/>
+        <w:keepLines w:val="0"/>
+        <w:widowControl w:val="1"/>
+      </w:pPr>
+      <w:r>
+        <w:rPr>
+          <w:rFonts w:ascii="Georgia" w:hAnsi="Georgia"/>
+          <w:sz w:val="20"/>
+        </w:rPr>
+        <w:t xml:space="preserve">15. </w:t>
+      </w:r>
+      <w:r>
+        <w:t xml:space="preserve">H. B. McMahan, G. Holt, D. Sculley, et al. Ad click prediction: a view from the trenches. In</w:t>
+      </w:r>
+      <w:r>
+        <w:t xml:space="preserve"> </w:t>
+      </w:r>
+      <w:r>
+        <w:rPr>
+          <w:i/>
+          <w:iCs/>
+        </w:rPr>
+        <w:t xml:space="preserve">Proceedings of the 19th ACM SIGKDD Conference (KDD)</w:t>
+      </w:r>
+      <w:r>
+        <w:t xml:space="preserve">, pages 1222–1230, 2013.</w:t>
+      </w:r>
+    </w:p>
+    <w:p>
+      <w:pPr>
+        <w:pStyle w:val="ReferenceEntry"/>
+        <w:spacing w:after="100"/>
+        <w:ind w:left="475" w:hanging="475"/>
+        <w:jc w:val="left"/>
+        <w:keepNext w:val="0"/>
+        <w:keepLines w:val="0"/>
+        <w:widowControl w:val="1"/>
+      </w:pPr>
+      <w:r>
+        <w:rPr>
+          <w:rFonts w:ascii="Georgia" w:hAnsi="Georgia"/>
+          <w:sz w:val="20"/>
+        </w:rPr>
+        <w:t xml:space="preserve">16. </w:t>
+      </w:r>
+      <w:r>
+        <w:t xml:space="preserve">Y.-C. Juan, Y. Zhuang, W.-S. Chin, and C.-J. Lin. Field-aware factorization machines for CTR prediction. In</w:t>
+      </w:r>
+      <w:r>
+        <w:t xml:space="preserve"> </w:t>
+      </w:r>
+      <w:r>
+        <w:rPr>
+          <w:i/>
+          <w:iCs/>
+        </w:rPr>
+        <w:t xml:space="preserve">Proceedings of the 10th ACM Conference on Recommender Systems (RecSys)</w:t>
+      </w:r>
+      <w:r>
+        <w:t xml:space="preserve">, pages 43–50, 2016.</w:t>
+      </w:r>
+    </w:p>
+    <w:p>
+      <w:pPr>
+        <w:pStyle w:val="ReferenceEntry"/>
+        <w:spacing w:after="100"/>
+        <w:ind w:left="475" w:hanging="475"/>
+        <w:jc w:val="left"/>
+        <w:keepNext w:val="0"/>
+        <w:keepLines w:val="0"/>
+        <w:widowControl w:val="1"/>
+      </w:pPr>
+      <w:r>
+        <w:rPr>
+          <w:rFonts w:ascii="Georgia" w:hAnsi="Georgia"/>
+          <w:sz w:val="20"/>
+        </w:rPr>
+        <w:t xml:space="preserve">17. </w:t>
+      </w:r>
+      <w:r>
+        <w:t xml:space="preserve">G. Zhou, X. Zhu, C. Song, Y. Fan, H. Zhu, X. Ma, Y. Yan, J. Jin, H. Li, and K. Gai. Deep Interest Network for click-through rate prediction. In</w:t>
+      </w:r>
+      <w:r>
+        <w:t xml:space="preserve"> </w:t>
+      </w:r>
+      <w:r>
+        <w:rPr>
+          <w:i/>
+          <w:iCs/>
+        </w:rPr>
+        <w:t xml:space="preserve">Proceedings of the 24th ACM SIGKDD Conference (KDD)</w:t>
+      </w:r>
+      <w:r>
+        <w:t xml:space="preserve">, pages 1059–1068, 2018.</w:t>
+      </w:r>
+    </w:p>
+    <w:p>
+      <w:pPr>
+        <w:pStyle w:val="ReferenceEntry"/>
+        <w:spacing w:after="100"/>
+        <w:ind w:left="475" w:hanging="475"/>
+        <w:jc w:val="left"/>
+        <w:keepNext w:val="0"/>
+        <w:keepLines w:val="0"/>
+        <w:widowControl w:val="1"/>
+      </w:pPr>
+      <w:r>
+        <w:rPr>
+          <w:rFonts w:ascii="Georgia" w:hAnsi="Georgia"/>
+          <w:sz w:val="20"/>
+        </w:rPr>
+        <w:t xml:space="preserve">18. </w:t>
+      </w:r>
+      <w:r>
+        <w:t xml:space="preserve">L. Li, W. Chu, J. Langford, and X. Wang. Unbiased offline evaluation of contextual-bandit-based news article recommendation algorithms. In</w:t>
+      </w:r>
+      <w:r>
+        <w:t xml:space="preserve"> </w:t>
+      </w:r>
+      <w:r>
+        <w:rPr>
+          <w:i/>
+          <w:iCs/>
+        </w:rPr>
+        <w:t xml:space="preserve">Proceedings of the 4th ACM WSDM Conference</w:t>
+      </w:r>
+      <w:r>
+        <w:t xml:space="preserve">, pages 297–306, 2011.</w:t>
+      </w:r>
+    </w:p>
+    <w:p>
+      <w:pPr>
+        <w:pStyle w:val="ReferenceEntry"/>
+        <w:spacing w:after="100"/>
+        <w:ind w:left="475" w:hanging="475"/>
+        <w:jc w:val="left"/>
+        <w:keepNext w:val="0"/>
+        <w:keepLines w:val="0"/>
+        <w:widowControl w:val="1"/>
+      </w:pPr>
+      <w:r>
+        <w:rPr>
+          <w:rFonts w:ascii="Georgia" w:hAnsi="Georgia"/>
+          <w:sz w:val="20"/>
+        </w:rPr>
+        <w:t xml:space="preserve">19. </w:t>
+      </w:r>
+      <w:r>
+        <w:t xml:space="preserve">L. Bottou, J. Peters, J. Quiñonero Candela, D. X. Charles, M. Chickering, E. Portugaly, D. Ray, P. Y. Simard, and E. Snelson. Counterfactual reasoning and learning systems: the example of computational advertising.</w:t>
+      </w:r>
+      <w:r>
+        <w:t xml:space="preserve"> </w:t>
+      </w:r>
+      <w:r>
+        <w:rPr>
+          <w:i/>
+          <w:iCs/>
+        </w:rPr>
+        <w:t xml:space="preserve">Journal of Machine Learning Research</w:t>
+      </w:r>
+      <w:r>
+        <w:t xml:space="preserve">, 14(1):3207–3260, 2013.</w:t>
+      </w:r>
+    </w:p>
+    <w:p>
+      <w:pPr>
+        <w:pStyle w:val="ReferenceEntry"/>
+        <w:spacing w:after="100"/>
+        <w:ind w:left="475" w:hanging="475"/>
+        <w:jc w:val="left"/>
+        <w:keepNext w:val="0"/>
+        <w:keepLines w:val="0"/>
+        <w:widowControl w:val="1"/>
+      </w:pPr>
+      <w:r>
+        <w:rPr>
+          <w:rFonts w:ascii="Georgia" w:hAnsi="Georgia"/>
+          <w:sz w:val="20"/>
+        </w:rPr>
+        <w:t xml:space="preserve">20. </w:t>
+      </w:r>
+      <w:r>
+        <w:t xml:space="preserve">A. Gilotte, C. Calauzènes, T. Nedelec, A. Abraham, and S. Dollé. Offline A/B testing for recommender systems. In</w:t>
+      </w:r>
+      <w:r>
+        <w:t xml:space="preserve"> </w:t>
+      </w:r>
+      <w:r>
+        <w:rPr>
+          <w:i/>
+          <w:iCs/>
+        </w:rPr>
+        <w:t xml:space="preserve">Proceedings of the 11th ACM WSDM Conference</w:t>
+      </w:r>
+      <w:r>
+        <w:t xml:space="preserve">, pages 198–206, 2018.</w:t>
+      </w:r>
+    </w:p>
+    <w:p>
+      <w:pPr>
+        <w:pStyle w:val="ReferenceEntry"/>
+        <w:spacing w:after="100"/>
+        <w:ind w:left="475" w:hanging="475"/>
+        <w:jc w:val="left"/>
+        <w:keepNext w:val="0"/>
+        <w:keepLines w:val="0"/>
+        <w:widowControl w:val="1"/>
+      </w:pPr>
+      <w:r>
+        <w:rPr>
+          <w:rFonts w:ascii="Georgia" w:hAnsi="Georgia"/>
+          <w:sz w:val="20"/>
+        </w:rPr>
+        <w:t xml:space="preserve">21. </w:t>
+      </w:r>
+      <w:r>
+        <w:t xml:space="preserve">S. Balseiro, H. Lu, and V. Mirrokni. Dual mirror descent for online allocation problems. In</w:t>
+      </w:r>
+      <w:r>
+        <w:t xml:space="preserve"> </w:t>
+      </w:r>
+      <w:r>
+        <w:rPr>
+          <w:i/>
+          <w:iCs/>
+        </w:rPr>
+        <w:t xml:space="preserve">Proceedings of the 37th International Conference on Machine Learning (ICML)</w:t>
+      </w:r>
+      <w:r>
+        <w:t xml:space="preserve">, pages 613–628, 2020.</w:t>
+      </w:r>
+    </w:p>
+    <w:p>
+      <w:pPr>
+        <w:pStyle w:val="ReferenceEntry"/>
+        <w:spacing w:after="100"/>
+        <w:ind w:left="475" w:hanging="475"/>
+        <w:jc w:val="left"/>
+        <w:keepNext w:val="0"/>
+        <w:keepLines w:val="0"/>
+        <w:widowControl w:val="1"/>
+      </w:pPr>
+      <w:r>
+        <w:rPr>
+          <w:rFonts w:ascii="Georgia" w:hAnsi="Georgia"/>
+          <w:sz w:val="20"/>
+        </w:rPr>
+        <w:t xml:space="preserve">22. </w:t>
+      </w:r>
+      <w:r>
+        <w:t xml:space="preserve">S. Balseiro, J. Feldman, V. Mirrokni, and S. Muthukrishnan. Yield optimization of display advertising with ad exchange.</w:t>
+      </w:r>
+      <w:r>
+        <w:t xml:space="preserve"> </w:t>
+      </w:r>
+      <w:r>
+        <w:rPr>
+          <w:i/>
+          <w:iCs/>
+        </w:rPr>
+        <w:t xml:space="preserve">Management Science</w:t>
+      </w:r>
+      <w:r>
+        <w:t xml:space="preserve">, 60(12):2886–2907, 2014.</w:t>
+      </w:r>
+    </w:p>
+    <w:p>
+      <w:pPr>
+        <w:pStyle w:val="ReferenceEntry"/>
+        <w:spacing w:after="100"/>
+        <w:ind w:left="475" w:hanging="475"/>
+        <w:jc w:val="left"/>
+        <w:keepNext w:val="0"/>
+        <w:keepLines w:val="0"/>
+        <w:widowControl w:val="1"/>
+      </w:pPr>
+      <w:r>
+        <w:rPr>
+          <w:rFonts w:ascii="Georgia" w:hAnsi="Georgia"/>
+          <w:sz w:val="20"/>
+        </w:rPr>
+        <w:t xml:space="preserve">23. </w:t>
+      </w:r>
+      <w:r>
+        <w:t xml:space="preserve">M. Dudík, J. Langford, and L. Li. Doubly robust policy evaluation and learning. In</w:t>
+      </w:r>
+      <w:r>
+        <w:t xml:space="preserve"> </w:t>
+      </w:r>
+      <w:r>
+        <w:rPr>
+          <w:i/>
+          <w:iCs/>
+        </w:rPr>
+        <w:t xml:space="preserve">Proceedings of the 28th International Conference on Machine Learning (ICML)</w:t>
+      </w:r>
+      <w:r>
+        <w:t xml:space="preserve">, pages 1097–1104, 2011.</w:t>
+      </w:r>
+    </w:p>
+    <w:p>
+      <w:pPr>
+        <w:pStyle w:val="ReferenceEntry"/>
+        <w:spacing w:after="100"/>
+        <w:ind w:left="475" w:hanging="475"/>
+        <w:jc w:val="left"/>
+        <w:keepNext w:val="0"/>
+        <w:keepLines w:val="0"/>
+        <w:widowControl w:val="1"/>
+      </w:pPr>
+      <w:r>
+        <w:rPr>
+          <w:rFonts w:ascii="Georgia" w:hAnsi="Georgia"/>
+          <w:sz w:val="20"/>
+        </w:rPr>
+        <w:t xml:space="preserve">24. </w:t>
+      </w:r>
+      <w:r>
+        <w:t xml:space="preserve">Y.-X. Wang, A. Agarwal, and M. Dudík. Optimal and adaptive off-policy evaluation in contextual bandits. In</w:t>
+      </w:r>
+      <w:r>
+        <w:t xml:space="preserve"> </w:t>
+      </w:r>
+      <w:r>
+        <w:rPr>
+          <w:i/>
+          <w:iCs/>
+        </w:rPr>
+        <w:t xml:space="preserve">Proceedings of the 34th International Conference on Machine Learning (ICML)</w:t>
+      </w:r>
+      <w:r>
+        <w:t xml:space="preserve">, pages 3589–3597, 2017.</w:t>
+      </w:r>
+    </w:p>
+    <w:bookmarkEnd w:id="25"/>
+    <w:bookmarkStart w:id="46" w:name="appendix"/>
     <w:p>
       <w:pPr>
         <w:pStyle w:val="Heading2"/>
@@ -9661,7 +8727,19 @@
         <w:widowControl w:val="1"/>
       </w:pPr>
       <w:r>
-        <w:t xml:space="preserve">Appendix A. Reference serving architecture</w:t>
+        <w:t xml:space="preserve">Appendix</w:t>
+      </w:r>
+    </w:p>
+    <w:bookmarkStart w:id="29" w:name="Xf4ae4abe95e7ae1cb80a4c23dcfb8a20e4835ff"/>
+    <w:p>
+      <w:pPr>
+        <w:pStyle w:val="Heading3"/>
+        <w:keepNext/>
+        <w:keepLines/>
+        <w:widowControl w:val="1"/>
+      </w:pPr>
+      <w:r>
+        <w:t xml:space="preserve">A.1 Worked example: the cost of greedy serving</w:t>
       </w:r>
     </w:p>
     <w:p>
@@ -9673,10 +8751,711 @@
         <w:widowControl w:val="1"/>
       </w:pPr>
       <w:r>
-        <w:t xml:space="preserve">This appendix gives the full deployment design summarized in Section 8: the offline stage that compiles the plan and the online stage that executes it per impression. It is a design sketch; the experiments of Sections 4–6 validate the allocation core it compiles, not the per-subscriber serving machinery detailed here.</w:t>
+        <w:t xml:space="preserve">Consider the smallest instance in which greedy serving and planned allocation come apart. Two campaigns run at the same time: a soft drink and a sports car. Each has bought exactly</w:t>
+      </w:r>
+      <w:r>
+        <w:t xml:space="preserve"> </w:t>
+      </w:r>
+      <w:r>
+        <w:rPr>
+          <w:b/>
+          <w:bCs/>
+        </w:rPr>
+        <w:t xml:space="preserve">two impressions</w:t>
+      </w:r>
+      <w:r>
+        <w:t xml:space="preserve">. Four subscribers will each generate one ad opportunity. From past behavior we can estimate every subscriber’s probability of clicking each campaign:</w:t>
       </w:r>
     </w:p>
-    <w:bookmarkStart w:id="33" w:name="Xa31f11580875970f34b111f76672a43985c73f8"/>
+    <w:tbl>
+      <w:tblPr>
+        <w:tblStyle w:val="Table"/>
+        <w:tblW w:type="pct" w:w="5000"/>
+        <w:jc w:val="center"/>
+        <w:tblLook w:firstRow="1" w:lastRow="0" w:firstColumn="0" w:lastColumn="0" w:noHBand="0" w:noVBand="0" w:val="0020"/>
+        <w:tblLayout w:type="autofit"/>
+        <w:tblBorders>
+          <w:top w:val="single" w:sz="10" w:color="4F6272"/>
+          <w:bottom w:val="single" w:sz="10" w:color="4F6272"/>
+          <w:insideH w:val="single" w:sz="5" w:color="9FB0C2"/>
+          <w:left w:val="single" w:sz="6" w:color="9FB0C2"/>
+          <w:right w:val="single" w:sz="6" w:color="9FB0C2"/>
+          <w:insideV w:val="single" w:sz="5" w:color="D9E1E8"/>
+        </w:tblBorders>
+      </w:tblPr>
+      <w:tblGrid>
+        <w:gridCol w:w="2640"/>
+        <w:gridCol w:w="2640"/>
+        <w:gridCol w:w="2640"/>
+      </w:tblGrid>
+      <w:tr>
+        <w:trPr>
+          <w:tblHeader w:val="on"/>
+        </w:trPr>
+        <w:tc>
+          <w:tcPr>
+            <w:shd w:fill="EEF3F7"/>
+            <w:tcBorders>
+              <w:left w:val="nil"/>
+              <w:right w:val="nil"/>
+              <w:top w:val="nil"/>
+              <w:bottom w:val="single" w:sz="8" w:color="9FB0C2"/>
+            </w:tcBorders>
+            <w:vAlign w:val="center"/>
+          </w:tcPr>
+          <w:p>
+            <w:pPr>
+              <w:pStyle w:val="Compact"/>
+              <w:spacing w:before="0" w:after="20" w:line="240" w:lineRule="auto"/>
+              <w:jc w:val="center"/>
+              <w:suppressAutoHyphens/>
+              <w:keepNext w:val="0"/>
+              <w:keepLines/>
+              <w:widowControl w:val="1"/>
+            </w:pPr>
+            <w:r>
+              <w:rPr>
+                <w:rFonts w:ascii="Georgia" w:hAnsi="Georgia"/>
+                <w:b/>
+                <w:sz w:val="19"/>
+              </w:rPr>
+              <w:t xml:space="preserve">Subscriber</w:t>
+            </w:r>
+          </w:p>
+        </w:tc>
+        <w:tc>
+          <w:tcPr>
+            <w:shd w:fill="EEF3F7"/>
+            <w:tcBorders>
+              <w:left w:val="nil"/>
+              <w:right w:val="nil"/>
+              <w:top w:val="nil"/>
+              <w:bottom w:val="single" w:sz="8" w:color="9FB0C2"/>
+            </w:tcBorders>
+            <w:vAlign w:val="center"/>
+          </w:tcPr>
+          <w:p>
+            <w:pPr>
+              <w:pStyle w:val="Compact"/>
+              <w:spacing w:before="0" w:after="20" w:line="240" w:lineRule="auto"/>
+              <w:jc w:val="center"/>
+              <w:suppressAutoHyphens/>
+              <w:keepNext w:val="0"/>
+              <w:keepLines/>
+              <w:widowControl w:val="1"/>
+            </w:pPr>
+            <w:r>
+              <w:rPr>
+                <w:rFonts w:ascii="Georgia" w:hAnsi="Georgia"/>
+                <w:b/>
+                <w:sz w:val="19"/>
+              </w:rPr>
+              <w:t xml:space="preserve">P(click | drink)</w:t>
+            </w:r>
+          </w:p>
+        </w:tc>
+        <w:tc>
+          <w:tcPr>
+            <w:shd w:fill="EEF3F7"/>
+            <w:tcBorders>
+              <w:left w:val="nil"/>
+              <w:right w:val="nil"/>
+              <w:top w:val="nil"/>
+              <w:bottom w:val="single" w:sz="8" w:color="9FB0C2"/>
+            </w:tcBorders>
+            <w:vAlign w:val="center"/>
+          </w:tcPr>
+          <w:p>
+            <w:pPr>
+              <w:pStyle w:val="Compact"/>
+              <w:spacing w:before="0" w:after="20" w:line="240" w:lineRule="auto"/>
+              <w:jc w:val="center"/>
+              <w:suppressAutoHyphens/>
+              <w:keepNext w:val="0"/>
+              <w:keepLines/>
+              <w:widowControl w:val="1"/>
+            </w:pPr>
+            <w:r>
+              <w:rPr>
+                <w:rFonts w:ascii="Georgia" w:hAnsi="Georgia"/>
+                <w:b/>
+                <w:sz w:val="19"/>
+              </w:rPr>
+              <w:t xml:space="preserve">P(click | car)</w:t>
+            </w:r>
+          </w:p>
+        </w:tc>
+      </w:tr>
+      <w:tr>
+        <w:tc>
+          <w:tcPr>
+            <w:tcBorders>
+              <w:left w:val="nil"/>
+              <w:right w:val="nil"/>
+              <w:top w:val="nil"/>
+              <w:bottom w:val="single" w:sz="4" w:color="D9E1E8"/>
+            </w:tcBorders>
+            <w:vAlign w:val="center"/>
+          </w:tcPr>
+          <w:p>
+            <w:pPr>
+              <w:pStyle w:val="Compact"/>
+              <w:spacing w:before="0" w:after="20" w:line="240" w:lineRule="auto"/>
+              <w:jc w:val="center"/>
+              <w:suppressAutoHyphens/>
+              <w:keepNext w:val="0"/>
+              <w:keepLines/>
+              <w:widowControl w:val="1"/>
+            </w:pPr>
+            <w:r>
+              <w:rPr>
+                <w:rFonts w:ascii="Georgia" w:hAnsi="Georgia"/>
+                <w:sz w:val="19"/>
+              </w:rPr>
+              <w:t xml:space="preserve">u₁</w:t>
+            </w:r>
+          </w:p>
+        </w:tc>
+        <w:tc>
+          <w:tcPr>
+            <w:tcBorders>
+              <w:left w:val="nil"/>
+              <w:right w:val="nil"/>
+              <w:top w:val="nil"/>
+              <w:bottom w:val="single" w:sz="4" w:color="D9E1E8"/>
+            </w:tcBorders>
+            <w:vAlign w:val="center"/>
+          </w:tcPr>
+          <w:p>
+            <w:pPr>
+              <w:pStyle w:val="Compact"/>
+              <w:spacing w:before="0" w:after="20" w:line="240" w:lineRule="auto"/>
+              <w:jc w:val="center"/>
+              <w:suppressAutoHyphens/>
+              <w:keepNext w:val="0"/>
+              <w:keepLines/>
+              <w:widowControl w:val="1"/>
+            </w:pPr>
+            <w:r>
+              <w:rPr>
+                <w:rFonts w:ascii="Georgia" w:hAnsi="Georgia"/>
+                <w:sz w:val="19"/>
+              </w:rPr>
+              <w:t xml:space="preserve">0.10</w:t>
+            </w:r>
+          </w:p>
+        </w:tc>
+        <w:tc>
+          <w:tcPr>
+            <w:tcBorders>
+              <w:left w:val="nil"/>
+              <w:right w:val="nil"/>
+              <w:top w:val="nil"/>
+              <w:bottom w:val="single" w:sz="4" w:color="D9E1E8"/>
+            </w:tcBorders>
+            <w:vAlign w:val="center"/>
+          </w:tcPr>
+          <w:p>
+            <w:pPr>
+              <w:pStyle w:val="Compact"/>
+              <w:spacing w:before="0" w:after="20" w:line="240" w:lineRule="auto"/>
+              <w:jc w:val="center"/>
+              <w:suppressAutoHyphens/>
+              <w:keepNext w:val="0"/>
+              <w:keepLines/>
+              <w:widowControl w:val="1"/>
+            </w:pPr>
+            <w:r>
+              <w:rPr>
+                <w:rFonts w:ascii="Georgia" w:hAnsi="Georgia"/>
+                <w:sz w:val="19"/>
+              </w:rPr>
+              <w:t xml:space="preserve">0.80</w:t>
+            </w:r>
+          </w:p>
+        </w:tc>
+      </w:tr>
+      <w:tr>
+        <w:tc>
+          <w:tcPr>
+            <w:tcBorders>
+              <w:left w:val="nil"/>
+              <w:right w:val="nil"/>
+              <w:top w:val="nil"/>
+              <w:bottom w:val="single" w:sz="4" w:color="D9E1E8"/>
+            </w:tcBorders>
+            <w:vAlign w:val="center"/>
+          </w:tcPr>
+          <w:p>
+            <w:pPr>
+              <w:pStyle w:val="Compact"/>
+              <w:spacing w:before="0" w:after="20" w:line="240" w:lineRule="auto"/>
+              <w:jc w:val="center"/>
+              <w:suppressAutoHyphens/>
+              <w:keepNext w:val="0"/>
+              <w:keepLines/>
+              <w:widowControl w:val="1"/>
+            </w:pPr>
+            <w:r>
+              <w:rPr>
+                <w:rFonts w:ascii="Georgia" w:hAnsi="Georgia"/>
+                <w:sz w:val="19"/>
+              </w:rPr>
+              <w:t xml:space="preserve">u₂</w:t>
+            </w:r>
+          </w:p>
+        </w:tc>
+        <w:tc>
+          <w:tcPr>
+            <w:tcBorders>
+              <w:left w:val="nil"/>
+              <w:right w:val="nil"/>
+              <w:top w:val="nil"/>
+              <w:bottom w:val="single" w:sz="4" w:color="D9E1E8"/>
+            </w:tcBorders>
+            <w:vAlign w:val="center"/>
+          </w:tcPr>
+          <w:p>
+            <w:pPr>
+              <w:pStyle w:val="Compact"/>
+              <w:spacing w:before="0" w:after="20" w:line="240" w:lineRule="auto"/>
+              <w:jc w:val="center"/>
+              <w:suppressAutoHyphens/>
+              <w:keepNext w:val="0"/>
+              <w:keepLines/>
+              <w:widowControl w:val="1"/>
+            </w:pPr>
+            <w:r>
+              <w:rPr>
+                <w:rFonts w:ascii="Georgia" w:hAnsi="Georgia"/>
+                <w:sz w:val="19"/>
+              </w:rPr>
+              <w:t xml:space="preserve">0.30</w:t>
+            </w:r>
+          </w:p>
+        </w:tc>
+        <w:tc>
+          <w:tcPr>
+            <w:tcBorders>
+              <w:left w:val="nil"/>
+              <w:right w:val="nil"/>
+              <w:top w:val="nil"/>
+              <w:bottom w:val="single" w:sz="4" w:color="D9E1E8"/>
+            </w:tcBorders>
+            <w:vAlign w:val="center"/>
+          </w:tcPr>
+          <w:p>
+            <w:pPr>
+              <w:pStyle w:val="Compact"/>
+              <w:spacing w:before="0" w:after="20" w:line="240" w:lineRule="auto"/>
+              <w:jc w:val="center"/>
+              <w:suppressAutoHyphens/>
+              <w:keepNext w:val="0"/>
+              <w:keepLines/>
+              <w:widowControl w:val="1"/>
+            </w:pPr>
+            <w:r>
+              <w:rPr>
+                <w:rFonts w:ascii="Georgia" w:hAnsi="Georgia"/>
+                <w:sz w:val="19"/>
+              </w:rPr>
+              <w:t xml:space="preserve">0.50</w:t>
+            </w:r>
+          </w:p>
+        </w:tc>
+      </w:tr>
+      <w:tr>
+        <w:tc>
+          <w:tcPr>
+            <w:tcBorders>
+              <w:left w:val="nil"/>
+              <w:right w:val="nil"/>
+              <w:top w:val="nil"/>
+              <w:bottom w:val="single" w:sz="4" w:color="D9E1E8"/>
+            </w:tcBorders>
+            <w:vAlign w:val="center"/>
+          </w:tcPr>
+          <w:p>
+            <w:pPr>
+              <w:pStyle w:val="Compact"/>
+              <w:spacing w:before="0" w:after="20" w:line="240" w:lineRule="auto"/>
+              <w:jc w:val="center"/>
+              <w:suppressAutoHyphens/>
+              <w:keepNext w:val="0"/>
+              <w:keepLines/>
+              <w:widowControl w:val="1"/>
+            </w:pPr>
+            <w:r>
+              <w:rPr>
+                <w:rFonts w:ascii="Georgia" w:hAnsi="Georgia"/>
+                <w:sz w:val="19"/>
+              </w:rPr>
+              <w:t xml:space="preserve">u₃</w:t>
+            </w:r>
+          </w:p>
+        </w:tc>
+        <w:tc>
+          <w:tcPr>
+            <w:tcBorders>
+              <w:left w:val="nil"/>
+              <w:right w:val="nil"/>
+              <w:top w:val="nil"/>
+              <w:bottom w:val="single" w:sz="4" w:color="D9E1E8"/>
+            </w:tcBorders>
+            <w:vAlign w:val="center"/>
+          </w:tcPr>
+          <w:p>
+            <w:pPr>
+              <w:pStyle w:val="Compact"/>
+              <w:spacing w:before="0" w:after="20" w:line="240" w:lineRule="auto"/>
+              <w:jc w:val="center"/>
+              <w:suppressAutoHyphens/>
+              <w:keepNext w:val="0"/>
+              <w:keepLines/>
+              <w:widowControl w:val="1"/>
+            </w:pPr>
+            <w:r>
+              <w:rPr>
+                <w:rFonts w:ascii="Georgia" w:hAnsi="Georgia"/>
+                <w:sz w:val="19"/>
+              </w:rPr>
+              <w:t xml:space="preserve">0.20</w:t>
+            </w:r>
+          </w:p>
+        </w:tc>
+        <w:tc>
+          <w:tcPr>
+            <w:tcBorders>
+              <w:left w:val="nil"/>
+              <w:right w:val="nil"/>
+              <w:top w:val="nil"/>
+              <w:bottom w:val="single" w:sz="4" w:color="D9E1E8"/>
+            </w:tcBorders>
+            <w:vAlign w:val="center"/>
+          </w:tcPr>
+          <w:p>
+            <w:pPr>
+              <w:pStyle w:val="Compact"/>
+              <w:spacing w:before="0" w:after="20" w:line="240" w:lineRule="auto"/>
+              <w:jc w:val="center"/>
+              <w:suppressAutoHyphens/>
+              <w:keepNext w:val="0"/>
+              <w:keepLines/>
+              <w:widowControl w:val="1"/>
+            </w:pPr>
+            <w:r>
+              <w:rPr>
+                <w:rFonts w:ascii="Georgia" w:hAnsi="Georgia"/>
+                <w:sz w:val="19"/>
+              </w:rPr>
+              <w:t xml:space="preserve">0.60</w:t>
+            </w:r>
+          </w:p>
+        </w:tc>
+      </w:tr>
+      <w:tr>
+        <w:tc>
+          <w:tcPr>
+            <w:tcBorders>
+              <w:left w:val="nil"/>
+              <w:right w:val="nil"/>
+              <w:top w:val="nil"/>
+              <w:bottom w:val="nil"/>
+            </w:tcBorders>
+            <w:vAlign w:val="center"/>
+          </w:tcPr>
+          <w:p>
+            <w:pPr>
+              <w:pStyle w:val="Compact"/>
+              <w:spacing w:before="0" w:after="20" w:line="240" w:lineRule="auto"/>
+              <w:jc w:val="center"/>
+              <w:suppressAutoHyphens/>
+              <w:keepNext w:val="0"/>
+              <w:keepLines/>
+              <w:widowControl w:val="1"/>
+            </w:pPr>
+            <w:r>
+              <w:rPr>
+                <w:rFonts w:ascii="Georgia" w:hAnsi="Georgia"/>
+                <w:sz w:val="19"/>
+              </w:rPr>
+              <w:t xml:space="preserve">u₄</w:t>
+            </w:r>
+          </w:p>
+        </w:tc>
+        <w:tc>
+          <w:tcPr>
+            <w:tcBorders>
+              <w:left w:val="nil"/>
+              <w:right w:val="nil"/>
+              <w:top w:val="nil"/>
+              <w:bottom w:val="nil"/>
+            </w:tcBorders>
+            <w:vAlign w:val="center"/>
+          </w:tcPr>
+          <w:p>
+            <w:pPr>
+              <w:pStyle w:val="Compact"/>
+              <w:spacing w:before="0" w:after="20" w:line="240" w:lineRule="auto"/>
+              <w:jc w:val="center"/>
+              <w:suppressAutoHyphens/>
+              <w:keepNext w:val="0"/>
+              <w:keepLines/>
+              <w:widowControl w:val="1"/>
+            </w:pPr>
+            <w:r>
+              <w:rPr>
+                <w:rFonts w:ascii="Georgia" w:hAnsi="Georgia"/>
+                <w:sz w:val="19"/>
+              </w:rPr>
+              <w:t xml:space="preserve">0.40</w:t>
+            </w:r>
+          </w:p>
+        </w:tc>
+        <w:tc>
+          <w:tcPr>
+            <w:tcBorders>
+              <w:left w:val="nil"/>
+              <w:right w:val="nil"/>
+              <w:top w:val="nil"/>
+              <w:bottom w:val="nil"/>
+            </w:tcBorders>
+            <w:vAlign w:val="center"/>
+          </w:tcPr>
+          <w:p>
+            <w:pPr>
+              <w:pStyle w:val="Compact"/>
+              <w:spacing w:before="0" w:after="20" w:line="240" w:lineRule="auto"/>
+              <w:jc w:val="center"/>
+              <w:suppressAutoHyphens/>
+              <w:keepNext w:val="0"/>
+              <w:keepLines/>
+              <w:widowControl w:val="1"/>
+            </w:pPr>
+            <w:r>
+              <w:rPr>
+                <w:rFonts w:ascii="Georgia" w:hAnsi="Georgia"/>
+                <w:sz w:val="19"/>
+              </w:rPr>
+              <w:t xml:space="preserve">0.70</w:t>
+            </w:r>
+          </w:p>
+        </w:tc>
+      </w:tr>
+    </w:tbl>
+    <w:p>
+      <w:pPr>
+        <w:pStyle w:val="BodyText"/>
+        <w:spacing w:before="240"/>
+        <w:jc w:val="both"/>
+        <w:keepNext w:val="0"/>
+        <w:keepLines w:val="0"/>
+        <w:widowControl w:val="1"/>
+      </w:pPr>
+      <w:r>
+        <w:t xml:space="preserve">A greedy server shows every subscriber their personally best ad. All four prefer the car, so the car campaign’s quota is consumed by whoever happens to arrive first, say u₁ and u₂. The drink campaign is then forced onto the remaining two:</w:t>
+      </w:r>
+    </w:p>
+    <w:tbl>
+      <w:tblPr>
+        <w:tblStyle w:val="FigureTable"/>
+        <w:tblW w:type="pct" w:w="5000"/>
+        <w:jc w:val="center"/>
+        <w:tblLook w:firstRow="0" w:lastRow="0" w:firstColumn="0" w:lastColumn="0"/>
+        <w:tblLayout w:type="autofit"/>
+        <w:tblBorders>
+          <w:top w:val="single" w:sz="10" w:color="4F6272"/>
+          <w:bottom w:val="single" w:sz="10" w:color="4F6272"/>
+          <w:insideH w:val="single" w:sz="5" w:color="9FB0C2"/>
+          <w:left w:val="single" w:sz="6" w:color="9FB0C2"/>
+          <w:right w:val="single" w:sz="6" w:color="9FB0C2"/>
+          <w:insideV w:val="single" w:sz="5" w:color="D9E1E8"/>
+        </w:tblBorders>
+      </w:tblPr>
+      <w:tblGrid>
+        <w:gridCol w:w="7920"/>
+      </w:tblGrid>
+      <w:tr>
+        <w:tc>
+          <w:tcPr>
+            <w:shd w:fill="EEF3F7"/>
+            <w:tcBorders>
+              <w:left w:val="nil"/>
+              <w:right w:val="nil"/>
+              <w:top w:val="nil"/>
+              <w:bottom w:val="single" w:sz="8" w:color="9FB0C2"/>
+            </w:tcBorders>
+            <w:vAlign w:val="center"/>
+          </w:tcPr>
+          <w:p>
+            <w:pPr>
+              <w:pStyle w:val="Compact"/>
+              <w:spacing w:before="0" w:after="20" w:line="240" w:lineRule="auto"/>
+              <w:jc w:val="center"/>
+              <w:suppressAutoHyphens/>
+              <w:keepNext w:val="0"/>
+              <w:keepLines/>
+              <w:widowControl w:val="1"/>
+            </w:pPr>
+            <w:r>
+              <w:rPr>
+                <w:rFonts w:ascii="Georgia" w:hAnsi="Georgia"/>
+                <w:b/>
+                <w:sz w:val="19"/>
+              </w:rPr>
+              <w:drawing>
+                <wp:inline>
+                  <wp:extent cx="5943600" cy="2476500"/>
+                  <wp:effectExtent b="0" l="0" r="0" t="0"/>
+                  <wp:docPr descr="Figure 2" title="" id="27" name="Picture"/>
+                  <a:graphic>
+                    <a:graphicData uri="http://schemas.openxmlformats.org/drawingml/2006/picture">
+                      <pic:pic>
+                        <pic:nvPicPr>
+                          <pic:cNvPr descr="figs2col/fig2.png" id="28" name="Picture"/>
+                          <pic:cNvPicPr>
+                            <a:picLocks noChangeArrowheads="1" noChangeAspect="1"/>
+                          </pic:cNvPicPr>
+                        </pic:nvPicPr>
+                        <pic:blipFill>
+                          <a:blip r:embed="rId26"/>
+                          <a:stretch>
+                            <a:fillRect/>
+                          </a:stretch>
+                        </pic:blipFill>
+                        <pic:spPr bwMode="auto">
+                          <a:xfrm>
+                            <a:off x="0" y="0"/>
+                            <a:ext cx="5943600" cy="2476500"/>
+                          </a:xfrm>
+                          <a:prstGeom prst="rect">
+                            <a:avLst/>
+                          </a:prstGeom>
+                          <a:noFill/>
+                          <a:ln w="9525">
+                            <a:noFill/>
+                            <a:headEnd/>
+                            <a:tailEnd/>
+                          </a:ln>
+                        </pic:spPr>
+                      </pic:pic>
+                    </a:graphicData>
+                  </a:graphic>
+                </wp:inline>
+              </w:drawing>
+            </w:r>
+          </w:p>
+        </w:tc>
+      </w:tr>
+    </w:tbl>
+    <w:p>
+      <w:pPr>
+        <w:pStyle w:val="ImageCaption"/>
+        <w:spacing w:before="80" w:after="120" w:line="240" w:lineRule="auto"/>
+        <w:jc w:val="center"/>
+        <w:keepNext w:val="0"/>
+        <w:keepLines/>
+        <w:widowControl w:val="1"/>
+      </w:pPr>
+      <w:r>
+        <w:rPr>
+          <w:b/>
+          <w:i/>
+        </w:rPr>
+        <w:t>Figure 2.</w:t>
+      </w:r>
+      <w:r>
+        <w:rPr>
+          <w:b w:val="0"/>
+          <w:i/>
+        </w:rPr>
+        <w:t xml:space="preserve"> </w:t>
+      </w:r>
+      <w:r>
+        <w:rPr>
+          <w:b w:val="0"/>
+          <w:i/>
+        </w:rPr>
+        <w:t>Two campaigns, four subscribers, two impressions per campaign. Greedy serving fills the car campaign with the first arrivals (u₁, u₂) for 0.80 + 0.50 + 0.20 + 0.40 = 1.90 expected clicks. The optimal assignment gives the car campaign u₁ and u₃ and the drink campaign u₂ and u₄, for 0.80 + 0.60 + 0.30 + 0.40 = 2.10, an 11% lift from re-pairing the same impressions. The greedy value depends on arrival order; averaged over all orders it is 1.80, so the drawn order is a conservative case.</w:t>
+      </w:r>
+    </w:p>
+    <w:p>
+      <w:pPr>
+        <w:pStyle w:val="BodyText"/>
+        <w:jc w:val="both"/>
+        <w:keepNext w:val="0"/>
+        <w:keepLines w:val="0"/>
+        <w:widowControl w:val="1"/>
+      </w:pPr>
+      <w:r>
+        <w:t xml:space="preserve">Nothing about the subscribers or the campaigns changed between the two panels. The only difference is that the right-hand assignment was chosen</w:t>
+      </w:r>
+      <w:r>
+        <w:t xml:space="preserve"> </w:t>
+      </w:r>
+      <w:r>
+        <w:rPr>
+          <w:i/>
+          <w:iCs/>
+        </w:rPr>
+        <w:t xml:space="preserve">jointly</w:t>
+      </w:r>
+      <w:r>
+        <w:t xml:space="preserve">: the car campaign gives up u₂ (a 0.50 click chance), whose 0.30 with the drink remains a strong pairing, and takes u₃ (0.60) instead. Each individual swap looks locally worse for someone; the total is strictly better.</w:t>
+      </w:r>
+    </w:p>
+    <w:p>
+      <w:pPr>
+        <w:pStyle w:val="BodyText"/>
+        <w:jc w:val="both"/>
+        <w:keepNext w:val="0"/>
+        <w:keepLines w:val="0"/>
+        <w:widowControl w:val="1"/>
+      </w:pPr>
+      <w:r>
+        <w:t xml:space="preserve">The gap grows with scale. With hundreds of campaigns, millions of subscribers, targeting constraints, frequency caps, and time-of-day windows, greedy serving does not just lose a few percent: it systematically starves narrow-audience campaigns, over-exposes indifferent subscribers, and leaves contracted quotas unfilled at the end of the flight. Optimal allocation is not a refinement of ad serving; it is the difference between selling inventory and wasting it.</w:t>
+      </w:r>
+    </w:p>
+    <w:p>
+      <w:pPr>
+        <w:pStyle w:val="BodyText"/>
+        <w:jc w:val="both"/>
+        <w:keepNext w:val="0"/>
+        <w:keepLines w:val="0"/>
+        <w:widowControl w:val="1"/>
+      </w:pPr>
+      <w:r>
+        <w:rPr>
+          <w:b/>
+          <w:bCs/>
+        </w:rPr>
+        <w:t xml:space="preserve">The core insight:</w:t>
+      </w:r>
+      <w:r>
+        <w:t xml:space="preserve"> </w:t>
+      </w:r>
+      <w:r>
+        <w:t xml:space="preserve">click probability is a property of a</w:t>
+      </w:r>
+      <w:r>
+        <w:t xml:space="preserve"> </w:t>
+      </w:r>
+      <w:r>
+        <w:rPr>
+          <w:i/>
+          <w:iCs/>
+        </w:rPr>
+        <w:t xml:space="preserve">pair</w:t>
+      </w:r>
+      <w:r>
+        <w:t xml:space="preserve"> </w:t>
+      </w:r>
+      <w:r>
+        <w:t xml:space="preserve">(audience, campaign), not of a campaign alone. Revenue is maximized by choosing the pairing globally, subject to each campaign’s quota, and this choice can be made ahead of time because audience behavior is statistically predictable even though individual events are not.</w:t>
+      </w:r>
+    </w:p>
+    <w:bookmarkEnd w:id="29"/>
+    <w:bookmarkStart w:id="30" w:name="a.2-proof-of-interaction-invariance"/>
     <w:p>
       <w:pPr>
         <w:pStyle w:val="Heading3"/>
@@ -9685,7 +9464,7 @@
         <w:widowControl w:val="1"/>
       </w:pPr>
       <w:r>
-        <w:t xml:space="preserve">A.1 The offline stage: learning the inputs to the plan</w:t>
+        <w:t xml:space="preserve">A.2 Proof of interaction invariance</w:t>
       </w:r>
     </w:p>
     <w:p>
@@ -9697,94 +9476,201 @@
         <w:widowControl w:val="1"/>
       </w:pPr>
       <w:r>
-        <w:t xml:space="preserve">The allocation program needs two inputs that do not exist in raw data: predicted traffic per segment (</w:t>
+        <w:rPr>
+          <w:b/>
+          <w:bCs/>
+        </w:rPr>
+        <w:t xml:space="preserve">Proof.</w:t>
+      </w:r>
+      <w:r>
+        <w:t xml:space="preserve"> </w:t>
+      </w:r>
+      <w:r>
+        <w:t xml:space="preserve">Expanding the objective, V(x) = Σ</w:t>
+      </w:r>
+      <w:r>
+        <w:rPr>
+          <w:vertAlign w:val="subscript"/>
+        </w:rPr>
+        <w:t xml:space="preserve">c</w:t>
+      </w:r>
+      <w:r>
+        <w:t xml:space="preserve"> </w:t>
+      </w:r>
+      <w:r>
+        <w:t xml:space="preserve">a</w:t>
+      </w:r>
+      <w:r>
+        <w:rPr>
+          <w:vertAlign w:val="subscript"/>
+        </w:rPr>
+        <w:t xml:space="preserve">c</w:t>
+      </w:r>
+      <w:r>
+        <w:t xml:space="preserve"> </w:t>
+      </w:r>
+      <w:r>
+        <w:t xml:space="preserve">(Σ</w:t>
+      </w:r>
+      <w:r>
+        <w:rPr>
+          <w:vertAlign w:val="subscript"/>
+        </w:rPr>
+        <w:t xml:space="preserve">s</w:t>
+      </w:r>
+      <w:r>
+        <w:t xml:space="preserve"> </w:t>
+      </w:r>
+      <w:r>
+        <w:t xml:space="preserve">x</w:t>
+      </w:r>
+      <w:r>
+        <w:rPr>
+          <w:vertAlign w:val="subscript"/>
+        </w:rPr>
+        <w:t xml:space="preserve">c,s</w:t>
+      </w:r>
+      <w:r>
+        <w:t xml:space="preserve">) + Σ</w:t>
+      </w:r>
+      <w:r>
+        <w:rPr>
+          <w:vertAlign w:val="subscript"/>
+        </w:rPr>
+        <w:t xml:space="preserve">s</w:t>
+      </w:r>
+      <w:r>
+        <w:t xml:space="preserve"> </w:t>
+      </w:r>
+      <w:r>
+        <w:t xml:space="preserve">b</w:t>
+      </w:r>
+      <w:r>
+        <w:rPr>
+          <w:vertAlign w:val="subscript"/>
+        </w:rPr>
+        <w:t xml:space="preserve">s</w:t>
+      </w:r>
+      <w:r>
+        <w:t xml:space="preserve"> </w:t>
+      </w:r>
+      <w:r>
+        <w:t xml:space="preserve">(Σ</w:t>
+      </w:r>
+      <w:r>
+        <w:rPr>
+          <w:vertAlign w:val="subscript"/>
+        </w:rPr>
+        <w:t xml:space="preserve">c</w:t>
+      </w:r>
+      <w:r>
+        <w:t xml:space="preserve"> </w:t>
+      </w:r>
+      <w:r>
+        <w:t xml:space="preserve">x</w:t>
+      </w:r>
+      <w:r>
+        <w:rPr>
+          <w:vertAlign w:val="subscript"/>
+        </w:rPr>
+        <w:t xml:space="preserve">c,s</w:t>
+      </w:r>
+      <w:r>
+        <w:t xml:space="preserve">) + Σ</w:t>
+      </w:r>
+      <w:r>
+        <w:rPr>
+          <w:vertAlign w:val="subscript"/>
+        </w:rPr>
+        <w:t xml:space="preserve">c,s</w:t>
+      </w:r>
+      <w:r>
+        <w:t xml:space="preserve"> </w:t>
+      </w:r>
+      <w:r>
+        <w:t xml:space="preserve">x</w:t>
+      </w:r>
+      <w:r>
+        <w:rPr>
+          <w:vertAlign w:val="subscript"/>
+        </w:rPr>
+        <w:t xml:space="preserve">c,s</w:t>
+      </w:r>
+      <w:r>
+        <w:t xml:space="preserve"> </w:t>
+      </w:r>
+      <w:r>
+        <w:t xml:space="preserve">g</w:t>
+      </w:r>
+      <w:r>
+        <w:rPr>
+          <w:vertAlign w:val="subscript"/>
+        </w:rPr>
+        <w:t xml:space="preserve">c,s</w:t>
+      </w:r>
+      <w:r>
+        <w:t xml:space="preserve">. The first sum depends on</w:t>
+      </w:r>
+      <w:r>
+        <w:t xml:space="preserve"> </w:t>
       </w:r>
       <w:r>
         <w:rPr>
           <w:i/>
           <w:iCs/>
         </w:rPr>
-        <w:t xml:space="preserve">H</w:t>
+        <w:t xml:space="preserve">x</w:t>
+      </w:r>
+      <w:r>
+        <w:t xml:space="preserve"> </w:t>
+      </w:r>
+      <w:r>
+        <w:t xml:space="preserve">only through the campaign margins, the second only through the segment margins; both are held fixed, so they are equal for</w:t>
+      </w:r>
+      <w:r>
+        <w:t xml:space="preserve"> </w:t>
       </w:r>
       <w:r>
         <w:rPr>
           <w:i/>
           <w:iCs/>
-          <w:vertAlign w:val="subscript"/>
-        </w:rPr>
-        <w:t xml:space="preserve">s</w:t>
-      </w:r>
-      <w:r>
-        <w:t xml:space="preserve">) and click probabilities per campaign-segment pair (</w:t>
+        </w:rPr>
+        <w:t xml:space="preserve">x</w:t>
+      </w:r>
+      <w:r>
+        <w:t xml:space="preserve"> </w:t>
+      </w:r>
+      <w:r>
+        <w:t xml:space="preserve">and</w:t>
+      </w:r>
+      <w:r>
+        <w:t xml:space="preserve"> </w:t>
       </w:r>
       <w:r>
         <w:rPr>
           <w:i/>
           <w:iCs/>
         </w:rPr>
-        <w:t xml:space="preserve">p</w:t>
-      </w:r>
-      <w:r>
-        <w:rPr>
-          <w:i/>
-          <w:iCs/>
-          <w:vertAlign w:val="subscript"/>
-        </w:rPr>
-        <w:t xml:space="preserve">c,s</w:t>
-      </w:r>
-      <w:r>
-        <w:t xml:space="preserve">). The offline analytics stage builds both from event history, under three modeling assumptions, each holding with high probability rather than certainty:</w:t>
+        <w:t xml:space="preserve">x′</w:t>
+      </w:r>
+      <w:r>
+        <w:t xml:space="preserve"> </w:t>
+      </w:r>
+      <w:r>
+        <w:t xml:space="preserve">and cancel on subtraction. Only the interaction term remains. □</w:t>
       </w:r>
     </w:p>
+    <w:bookmarkEnd w:id="30"/>
+    <w:bookmarkStart w:id="34" w:name="a.3-simulation-as-calibration"/>
     <w:p>
       <w:pPr>
-        <w:pStyle w:val="Compact"/>
-        <w:numPr>
-          <w:ilvl w:val="0"/>
-          <w:numId w:val="1002"/>
-        </w:numPr>
-        <w:ind w:left="360" w:hanging="259"/>
-        <w:jc w:val="both"/>
-        <w:keepNext w:val="0"/>
-        <w:keepLines w:val="0"/>
+        <w:pStyle w:val="Heading3"/>
+        <w:keepNext/>
+        <w:keepLines/>
         <w:widowControl w:val="1"/>
       </w:pPr>
       <w:r>
-        <w:t xml:space="preserve">The distribution of (context, profile) pairs observed in the past will recur in the future.</w:t>
-      </w:r>
-    </w:p>
-    <w:p>
-      <w:pPr>
-        <w:pStyle w:val="Compact"/>
-        <w:numPr>
-          <w:ilvl w:val="0"/>
-          <w:numId w:val="1002"/>
-        </w:numPr>
-        <w:ind w:left="360" w:hanging="259"/>
-        <w:jc w:val="both"/>
-        <w:keepNext w:val="0"/>
-        <w:keepLines w:val="0"/>
-        <w:widowControl w:val="1"/>
-      </w:pPr>
-      <w:r>
-        <w:t xml:space="preserve">Subscribers who responded similarly under similar conditions will continue to respond similarly.</w:t>
-      </w:r>
-    </w:p>
-    <w:p>
-      <w:pPr>
-        <w:pStyle w:val="Compact"/>
-        <w:numPr>
-          <w:ilvl w:val="0"/>
-          <w:numId w:val="1002"/>
-        </w:numPr>
-        <w:ind w:left="360" w:hanging="259"/>
-        <w:jc w:val="both"/>
-        <w:keepNext w:val="0"/>
-        <w:keepLines w:val="0"/>
-        <w:widowControl w:val="1"/>
-      </w:pPr>
-      <w:r>
-        <w:t xml:space="preserve">Subscribers who respond similarly share something observable in their profiles or histories.</w:t>
+        <w:t xml:space="preserve">A.3 Simulation as calibration</w:t>
       </w:r>
     </w:p>
     <w:p>
@@ -9796,11 +9682,809 @@
         <w:widowControl w:val="1"/>
       </w:pPr>
       <w:r>
-        <w:t xml:space="preserve">Assumption 1 justifies forecasting traffic from history; assumptions 2 and 3 justify pooling sparse per-subscriber click data into clusters that have enough volume to estimate probabilities reliably.</w:t>
+        <w:t xml:space="preserve">The regime map of Section 5 was measured by a replay harness; this section calibrates that harness on a fully synthetic market where ground truth is known and every quantity is controlled. The four-subscriber example of Appendix A.1 proves the mechanism exists; a Monte-Carlo simulation quantifies it at realistic scale. Each replication generates a synthetic market: 60 segments with lognormal traffic (about 200,000 impression opportunities), 25 campaigns whose quotas sell 80% of expected inventory, per-impression prices drawn uniformly on [$0.05, $0.30] and per-click prices on [$0.50, $3.00], and click probabilities from a campaign-audience affinity model (each campaign genuinely fits some audiences better than others, with rates spanning 0.1%–8%). Each campaign is eligible, by targeting, on roughly 60% of segments.</w:t>
       </w:r>
     </w:p>
-    <w:bookmarkEnd w:id="33"/>
-    <w:bookmarkStart w:id="34" w:name="a.1.1-response-records"/>
+    <w:p>
+      <w:pPr>
+        <w:pStyle w:val="BodyText"/>
+        <w:jc w:val="both"/>
+        <w:keepNext w:val="0"/>
+        <w:keepLines w:val="0"/>
+        <w:widowControl w:val="1"/>
+      </w:pPr>
+      <w:r>
+        <w:t xml:space="preserve">Two policies then serve the</w:t>
+      </w:r>
+      <w:r>
+        <w:t xml:space="preserve"> </w:t>
+      </w:r>
+      <w:r>
+        <w:rPr>
+          <w:i/>
+          <w:iCs/>
+        </w:rPr>
+        <w:t xml:space="preserve">identical</w:t>
+      </w:r>
+      <w:r>
+        <w:t xml:space="preserve"> </w:t>
+      </w:r>
+      <w:r>
+        <w:t xml:space="preserve">event stream under identical quotas, prices, probabilities, and targeting. The</w:t>
+      </w:r>
+      <w:r>
+        <w:t xml:space="preserve"> </w:t>
+      </w:r>
+      <w:r>
+        <w:rPr>
+          <w:b/>
+          <w:bCs/>
+        </w:rPr>
+        <w:t xml:space="preserve">greedy</w:t>
+      </w:r>
+      <w:r>
+        <w:t xml:space="preserve"> </w:t>
+      </w:r>
+      <w:r>
+        <w:t xml:space="preserve">policy is the conventional per-event rule: serve the eligible, quota-remaining campaign with the highest immediate expected revenue. The</w:t>
+      </w:r>
+      <w:r>
+        <w:t xml:space="preserve"> </w:t>
+      </w:r>
+      <w:r>
+        <w:rPr>
+          <w:b/>
+          <w:bCs/>
+        </w:rPr>
+        <w:t xml:space="preserve">planned</w:t>
+      </w:r>
+      <w:r>
+        <w:t xml:space="preserve"> </w:t>
+      </w:r>
+      <w:r>
+        <w:t xml:space="preserve">policy solves the linear program of Section 2 offline on the traffic forecast, then serves each event by drawing down the planned allocation, falling back to greedy where the plan is locally exhausted. The plan never sees the realized traffic; events are drawn randomly around the forecast, so the planned policy faces genuine forecast error. A third quantity, the</w:t>
+      </w:r>
+      <w:r>
+        <w:t xml:space="preserve"> </w:t>
+      </w:r>
+      <w:r>
+        <w:rPr>
+          <w:b/>
+          <w:bCs/>
+        </w:rPr>
+        <w:t xml:space="preserve">hindsight bound</w:t>
+      </w:r>
+      <w:r>
+        <w:t xml:space="preserve">, is the offline optimum computed on the traffic that actually occurred; no online policy can exceed it.</w:t>
+      </w:r>
+    </w:p>
+    <w:tbl>
+      <w:tblPr>
+        <w:tblStyle w:val="Table"/>
+        <w:tblW w:type="pct" w:w="5000"/>
+        <w:jc w:val="center"/>
+        <w:tblLook w:firstRow="1" w:lastRow="0" w:firstColumn="0" w:lastColumn="0" w:noHBand="0" w:noVBand="0" w:val="0020"/>
+        <w:tblLayout w:type="autofit"/>
+        <w:tblBorders>
+          <w:top w:val="single" w:sz="10" w:color="4F6272"/>
+          <w:bottom w:val="single" w:sz="10" w:color="4F6272"/>
+          <w:insideH w:val="single" w:sz="5" w:color="9FB0C2"/>
+          <w:left w:val="single" w:sz="6" w:color="9FB0C2"/>
+          <w:right w:val="single" w:sz="6" w:color="9FB0C2"/>
+          <w:insideV w:val="single" w:sz="5" w:color="D9E1E8"/>
+        </w:tblBorders>
+      </w:tblPr>
+      <w:tblGrid>
+        <w:gridCol w:w="2640"/>
+        <w:gridCol w:w="2640"/>
+        <w:gridCol w:w="2640"/>
+      </w:tblGrid>
+      <w:tr>
+        <w:trPr>
+          <w:tblHeader w:val="on"/>
+        </w:trPr>
+        <w:tc>
+          <w:tcPr>
+            <w:shd w:fill="EEF3F7"/>
+            <w:tcBorders>
+              <w:left w:val="nil"/>
+              <w:right w:val="nil"/>
+              <w:top w:val="nil"/>
+              <w:bottom w:val="single" w:sz="8" w:color="9FB0C2"/>
+            </w:tcBorders>
+            <w:vAlign w:val="center"/>
+          </w:tcPr>
+          <w:p>
+            <w:pPr>
+              <w:pStyle w:val="Compact"/>
+              <w:spacing w:before="0" w:after="20" w:line="240" w:lineRule="auto"/>
+              <w:jc w:val="center"/>
+              <w:suppressAutoHyphens/>
+              <w:keepNext w:val="0"/>
+              <w:keepLines/>
+              <w:widowControl w:val="1"/>
+            </w:pPr>
+            <w:r>
+              <w:rPr>
+                <w:rFonts w:ascii="Georgia" w:hAnsi="Georgia"/>
+                <w:b/>
+                <w:sz w:val="19"/>
+              </w:rPr>
+              <w:t xml:space="preserve">Measure (20 replications)</w:t>
+            </w:r>
+          </w:p>
+        </w:tc>
+        <w:tc>
+          <w:tcPr>
+            <w:shd w:fill="EEF3F7"/>
+            <w:tcBorders>
+              <w:left w:val="nil"/>
+              <w:right w:val="nil"/>
+              <w:top w:val="nil"/>
+              <w:bottom w:val="single" w:sz="8" w:color="9FB0C2"/>
+            </w:tcBorders>
+            <w:vAlign w:val="center"/>
+          </w:tcPr>
+          <w:p>
+            <w:pPr>
+              <w:pStyle w:val="Compact"/>
+              <w:spacing w:before="0" w:after="20" w:line="240" w:lineRule="auto"/>
+              <w:jc w:val="center"/>
+              <w:suppressAutoHyphens/>
+              <w:keepNext w:val="0"/>
+              <w:keepLines/>
+              <w:widowControl w:val="1"/>
+            </w:pPr>
+            <w:r>
+              <w:rPr>
+                <w:rFonts w:ascii="Georgia" w:hAnsi="Georgia"/>
+                <w:b/>
+                <w:sz w:val="19"/>
+              </w:rPr>
+              <w:t xml:space="preserve">Mean</w:t>
+            </w:r>
+          </w:p>
+        </w:tc>
+        <w:tc>
+          <w:tcPr>
+            <w:shd w:fill="EEF3F7"/>
+            <w:tcBorders>
+              <w:left w:val="nil"/>
+              <w:right w:val="nil"/>
+              <w:top w:val="nil"/>
+              <w:bottom w:val="single" w:sz="8" w:color="9FB0C2"/>
+            </w:tcBorders>
+            <w:vAlign w:val="center"/>
+          </w:tcPr>
+          <w:p>
+            <w:pPr>
+              <w:pStyle w:val="Compact"/>
+              <w:spacing w:before="0" w:after="20" w:line="240" w:lineRule="auto"/>
+              <w:jc w:val="center"/>
+              <w:suppressAutoHyphens/>
+              <w:keepNext w:val="0"/>
+              <w:keepLines/>
+              <w:widowControl w:val="1"/>
+            </w:pPr>
+            <w:r>
+              <w:rPr>
+                <w:rFonts w:ascii="Georgia" w:hAnsi="Georgia"/>
+                <w:b/>
+                <w:sz w:val="19"/>
+              </w:rPr>
+              <w:t xml:space="preserve">Range</w:t>
+            </w:r>
+          </w:p>
+        </w:tc>
+      </w:tr>
+      <w:tr>
+        <w:tc>
+          <w:tcPr>
+            <w:tcBorders>
+              <w:left w:val="nil"/>
+              <w:right w:val="nil"/>
+              <w:top w:val="nil"/>
+              <w:bottom w:val="single" w:sz="4" w:color="D9E1E8"/>
+            </w:tcBorders>
+            <w:vAlign w:val="center"/>
+          </w:tcPr>
+          <w:p>
+            <w:pPr>
+              <w:pStyle w:val="Compact"/>
+              <w:spacing w:before="0" w:after="20" w:line="240" w:lineRule="auto"/>
+              <w:jc w:val="center"/>
+              <w:suppressAutoHyphens/>
+              <w:keepNext w:val="0"/>
+              <w:keepLines/>
+              <w:widowControl w:val="1"/>
+            </w:pPr>
+            <w:r>
+              <w:rPr>
+                <w:rFonts w:ascii="Georgia" w:hAnsi="Georgia"/>
+                <w:sz w:val="19"/>
+              </w:rPr>
+              <w:t xml:space="preserve">Revenue lift, planned over greedy</w:t>
+            </w:r>
+          </w:p>
+        </w:tc>
+        <w:tc>
+          <w:tcPr>
+            <w:tcBorders>
+              <w:left w:val="nil"/>
+              <w:right w:val="nil"/>
+              <w:top w:val="nil"/>
+              <w:bottom w:val="single" w:sz="4" w:color="D9E1E8"/>
+            </w:tcBorders>
+            <w:vAlign w:val="center"/>
+          </w:tcPr>
+          <w:p>
+            <w:pPr>
+              <w:pStyle w:val="Compact"/>
+              <w:spacing w:before="0" w:after="20" w:line="240" w:lineRule="auto"/>
+              <w:jc w:val="center"/>
+              <w:suppressAutoHyphens/>
+              <w:keepNext w:val="0"/>
+              <w:keepLines/>
+              <w:widowControl w:val="1"/>
+            </w:pPr>
+            <w:r>
+              <w:rPr>
+                <w:rFonts w:ascii="Georgia" w:hAnsi="Georgia"/>
+                <w:sz w:val="19"/>
+              </w:rPr>
+              <w:t xml:space="preserve">+6.5%</w:t>
+            </w:r>
+          </w:p>
+        </w:tc>
+        <w:tc>
+          <w:tcPr>
+            <w:tcBorders>
+              <w:left w:val="nil"/>
+              <w:right w:val="nil"/>
+              <w:top w:val="nil"/>
+              <w:bottom w:val="single" w:sz="4" w:color="D9E1E8"/>
+            </w:tcBorders>
+            <w:vAlign w:val="center"/>
+          </w:tcPr>
+          <w:p>
+            <w:pPr>
+              <w:pStyle w:val="Compact"/>
+              <w:spacing w:before="0" w:after="20" w:line="240" w:lineRule="auto"/>
+              <w:jc w:val="center"/>
+              <w:suppressAutoHyphens/>
+              <w:keepNext w:val="0"/>
+              <w:keepLines/>
+              <w:widowControl w:val="1"/>
+            </w:pPr>
+            <w:r>
+              <w:rPr>
+                <w:rFonts w:ascii="Georgia" w:hAnsi="Georgia"/>
+                <w:sz w:val="19"/>
+              </w:rPr>
+              <w:t xml:space="preserve">+4.1% to +8.8%</w:t>
+            </w:r>
+          </w:p>
+        </w:tc>
+      </w:tr>
+      <w:tr>
+        <w:tc>
+          <w:tcPr>
+            <w:tcBorders>
+              <w:left w:val="nil"/>
+              <w:right w:val="nil"/>
+              <w:top w:val="nil"/>
+              <w:bottom w:val="single" w:sz="4" w:color="D9E1E8"/>
+            </w:tcBorders>
+            <w:vAlign w:val="center"/>
+          </w:tcPr>
+          <w:p>
+            <w:pPr>
+              <w:pStyle w:val="Compact"/>
+              <w:spacing w:before="0" w:after="20" w:line="240" w:lineRule="auto"/>
+              <w:jc w:val="center"/>
+              <w:suppressAutoHyphens/>
+              <w:keepNext w:val="0"/>
+              <w:keepLines/>
+              <w:widowControl w:val="1"/>
+            </w:pPr>
+            <w:r>
+              <w:rPr>
+                <w:rFonts w:ascii="Georgia" w:hAnsi="Georgia"/>
+                <w:sz w:val="19"/>
+              </w:rPr>
+              <w:t xml:space="preserve">Expected-click lift, planned over greedy</w:t>
+            </w:r>
+          </w:p>
+        </w:tc>
+        <w:tc>
+          <w:tcPr>
+            <w:tcBorders>
+              <w:left w:val="nil"/>
+              <w:right w:val="nil"/>
+              <w:top w:val="nil"/>
+              <w:bottom w:val="single" w:sz="4" w:color="D9E1E8"/>
+            </w:tcBorders>
+            <w:vAlign w:val="center"/>
+          </w:tcPr>
+          <w:p>
+            <w:pPr>
+              <w:pStyle w:val="Compact"/>
+              <w:spacing w:before="0" w:after="20" w:line="240" w:lineRule="auto"/>
+              <w:jc w:val="center"/>
+              <w:suppressAutoHyphens/>
+              <w:keepNext w:val="0"/>
+              <w:keepLines/>
+              <w:widowControl w:val="1"/>
+            </w:pPr>
+            <w:r>
+              <w:rPr>
+                <w:rFonts w:ascii="Georgia" w:hAnsi="Georgia"/>
+                <w:sz w:val="19"/>
+              </w:rPr>
+              <w:t xml:space="preserve">+33.0%</w:t>
+            </w:r>
+          </w:p>
+        </w:tc>
+        <w:tc>
+          <w:tcPr>
+            <w:tcBorders>
+              <w:left w:val="nil"/>
+              <w:right w:val="nil"/>
+              <w:top w:val="nil"/>
+              <w:bottom w:val="single" w:sz="4" w:color="D9E1E8"/>
+            </w:tcBorders>
+            <w:vAlign w:val="center"/>
+          </w:tcPr>
+          <w:p>
+            <w:pPr>
+              <w:pStyle w:val="Compact"/>
+              <w:spacing w:before="0" w:after="20" w:line="240" w:lineRule="auto"/>
+              <w:jc w:val="center"/>
+              <w:suppressAutoHyphens/>
+              <w:keepNext w:val="0"/>
+              <w:keepLines/>
+              <w:widowControl w:val="1"/>
+            </w:pPr>
+            <w:r>
+              <w:rPr>
+                <w:rFonts w:ascii="Georgia" w:hAnsi="Georgia"/>
+                <w:sz w:val="19"/>
+              </w:rPr>
+              <w:t xml:space="preserve">+22.9% to +40.6%</w:t>
+            </w:r>
+          </w:p>
+        </w:tc>
+      </w:tr>
+      <w:tr>
+        <w:tc>
+          <w:tcPr>
+            <w:tcBorders>
+              <w:left w:val="nil"/>
+              <w:right w:val="nil"/>
+              <w:top w:val="nil"/>
+              <w:bottom w:val="single" w:sz="4" w:color="D9E1E8"/>
+            </w:tcBorders>
+            <w:vAlign w:val="center"/>
+          </w:tcPr>
+          <w:p>
+            <w:pPr>
+              <w:pStyle w:val="Compact"/>
+              <w:spacing w:before="0" w:after="20" w:line="240" w:lineRule="auto"/>
+              <w:jc w:val="center"/>
+              <w:suppressAutoHyphens/>
+              <w:keepNext w:val="0"/>
+              <w:keepLines/>
+              <w:widowControl w:val="1"/>
+            </w:pPr>
+            <w:r>
+              <w:rPr>
+                <w:rFonts w:ascii="Georgia" w:hAnsi="Georgia"/>
+                <w:sz w:val="19"/>
+              </w:rPr>
+              <w:t xml:space="preserve">Planned revenue as share of hindsight bound</w:t>
+            </w:r>
+          </w:p>
+        </w:tc>
+        <w:tc>
+          <w:tcPr>
+            <w:tcBorders>
+              <w:left w:val="nil"/>
+              <w:right w:val="nil"/>
+              <w:top w:val="nil"/>
+              <w:bottom w:val="single" w:sz="4" w:color="D9E1E8"/>
+            </w:tcBorders>
+            <w:vAlign w:val="center"/>
+          </w:tcPr>
+          <w:p>
+            <w:pPr>
+              <w:pStyle w:val="Compact"/>
+              <w:spacing w:before="0" w:after="20" w:line="240" w:lineRule="auto"/>
+              <w:jc w:val="center"/>
+              <w:suppressAutoHyphens/>
+              <w:keepNext w:val="0"/>
+              <w:keepLines/>
+              <w:widowControl w:val="1"/>
+            </w:pPr>
+            <w:r>
+              <w:rPr>
+                <w:rFonts w:ascii="Georgia" w:hAnsi="Georgia"/>
+                <w:sz w:val="19"/>
+              </w:rPr>
+              <w:t xml:space="preserve">93.8%</w:t>
+            </w:r>
+          </w:p>
+        </w:tc>
+        <w:tc>
+          <w:tcPr>
+            <w:tcBorders>
+              <w:left w:val="nil"/>
+              <w:right w:val="nil"/>
+              <w:top w:val="nil"/>
+              <w:bottom w:val="single" w:sz="4" w:color="D9E1E8"/>
+            </w:tcBorders>
+            <w:vAlign w:val="center"/>
+          </w:tcPr>
+          <w:p>
+            <w:pPr>
+              <w:pStyle w:val="Compact"/>
+              <w:spacing w:before="0" w:after="20" w:line="240" w:lineRule="auto"/>
+              <w:jc w:val="center"/>
+              <w:suppressAutoHyphens/>
+              <w:keepNext w:val="0"/>
+              <w:keepLines/>
+              <w:widowControl w:val="1"/>
+            </w:pPr>
+            <w:r>
+              <w:rPr>
+                <w:rFonts w:ascii="Georgia" w:hAnsi="Georgia"/>
+                <w:sz w:val="19"/>
+              </w:rPr>
+              <w:t xml:space="preserve">≥ 91.7%</w:t>
+            </w:r>
+          </w:p>
+        </w:tc>
+      </w:tr>
+      <w:tr>
+        <w:tc>
+          <w:tcPr>
+            <w:tcBorders>
+              <w:left w:val="nil"/>
+              <w:right w:val="nil"/>
+              <w:top w:val="nil"/>
+              <w:bottom w:val="single" w:sz="4" w:color="D9E1E8"/>
+            </w:tcBorders>
+            <w:vAlign w:val="center"/>
+          </w:tcPr>
+          <w:p>
+            <w:pPr>
+              <w:pStyle w:val="Compact"/>
+              <w:spacing w:before="0" w:after="20" w:line="240" w:lineRule="auto"/>
+              <w:jc w:val="center"/>
+              <w:suppressAutoHyphens/>
+              <w:keepNext w:val="0"/>
+              <w:keepLines/>
+              <w:widowControl w:val="1"/>
+            </w:pPr>
+            <w:r>
+              <w:rPr>
+                <w:rFonts w:ascii="Georgia" w:hAnsi="Georgia"/>
+                <w:sz w:val="19"/>
+              </w:rPr>
+              <w:t xml:space="preserve">Greedy revenue as share of hindsight bound</w:t>
+            </w:r>
+          </w:p>
+        </w:tc>
+        <w:tc>
+          <w:tcPr>
+            <w:tcBorders>
+              <w:left w:val="nil"/>
+              <w:right w:val="nil"/>
+              <w:top w:val="nil"/>
+              <w:bottom w:val="single" w:sz="4" w:color="D9E1E8"/>
+            </w:tcBorders>
+            <w:vAlign w:val="center"/>
+          </w:tcPr>
+          <w:p>
+            <w:pPr>
+              <w:pStyle w:val="Compact"/>
+              <w:spacing w:before="0" w:after="20" w:line="240" w:lineRule="auto"/>
+              <w:jc w:val="center"/>
+              <w:suppressAutoHyphens/>
+              <w:keepNext w:val="0"/>
+              <w:keepLines/>
+              <w:widowControl w:val="1"/>
+            </w:pPr>
+            <w:r>
+              <w:rPr>
+                <w:rFonts w:ascii="Georgia" w:hAnsi="Georgia"/>
+                <w:sz w:val="19"/>
+              </w:rPr>
+              <w:t xml:space="preserve">88.1%</w:t>
+            </w:r>
+          </w:p>
+        </w:tc>
+        <w:tc>
+          <w:tcPr>
+            <w:tcBorders>
+              <w:left w:val="nil"/>
+              <w:right w:val="nil"/>
+              <w:top w:val="nil"/>
+              <w:bottom w:val="single" w:sz="4" w:color="D9E1E8"/>
+            </w:tcBorders>
+            <w:vAlign w:val="center"/>
+          </w:tcPr>
+          <w:p>
+            <w:pPr>
+              <w:pStyle w:val="Compact"/>
+              <w:spacing w:before="0" w:after="20" w:line="240" w:lineRule="auto"/>
+              <w:jc w:val="center"/>
+              <w:suppressAutoHyphens/>
+              <w:keepNext w:val="0"/>
+              <w:keepLines/>
+              <w:widowControl w:val="1"/>
+            </w:pPr>
+            <w:r>
+              <w:rPr>
+                <w:rFonts w:ascii="Georgia" w:hAnsi="Georgia"/>
+                <w:sz w:val="19"/>
+              </w:rPr>
+              <w:t xml:space="preserve">≥ 85.4%</w:t>
+            </w:r>
+          </w:p>
+        </w:tc>
+      </w:tr>
+      <w:tr>
+        <w:tc>
+          <w:tcPr>
+            <w:tcBorders>
+              <w:left w:val="nil"/>
+              <w:right w:val="nil"/>
+              <w:top w:val="nil"/>
+              <w:bottom w:val="nil"/>
+            </w:tcBorders>
+            <w:vAlign w:val="center"/>
+          </w:tcPr>
+          <w:p>
+            <w:pPr>
+              <w:pStyle w:val="Compact"/>
+              <w:spacing w:before="0" w:after="20" w:line="240" w:lineRule="auto"/>
+              <w:jc w:val="center"/>
+              <w:suppressAutoHyphens/>
+              <w:keepNext w:val="0"/>
+              <w:keepLines/>
+              <w:widowControl w:val="1"/>
+            </w:pPr>
+            <w:r>
+              <w:rPr>
+                <w:rFonts w:ascii="Georgia" w:hAnsi="Georgia"/>
+                <w:sz w:val="19"/>
+              </w:rPr>
+              <w:t xml:space="preserve">Quota fill, both policies</w:t>
+            </w:r>
+          </w:p>
+        </w:tc>
+        <w:tc>
+          <w:tcPr>
+            <w:tcBorders>
+              <w:left w:val="nil"/>
+              <w:right w:val="nil"/>
+              <w:top w:val="nil"/>
+              <w:bottom w:val="nil"/>
+            </w:tcBorders>
+            <w:vAlign w:val="center"/>
+          </w:tcPr>
+          <w:p>
+            <w:pPr>
+              <w:pStyle w:val="Compact"/>
+              <w:spacing w:before="0" w:after="20" w:line="240" w:lineRule="auto"/>
+              <w:jc w:val="center"/>
+              <w:suppressAutoHyphens/>
+              <w:keepNext w:val="0"/>
+              <w:keepLines/>
+              <w:widowControl w:val="1"/>
+            </w:pPr>
+            <w:r>
+              <w:rPr>
+                <w:rFonts w:ascii="Georgia" w:hAnsi="Georgia"/>
+                <w:sz w:val="19"/>
+              </w:rPr>
+              <w:t xml:space="preserve">100%</w:t>
+            </w:r>
+          </w:p>
+        </w:tc>
+        <w:tc>
+          <w:tcPr>
+            <w:tcBorders>
+              <w:left w:val="nil"/>
+              <w:right w:val="nil"/>
+              <w:top w:val="nil"/>
+              <w:bottom w:val="nil"/>
+            </w:tcBorders>
+            <w:vAlign w:val="center"/>
+          </w:tcPr>
+          <w:p>
+            <w:pPr>
+              <w:pStyle w:val="Compact"/>
+              <w:spacing w:before="0" w:after="20" w:line="240" w:lineRule="auto"/>
+              <w:jc w:val="center"/>
+              <w:suppressAutoHyphens/>
+              <w:keepNext w:val="0"/>
+              <w:keepLines/>
+              <w:widowControl w:val="1"/>
+            </w:pPr>
+            <w:r>
+              <w:rPr>
+                <w:rFonts w:ascii="Georgia" w:hAnsi="Georgia"/>
+                <w:sz w:val="19"/>
+              </w:rPr>
+              <w:t xml:space="preserve">all replications</w:t>
+            </w:r>
+          </w:p>
+        </w:tc>
+      </w:tr>
+    </w:tbl>
+    <w:tbl>
+      <w:tblPr>
+        <w:tblStyle w:val="FigureTable"/>
+        <w:tblW w:type="pct" w:w="5000"/>
+        <w:jc w:val="center"/>
+        <w:tblLook w:firstRow="0" w:lastRow="0" w:firstColumn="0" w:lastColumn="0"/>
+        <w:tblLayout w:type="autofit"/>
+        <w:tblBorders>
+          <w:top w:val="single" w:sz="10" w:color="4F6272"/>
+          <w:bottom w:val="single" w:sz="10" w:color="4F6272"/>
+          <w:insideH w:val="single" w:sz="5" w:color="9FB0C2"/>
+          <w:left w:val="single" w:sz="6" w:color="9FB0C2"/>
+          <w:right w:val="single" w:sz="6" w:color="9FB0C2"/>
+          <w:insideV w:val="single" w:sz="5" w:color="D9E1E8"/>
+        </w:tblBorders>
+      </w:tblPr>
+      <w:tblGrid>
+        <w:gridCol w:w="7920"/>
+      </w:tblGrid>
+      <w:tr>
+        <w:tc>
+          <w:tcPr>
+            <w:shd w:fill="EEF3F7"/>
+            <w:tcBorders>
+              <w:left w:val="nil"/>
+              <w:right w:val="nil"/>
+              <w:top w:val="nil"/>
+              <w:bottom w:val="single" w:sz="8" w:color="9FB0C2"/>
+            </w:tcBorders>
+            <w:vAlign w:val="center"/>
+          </w:tcPr>
+          <w:p>
+            <w:pPr>
+              <w:pStyle w:val="Compact"/>
+              <w:spacing w:before="0" w:after="20" w:line="240" w:lineRule="auto"/>
+              <w:jc w:val="center"/>
+              <w:suppressAutoHyphens/>
+              <w:keepNext w:val="0"/>
+              <w:keepLines/>
+              <w:widowControl w:val="1"/>
+            </w:pPr>
+            <w:r>
+              <w:rPr>
+                <w:rFonts w:ascii="Georgia" w:hAnsi="Georgia"/>
+                <w:b/>
+                <w:sz w:val="19"/>
+              </w:rPr>
+              <w:drawing>
+                <wp:inline>
+                  <wp:extent cx="5943600" cy="2641600"/>
+                  <wp:effectExtent b="0" l="0" r="0" t="0"/>
+                  <wp:docPr descr="Figure 3" title="" id="32" name="Picture"/>
+                  <a:graphic>
+                    <a:graphicData uri="http://schemas.openxmlformats.org/drawingml/2006/picture">
+                      <pic:pic>
+                        <pic:nvPicPr>
+                          <pic:cNvPr descr="figs2col/fig3.png" id="33" name="Picture"/>
+                          <pic:cNvPicPr>
+                            <a:picLocks noChangeArrowheads="1" noChangeAspect="1"/>
+                          </pic:cNvPicPr>
+                        </pic:nvPicPr>
+                        <pic:blipFill>
+                          <a:blip r:embed="rId31"/>
+                          <a:stretch>
+                            <a:fillRect/>
+                          </a:stretch>
+                        </pic:blipFill>
+                        <pic:spPr bwMode="auto">
+                          <a:xfrm>
+                            <a:off x="0" y="0"/>
+                            <a:ext cx="5943600" cy="2641600"/>
+                          </a:xfrm>
+                          <a:prstGeom prst="rect">
+                            <a:avLst/>
+                          </a:prstGeom>
+                          <a:noFill/>
+                          <a:ln w="9525">
+                            <a:noFill/>
+                            <a:headEnd/>
+                            <a:tailEnd/>
+                          </a:ln>
+                        </pic:spPr>
+                      </pic:pic>
+                    </a:graphicData>
+                  </a:graphic>
+                </wp:inline>
+              </w:drawing>
+            </w:r>
+          </w:p>
+        </w:tc>
+      </w:tr>
+    </w:tbl>
+    <w:p>
+      <w:pPr>
+        <w:pStyle w:val="ImageCaption"/>
+        <w:spacing w:before="80" w:after="120" w:line="240" w:lineRule="auto"/>
+        <w:jc w:val="center"/>
+        <w:keepNext w:val="0"/>
+        <w:keepLines/>
+        <w:widowControl w:val="1"/>
+      </w:pPr>
+      <w:r>
+        <w:rPr>
+          <w:b/>
+          <w:i/>
+        </w:rPr>
+        <w:t>Figure 3.</w:t>
+      </w:r>
+      <w:r>
+        <w:rPr>
+          <w:b w:val="0"/>
+          <w:i/>
+        </w:rPr>
+        <w:t xml:space="preserve"> </w:t>
+      </w:r>
+      <w:r>
+        <w:rPr>
+          <w:b w:val="0"/>
+          <w:i/>
+        </w:rPr>
+        <w:t>Revenue captured by each policy as a share of the hindsight offline optimum, per replication. Planned allocation dominates greedy serving in all 20 replications; the two distributions do not overlap (planned minimum 91.7%, greedy maximum 91.6%).</w:t>
+      </w:r>
+    </w:p>
+    <w:p>
+      <w:pPr>
+        <w:pStyle w:val="BodyText"/>
+        <w:jc w:val="both"/>
+        <w:keepNext w:val="0"/>
+        <w:keepLines w:val="0"/>
+        <w:widowControl w:val="1"/>
+      </w:pPr>
+      <w:r>
+        <w:t xml:space="preserve">Both policies fill every quota, so the entire gap is</w:t>
+      </w:r>
+      <w:r>
+        <w:t xml:space="preserve"> </w:t>
+      </w:r>
+      <w:r>
+        <w:rPr>
+          <w:i/>
+          <w:iCs/>
+        </w:rPr>
+        <w:t xml:space="preserve">pairing quality</w:t>
+      </w:r>
+      <w:r>
+        <w:t xml:space="preserve">: the same impressions, sold to the same campaigns, assigned to different audiences. This also explains why the click lift (33%) exceeds the revenue lift (6.5%): per-impression fees are earned identically by both policies once quotas fill, so planning’s advantage is concentrated wholly in the click-priced component of revenue. In markets weighted further toward performance pricing, the revenue gap widens toward the click gap.</w:t>
+      </w:r>
+    </w:p>
+    <w:p>
+      <w:pPr>
+        <w:pStyle w:val="BodyText"/>
+        <w:jc w:val="both"/>
+        <w:keepNext w:val="0"/>
+        <w:keepLines w:val="0"/>
+        <w:widowControl w:val="1"/>
+      </w:pPr>
+      <w:r>
+        <w:t xml:space="preserve">The simulation carries its own controls. Both policies are verified against the hindsight bound in every replication. On control instances where all campaigns share identical click probabilities, so pairing cannot matter, the measured lift is 0.000%, confirming that the gap measures allocation quality and not an artifact of the harness. And the planned policy’s 93.8% of a bound computed with perfect hindsight shows that forecast noise costs the plan only a few points, the residual that Appendix A.5’s pacing mechanism and the refinement loop exist to absorb.</w:t>
+      </w:r>
+    </w:p>
+    <w:bookmarkEnd w:id="34"/>
+    <w:bookmarkStart w:id="35" w:name="a.4-extended-robustness-checks"/>
     <w:p>
       <w:pPr>
         <w:pStyle w:val="Heading3"/>
@@ -9809,7 +10493,7 @@
         <w:widowControl w:val="1"/>
       </w:pPr>
       <w:r>
-        <w:t xml:space="preserve">A.1.1 Response records</w:t>
+        <w:t xml:space="preserve">A.4 Extended robustness checks</w:t>
       </w:r>
     </w:p>
     <w:p>
@@ -9820,6 +10504,174 @@
         <w:keepLines w:val="0"/>
         <w:widowControl w:val="1"/>
       </w:pPr>
+      <w:r>
+        <w:t xml:space="preserve">Three robustness checks anchor the table. The headline planned-versus-greedy comparison survives a user-clustered bootstrap (z = +4.55) and an across-fold t-test (t(4) = +5.50); at exact feasibility the strong policies are statistically close, so the ordering across contention regimes, not any single feasibility cell, is the claim. Re-pairing the impression stream changes per-user exposure composition; re-scoring under a first-exposure table (each user’s first impression of each campaign only, which removes repeat-exposure composition) moves the headline from +3.46% to +3.88%, so exposure fatigue does not manufacture the result. The regime map is a single-market result: the over-subscription sweep is run on the Taobao top-100 reconstruction, while Avazu contributes only the stability boundary. The z-values in the table above the headline row come from the parametric binomial model; the conclusions that rest on them (the re-solved plan’s dominance at every over-subscribed scale, the dual collapse) hold with the same sign and comparable magnitude under the user-clustered bootstrap where we recomputed them. The remaining, and inherent, limitation is that these are model-scored expected clicks: an outcome-grounded estimate is possible only on the 2–2.4% of impressions where a policy’s choice coincides with the logged action, a subset both tiny and selected toward the logging policy. On it, a self-normalized inverse-propensity estimate with an estimated segment-level logging propensity puts planned within ±1pp of greedy at t(4) = −0.5, that is, inconclusive; the matched-subset calibration shows the model scorer understates realized CTR slightly and symmetrically for both policies (about 6.8% realized versus 6.5% modeled), so it is not inflating the gap. Public logs cannot close this gap; only an interventional deployment can.</w:t>
+      </w:r>
+    </w:p>
+    <w:bookmarkEnd w:id="35"/>
+    <w:bookmarkStart w:id="45" w:name="a.5-reference-serving-architecture"/>
+    <w:p>
+      <w:pPr>
+        <w:pStyle w:val="Heading3"/>
+        <w:keepNext/>
+        <w:keepLines/>
+        <w:widowControl w:val="1"/>
+      </w:pPr>
+      <w:r>
+        <w:t xml:space="preserve">A.5 Reference serving architecture</w:t>
+      </w:r>
+    </w:p>
+    <w:p>
+      <w:pPr>
+        <w:pStyle w:val="FirstParagraph"/>
+        <w:jc w:val="both"/>
+        <w:keepNext w:val="0"/>
+        <w:keepLines w:val="0"/>
+        <w:widowControl w:val="1"/>
+      </w:pPr>
+      <w:r>
+        <w:t xml:space="preserve">This appendix gives the full deployment design summarized in Section 6: the offline stage that compiles the plan and the online stage that executes it per impression. It is a design sketch; the experiments of Sections 3–5 validate the allocation core it compiles, not the per-subscriber serving machinery detailed here.</w:t>
+      </w:r>
+    </w:p>
+    <w:p>
+      <w:pPr>
+        <w:pStyle w:val="BodyText"/>
+        <w:jc w:val="both"/>
+        <w:keepNext w:val="0"/>
+        <w:keepLines w:val="0"/>
+        <w:widowControl w:val="1"/>
+      </w:pPr>
+      <w:r>
+        <w:rPr>
+          <w:b/>
+          <w:bCs/>
+        </w:rPr>
+        <w:t xml:space="preserve">offline stage: learning the inputs to the plan.</w:t>
+      </w:r>
+      <w:r>
+        <w:t xml:space="preserve"> </w:t>
+      </w:r>
+      <w:r>
+        <w:t xml:space="preserve">The allocation program needs two inputs that do not exist in raw data: predicted traffic per segment (</w:t>
+      </w:r>
+      <w:r>
+        <w:rPr>
+          <w:i/>
+          <w:iCs/>
+        </w:rPr>
+        <w:t xml:space="preserve">H</w:t>
+      </w:r>
+      <w:r>
+        <w:rPr>
+          <w:i/>
+          <w:iCs/>
+          <w:vertAlign w:val="subscript"/>
+        </w:rPr>
+        <w:t xml:space="preserve">s</w:t>
+      </w:r>
+      <w:r>
+        <w:t xml:space="preserve">) and click probabilities per campaign-segment pair (</w:t>
+      </w:r>
+      <w:r>
+        <w:rPr>
+          <w:i/>
+          <w:iCs/>
+        </w:rPr>
+        <w:t xml:space="preserve">p</w:t>
+      </w:r>
+      <w:r>
+        <w:rPr>
+          <w:i/>
+          <w:iCs/>
+          <w:vertAlign w:val="subscript"/>
+        </w:rPr>
+        <w:t xml:space="preserve">c,s</w:t>
+      </w:r>
+      <w:r>
+        <w:t xml:space="preserve">). The offline analytics stage builds both from event history, under three modeling assumptions, each holding with high probability rather than certainty:</w:t>
+      </w:r>
+    </w:p>
+    <w:p>
+      <w:pPr>
+        <w:pStyle w:val="Compact"/>
+        <w:numPr>
+          <w:ilvl w:val="0"/>
+          <w:numId w:val="1003"/>
+        </w:numPr>
+        <w:ind w:left="360" w:hanging="259"/>
+        <w:jc w:val="both"/>
+        <w:keepNext w:val="0"/>
+        <w:keepLines w:val="0"/>
+        <w:widowControl w:val="1"/>
+      </w:pPr>
+      <w:r>
+        <w:t xml:space="preserve">The distribution of (context, profile) pairs observed in the past will recur in the future.</w:t>
+      </w:r>
+    </w:p>
+    <w:p>
+      <w:pPr>
+        <w:pStyle w:val="Compact"/>
+        <w:numPr>
+          <w:ilvl w:val="0"/>
+          <w:numId w:val="1003"/>
+        </w:numPr>
+        <w:ind w:left="360" w:hanging="259"/>
+        <w:jc w:val="both"/>
+        <w:keepNext w:val="0"/>
+        <w:keepLines w:val="0"/>
+        <w:widowControl w:val="1"/>
+      </w:pPr>
+      <w:r>
+        <w:t xml:space="preserve">Subscribers who responded similarly under similar conditions will continue to respond similarly.</w:t>
+      </w:r>
+    </w:p>
+    <w:p>
+      <w:pPr>
+        <w:pStyle w:val="Compact"/>
+        <w:numPr>
+          <w:ilvl w:val="0"/>
+          <w:numId w:val="1003"/>
+        </w:numPr>
+        <w:ind w:left="360" w:hanging="259"/>
+        <w:jc w:val="both"/>
+        <w:keepNext w:val="0"/>
+        <w:keepLines w:val="0"/>
+        <w:widowControl w:val="1"/>
+      </w:pPr>
+      <w:r>
+        <w:t xml:space="preserve">Subscribers who respond similarly share something observable in their profiles or histories.</w:t>
+      </w:r>
+    </w:p>
+    <w:p>
+      <w:pPr>
+        <w:pStyle w:val="FirstParagraph"/>
+        <w:jc w:val="both"/>
+        <w:keepNext w:val="0"/>
+        <w:keepLines w:val="0"/>
+        <w:widowControl w:val="1"/>
+      </w:pPr>
+      <w:r>
+        <w:t xml:space="preserve">Assumption 1 justifies forecasting traffic from history; assumptions 2 and 3 justify pooling sparse per-subscriber click data into clusters that have enough volume to estimate probabilities reliably.</w:t>
+      </w:r>
+    </w:p>
+    <w:p>
+      <w:pPr>
+        <w:pStyle w:val="BodyText"/>
+        <w:jc w:val="both"/>
+        <w:keepNext w:val="0"/>
+        <w:keepLines w:val="0"/>
+        <w:widowControl w:val="1"/>
+      </w:pPr>
+      <w:r>
+        <w:rPr>
+          <w:b/>
+          <w:bCs/>
+        </w:rPr>
+        <w:t xml:space="preserve">records.</w:t>
+      </w:r>
+      <w:r>
+        <w:t xml:space="preserve"> </w:t>
+      </w:r>
       <w:r>
         <w:t xml:space="preserve">The atomic unit of evidence is an ad response record: who saw what, in what context, and whether they clicked.</w:t>
       </w:r>
@@ -10462,27 +11314,24 @@
         <w:t xml:space="preserve">Records are grouped per subscriber and joined with the profile (age, gender, location, income band, purchase indicators) where one is available. Past campaigns matter as much as active ones: a subscriber’s reaction to a finished campaign is evidence about how they will react to similar future ones.</w:t>
       </w:r>
     </w:p>
-    <w:bookmarkEnd w:id="34"/>
-    <w:bookmarkStart w:id="35" w:name="a.1.2-proximity-and-clustering"/>
     <w:p>
       <w:pPr>
-        <w:pStyle w:val="Heading3"/>
-        <w:keepNext/>
-        <w:keepLines/>
-        <w:widowControl w:val="1"/>
-      </w:pPr>
-      <w:r>
-        <w:t xml:space="preserve">A.1.2 Proximity and clustering</w:t>
-      </w:r>
-    </w:p>
-    <w:p>
-      <w:pPr>
-        <w:pStyle w:val="FirstParagraph"/>
+        <w:pStyle w:val="BodyText"/>
         <w:jc w:val="both"/>
         <w:keepNext w:val="0"/>
         <w:keepLines w:val="0"/>
         <w:widowControl w:val="1"/>
       </w:pPr>
+      <w:r>
+        <w:rPr>
+          <w:b/>
+          <w:bCs/>
+        </w:rPr>
+        <w:t xml:space="preserve">and clustering.</w:t>
+      </w:r>
+      <w:r>
+        <w:t xml:space="preserve"> </w:t>
+      </w:r>
       <w:r>
         <w:t xml:space="preserve">Subscribers are clustered by a weighted distance that mixes profile similarity with response-pattern similarity: response to the same campaigns (active and past) and to similar campaigns. Each attribute contributes its own distance component:</w:t>
       </w:r>
@@ -10898,30 +11747,27 @@
         <w:t xml:space="preserve">soft</w:t>
       </w:r>
       <w:r>
-        <w:t xml:space="preserve">. A subscriber is not filed into one cluster; they carry a pre-computed distance to each nearby cluster. A 35-year-old married streaming subscriber in a large city may sit at distance 0.8 from the “metropolitan professionals” cluster and 0.1 from “music lovers”; a 22-year-old gaming subscriber in the same city sits close to “gamers” and “music lovers” instead. These distances become interpolation weights at serving time (Appendix A.2), so predictions blend the behavior of every cluster the subscriber resembles.</w:t>
-      </w:r>
-    </w:p>
-    <w:bookmarkEnd w:id="35"/>
-    <w:bookmarkStart w:id="36" w:name="X8b2446043a77ae8c428cb2f72851e920fe1c4ed"/>
-    <w:p>
-      <w:pPr>
-        <w:pStyle w:val="Heading3"/>
-        <w:keepNext/>
-        <w:keepLines/>
-        <w:widowControl w:val="1"/>
-      </w:pPr>
-      <w:r>
-        <w:t xml:space="preserve">A.1.3 Cluster representation and click estimation</w:t>
+        <w:t xml:space="preserve">. A subscriber is not filed into one cluster; they carry a pre-computed distance to each nearby cluster. A 35-year-old married streaming subscriber in a large city may sit at distance 0.8 from the “metropolitan professionals” cluster and 0.1 from “music lovers”; a 22-year-old gaming subscriber in the same city sits close to “gamers” and “music lovers” instead. These distances become interpolation weights at serving time (Appendix A.5), so predictions blend the behavior of every cluster the subscriber resembles.</w:t>
       </w:r>
     </w:p>
     <w:p>
       <w:pPr>
-        <w:pStyle w:val="FirstParagraph"/>
+        <w:pStyle w:val="BodyText"/>
         <w:jc w:val="both"/>
         <w:keepNext w:val="0"/>
         <w:keepLines w:val="0"/>
         <w:widowControl w:val="1"/>
       </w:pPr>
+      <w:r>
+        <w:rPr>
+          <w:b/>
+          <w:bCs/>
+        </w:rPr>
+        <w:t xml:space="preserve">representation and click estimation.</w:t>
+      </w:r>
+      <w:r>
+        <w:t xml:space="preserve"> </w:t>
+      </w:r>
       <w:r>
         <w:t xml:space="preserve">Each cluster is summarized by two compact structures. Its</w:t>
       </w:r>
@@ -11997,27 +12843,24 @@
         <w:t xml:space="preserve">For a brand-new campaign with no history of its own, probabilities are borrowed from the most similar past or active campaigns in the same category, the same pooling idea applied across campaigns instead of across subscribers. Where the profile itself is missing (anonymous or prepaid subscribers), distance to clusters is computed from response history alone, and the subscriber inherits the response statistics of the cluster they behave like. The design degrades gracefully as data thins out: per-subscriber evidence backs off to cluster evidence, and per-campaign evidence backs off to category evidence.</w:t>
       </w:r>
     </w:p>
-    <w:bookmarkEnd w:id="36"/>
-    <w:bookmarkStart w:id="37" w:name="X2728b61a2ed01e7aae0fb7efa1e42ffc1e64944"/>
     <w:p>
       <w:pPr>
-        <w:pStyle w:val="Heading3"/>
-        <w:keepNext/>
-        <w:keepLines/>
-        <w:widowControl w:val="1"/>
-      </w:pPr>
-      <w:r>
-        <w:t xml:space="preserve">A.1.4 Compiling the plan into lookup tables</w:t>
-      </w:r>
-    </w:p>
-    <w:p>
-      <w:pPr>
-        <w:pStyle w:val="FirstParagraph"/>
+        <w:pStyle w:val="BodyText"/>
         <w:jc w:val="both"/>
         <w:keepNext w:val="0"/>
         <w:keepLines w:val="0"/>
         <w:widowControl w:val="1"/>
       </w:pPr>
+      <w:r>
+        <w:rPr>
+          <w:b/>
+          <w:bCs/>
+        </w:rPr>
+        <w:t xml:space="preserve">the plan into lookup tables.</w:t>
+      </w:r>
+      <w:r>
+        <w:t xml:space="preserve"> </w:t>
+      </w:r>
       <w:r>
         <w:t xml:space="preserve">Solving the allocation program yields planned impression counts per (campaign, cluster, context slot). Everything the online server needs is then flattened into three lookup structures, so that no clustering, no distance computation, and no optimization happens on the serving path:</w:t>
       </w:r>
@@ -12444,27 +13287,24 @@
         <w:t xml:space="preserve">That one row carries targeting, allocation, and the performance baseline the online stage will pace against.</w:t>
       </w:r>
     </w:p>
-    <w:bookmarkEnd w:id="37"/>
-    <w:bookmarkStart w:id="41" w:name="X4b4881ba4a2c69f1986b51a46ce2020ac7b4091"/>
     <w:p>
       <w:pPr>
-        <w:pStyle w:val="Heading3"/>
-        <w:keepNext/>
-        <w:keepLines/>
-        <w:widowControl w:val="1"/>
-      </w:pPr>
-      <w:r>
-        <w:t xml:space="preserve">A.2 The online stage: executing the plan in real time</w:t>
-      </w:r>
-    </w:p>
-    <w:p>
-      <w:pPr>
-        <w:pStyle w:val="FirstParagraph"/>
+        <w:pStyle w:val="BodyText"/>
         <w:jc w:val="both"/>
         <w:keepNext w:val="0"/>
         <w:keepLines w:val="0"/>
         <w:widowControl w:val="1"/>
       </w:pPr>
+      <w:r>
+        <w:rPr>
+          <w:b/>
+          <w:bCs/>
+        </w:rPr>
+        <w:t xml:space="preserve">online stage: executing the plan in real time.</w:t>
+      </w:r>
+      <w:r>
+        <w:t xml:space="preserve"> </w:t>
+      </w:r>
       <w:r>
         <w:t xml:space="preserve">At serving time an impression event arrives carrying a subscriber identifier and a context (time, day, content category of the page being viewed). The decision engine must return a single campaign within the latency budget of a page load. It consults the three model structures plus two live state tables: a</w:t>
       </w:r>
@@ -12568,18 +13408,18 @@
                 <wp:inline>
                   <wp:extent cx="5943600" cy="1981200"/>
                   <wp:effectExtent b="0" l="0" r="0" t="0"/>
-                  <wp:docPr descr="Figure 4" title="" id="39" name="Picture"/>
+                  <wp:docPr descr="Figure 4" title="" id="37" name="Picture"/>
                   <a:graphic>
                     <a:graphicData uri="http://schemas.openxmlformats.org/drawingml/2006/picture">
                       <pic:pic>
                         <pic:nvPicPr>
-                          <pic:cNvPr descr="figs2col/fig4.png" id="40" name="Picture"/>
+                          <pic:cNvPr descr="figs2col/fig4.png" id="38" name="Picture"/>
                           <pic:cNvPicPr>
                             <a:picLocks noChangeArrowheads="1" noChangeAspect="1"/>
                           </pic:cNvPicPr>
                         </pic:nvPicPr>
                         <pic:blipFill>
-                          <a:blip r:embed="rId38"/>
+                          <a:blip r:embed="rId36"/>
                           <a:stretch>
                             <a:fillRect/>
                           </a:stretch>
@@ -12640,17 +13480,20 @@
         <w:t>The closed loop. Offline analytics compiles the model and allocation plan into lookup tables; the online engine executes them per impression and streams response records back, which the next analytics cycle uses to refine clusters, probabilities, and the plan.</w:t>
       </w:r>
     </w:p>
-    <w:bookmarkEnd w:id="41"/>
-    <w:bookmarkStart w:id="45" w:name="a.2.1-the-seven-step-decision"/>
     <w:p>
       <w:pPr>
-        <w:pStyle w:val="Heading3"/>
-        <w:keepNext/>
-        <w:keepLines/>
+        <w:pStyle w:val="BodyText"/>
+        <w:jc w:val="both"/>
+        <w:keepNext w:val="0"/>
+        <w:keepLines w:val="0"/>
         <w:widowControl w:val="1"/>
       </w:pPr>
       <w:r>
-        <w:t xml:space="preserve">A.2.1 The seven-step decision</w:t>
+        <w:rPr>
+          <w:b/>
+          <w:bCs/>
+        </w:rPr>
+        <w:t xml:space="preserve">The seven-step decision.</w:t>
       </w:r>
     </w:p>
     <w:p>
@@ -12658,7 +13501,7 @@
         <w:pStyle w:val="Compact"/>
         <w:numPr>
           <w:ilvl w:val="0"/>
-          <w:numId w:val="1003"/>
+          <w:numId w:val="1004"/>
         </w:numPr>
         <w:ind w:left="360" w:hanging="259"/>
         <w:jc w:val="both"/>
@@ -12688,7 +13531,7 @@
         <w:pStyle w:val="Compact"/>
         <w:numPr>
           <w:ilvl w:val="0"/>
-          <w:numId w:val="1003"/>
+          <w:numId w:val="1004"/>
         </w:numPr>
         <w:ind w:left="360" w:hanging="259"/>
         <w:jc w:val="both"/>
@@ -12718,7 +13561,7 @@
         <w:pStyle w:val="Compact"/>
         <w:numPr>
           <w:ilvl w:val="0"/>
-          <w:numId w:val="1003"/>
+          <w:numId w:val="1004"/>
         </w:numPr>
         <w:ind w:left="360" w:hanging="259"/>
         <w:jc w:val="both"/>
@@ -12748,7 +13591,7 @@
         <w:pStyle w:val="Compact"/>
         <w:numPr>
           <w:ilvl w:val="0"/>
-          <w:numId w:val="1003"/>
+          <w:numId w:val="1004"/>
         </w:numPr>
         <w:ind w:left="360" w:hanging="259"/>
         <w:jc w:val="both"/>
@@ -12770,7 +13613,7 @@
         <w:t xml:space="preserve"> </w:t>
       </w:r>
       <w:r>
-        <w:t xml:space="preserve">Blend cluster-level click rates with the soft-membership weights (Appendix A.2.2).</w:t>
+        <w:t xml:space="preserve">Blend cluster-level click rates with the soft-membership weights (Appendix A.5).</w:t>
       </w:r>
     </w:p>
     <w:p>
@@ -12778,7 +13621,7 @@
         <w:pStyle w:val="Compact"/>
         <w:numPr>
           <w:ilvl w:val="0"/>
-          <w:numId w:val="1003"/>
+          <w:numId w:val="1004"/>
         </w:numPr>
         <w:ind w:left="360" w:hanging="259"/>
         <w:jc w:val="both"/>
@@ -12800,7 +13643,7 @@
         <w:t xml:space="preserve"> </w:t>
       </w:r>
       <w:r>
-        <w:t xml:space="preserve">Compare actual delivery against plan, prorated to this point in the flight (Appendix A.2.3).</w:t>
+        <w:t xml:space="preserve">Compare actual delivery against plan, prorated to this point in the flight (Appendix A.5).</w:t>
       </w:r>
     </w:p>
     <w:p>
@@ -12808,7 +13651,7 @@
         <w:pStyle w:val="Compact"/>
         <w:numPr>
           <w:ilvl w:val="0"/>
-          <w:numId w:val="1003"/>
+          <w:numId w:val="1004"/>
         </w:numPr>
         <w:ind w:left="360" w:hanging="259"/>
         <w:jc w:val="both"/>
@@ -12835,7 +13678,7 @@
         <w:pStyle w:val="Compact"/>
         <w:numPr>
           <w:ilvl w:val="0"/>
-          <w:numId w:val="1003"/>
+          <w:numId w:val="1004"/>
         </w:numPr>
         <w:ind w:left="360" w:hanging="259"/>
         <w:jc w:val="both"/>
@@ -12923,18 +13766,18 @@
                 <wp:inline>
                   <wp:extent cx="5943600" cy="3070860"/>
                   <wp:effectExtent b="0" l="0" r="0" t="0"/>
-                  <wp:docPr descr="Figure 5" title="" id="43" name="Picture"/>
+                  <wp:docPr descr="Figure 5" title="" id="40" name="Picture"/>
                   <a:graphic>
                     <a:graphicData uri="http://schemas.openxmlformats.org/drawingml/2006/picture">
                       <pic:pic>
                         <pic:nvPicPr>
-                          <pic:cNvPr descr="figs2col/fig5.png" id="44" name="Picture"/>
+                          <pic:cNvPr descr="figs2col/fig5.png" id="41" name="Picture"/>
                           <pic:cNvPicPr>
                             <a:picLocks noChangeArrowheads="1" noChangeAspect="1"/>
                           </pic:cNvPicPr>
                         </pic:nvPicPr>
                         <pic:blipFill>
-                          <a:blip r:embed="rId42"/>
+                          <a:blip r:embed="rId39"/>
                           <a:stretch>
                             <a:fillRect/>
                           </a:stretch>
@@ -12995,27 +13838,24 @@
         <w:t>The seven-step decision path and its data dependencies. Steps 1–5 each read one pre-computed or live table; step 6 is pure arithmetic over the candidates; step 7 writes the served impression back into the status and response tables, which is also the record that feeds the next offline refinement cycle.</w:t>
       </w:r>
     </w:p>
-    <w:bookmarkEnd w:id="45"/>
-    <w:bookmarkStart w:id="46" w:name="X177b7c0bc4741b5b22d40a3d16b0d67309e222e"/>
     <w:p>
       <w:pPr>
-        <w:pStyle w:val="Heading3"/>
-        <w:keepNext/>
-        <w:keepLines/>
-        <w:widowControl w:val="1"/>
-      </w:pPr>
-      <w:r>
-        <w:t xml:space="preserve">A.2.2 Click prediction by soft membership</w:t>
-      </w:r>
-    </w:p>
-    <w:p>
-      <w:pPr>
-        <w:pStyle w:val="FirstParagraph"/>
+        <w:pStyle w:val="BodyText"/>
         <w:jc w:val="both"/>
         <w:keepNext w:val="0"/>
         <w:keepLines w:val="0"/>
         <w:widowControl w:val="1"/>
       </w:pPr>
+      <w:r>
+        <w:rPr>
+          <w:b/>
+          <w:bCs/>
+        </w:rPr>
+        <w:t xml:space="preserve">prediction by soft membership.</w:t>
+      </w:r>
+      <w:r>
+        <w:t xml:space="preserve"> </w:t>
+      </w:r>
       <w:r>
         <w:t xml:space="preserve">Suppose the event context is</w:t>
       </w:r>
@@ -13060,27 +13900,24 @@
         <w:t xml:space="preserve">Because the subscriber borrows from every cluster they resemble, the estimate is stable even for subscribers with thin personal histories, and it is computed from two table rows and four multiplications.</w:t>
       </w:r>
     </w:p>
-    <w:bookmarkEnd w:id="46"/>
-    <w:bookmarkStart w:id="50" w:name="a.2.3-pacing-planned-versus-actual"/>
     <w:p>
       <w:pPr>
-        <w:pStyle w:val="Heading3"/>
-        <w:keepNext/>
-        <w:keepLines/>
-        <w:widowControl w:val="1"/>
-      </w:pPr>
-      <w:r>
-        <w:t xml:space="preserve">A.2.3 Pacing: planned versus actual</w:t>
-      </w:r>
-    </w:p>
-    <w:p>
-      <w:pPr>
-        <w:pStyle w:val="FirstParagraph"/>
+        <w:pStyle w:val="BodyText"/>
         <w:jc w:val="both"/>
         <w:keepNext w:val="0"/>
         <w:keepLines w:val="0"/>
         <w:widowControl w:val="1"/>
       </w:pPr>
+      <w:r>
+        <w:rPr>
+          <w:b/>
+          <w:bCs/>
+        </w:rPr>
+        <w:t xml:space="preserve">Pacing: planned versus actual.</w:t>
+      </w:r>
+      <w:r>
+        <w:t xml:space="preserve"> </w:t>
+      </w:r>
       <w:r>
         <w:t xml:space="preserve">The plan is a trajectory, not just a total. If a campaign is one third of the way through its flight in a given cluster, it should have received roughly one third of its planned impressions there. The engine aggregates this across the clusters where the campaign runs:</w:t>
       </w:r>
@@ -13654,18 +14491,18 @@
                 <wp:inline>
                   <wp:extent cx="5943600" cy="2311400"/>
                   <wp:effectExtent b="0" l="0" r="0" t="0"/>
-                  <wp:docPr descr="Figure 6" title="" id="48" name="Picture"/>
+                  <wp:docPr descr="Figure 6" title="" id="43" name="Picture"/>
                   <a:graphic>
                     <a:graphicData uri="http://schemas.openxmlformats.org/drawingml/2006/picture">
                       <pic:pic>
                         <pic:nvPicPr>
-                          <pic:cNvPr descr="figs2col/fig6.png" id="49" name="Picture"/>
+                          <pic:cNvPr descr="figs2col/fig6.png" id="44" name="Picture"/>
                           <pic:cNvPicPr>
                             <a:picLocks noChangeArrowheads="1" noChangeAspect="1"/>
                           </pic:cNvPicPr>
                         </pic:nvPicPr>
                         <pic:blipFill>
-                          <a:blip r:embed="rId47"/>
+                          <a:blip r:embed="rId42"/>
                           <a:stretch>
                             <a:fillRect/>
                           </a:stretch>
@@ -14671,833 +15508,20 @@
         <w:t xml:space="preserve">C4 carries the greatest expected revenue but sits at 128% of plan, past the overserved threshold, so it is dropped; C1 at 55% is behind plan but above the critical threshold, so it earns no override. Among the remaining candidates the engine serves C3, the greatest expected revenue for this impression. The pacing mechanism is what lets a static offline plan survive contact with real, noisy traffic: the plan sets the destination, and the index steers thousands of small per-impression corrections toward it. Deviations that pacing cannot absorb (a traffic forecast that proves wrong, a campaign that outperforms its category prior) are exactly what the feedback loop carries back into the next planning cycle.</w:t>
       </w:r>
     </w:p>
-    <w:bookmarkEnd w:id="50"/>
-    <w:bookmarkEnd w:id="51"/>
-    <w:bookmarkStart w:id="52" w:name="references"/>
     <w:p>
       <w:pPr>
-        <w:pStyle w:val="ReferencesHeading"/>
-        <w:jc w:val="left"/>
-        <w:keepNext/>
-        <w:keepLines/>
-        <w:widowControl w:val="1"/>
-      </w:pPr>
-      <w:r>
-        <w:t xml:space="preserve">References</w:t>
-      </w:r>
-    </w:p>
-    <w:p>
-      <w:pPr>
-        <w:pStyle w:val="ReferenceEntry"/>
-        <w:spacing w:after="100"/>
-        <w:ind w:left="475" w:hanging="475"/>
-        <w:jc w:val="left"/>
+        <w:pStyle w:val="BodyText"/>
+        <w:jc w:val="both"/>
         <w:keepNext w:val="0"/>
         <w:keepLines w:val="0"/>
         <w:widowControl w:val="1"/>
       </w:pPr>
       <w:r>
-        <w:rPr>
-          <w:rFonts w:ascii="Georgia" w:hAnsi="Georgia"/>
-          <w:sz w:val="20"/>
-        </w:rPr>
-        <w:t xml:space="preserve">1. </w:t>
-      </w:r>
-      <w:r>
-        <w:t xml:space="preserve">Q. Huangfu and J. A. J. Hall. Parallelizing the dual revised simplex method.</w:t>
-      </w:r>
-      <w:r>
-        <w:t xml:space="preserve"> </w:t>
-      </w:r>
-      <w:r>
-        <w:rPr>
-          <w:i/>
-          <w:iCs/>
-        </w:rPr>
-        <w:t xml:space="preserve">Mathematical Programming Computation</w:t>
-      </w:r>
-      <w:r>
-        <w:t xml:space="preserve">, 10(1):119–142, 2018.</w:t>
+        <w:t xml:space="preserve">Preprint, August 2026. Code and replay harness: github.com/ApartsinProjects/optimal-impression-allocation.</w:t>
       </w:r>
     </w:p>
-    <w:p>
-      <w:pPr>
-        <w:pStyle w:val="ReferenceEntry"/>
-        <w:spacing w:after="100"/>
-        <w:ind w:left="475" w:hanging="475"/>
-        <w:jc w:val="left"/>
-        <w:keepNext w:val="0"/>
-        <w:keepLines w:val="0"/>
-        <w:widowControl w:val="1"/>
-      </w:pPr>
-      <w:r>
-        <w:rPr>
-          <w:rFonts w:ascii="Georgia" w:hAnsi="Georgia"/>
-          <w:sz w:val="20"/>
-        </w:rPr>
-        <w:t xml:space="preserve">2. </w:t>
-      </w:r>
-      <w:r>
-        <w:t xml:space="preserve">Alibaba Tianchi. Ad Display/Click Data on Taobao.com. Dataset 56, tianchi.aliyun.com/dataset/56, accessed August 2026.</w:t>
-      </w:r>
-    </w:p>
-    <w:p>
-      <w:pPr>
-        <w:pStyle w:val="ReferenceEntry"/>
-        <w:spacing w:after="100"/>
-        <w:ind w:left="475" w:hanging="475"/>
-        <w:jc w:val="left"/>
-        <w:keepNext w:val="0"/>
-        <w:keepLines w:val="0"/>
-        <w:widowControl w:val="1"/>
-      </w:pPr>
-      <w:r>
-        <w:rPr>
-          <w:rFonts w:ascii="Georgia" w:hAnsi="Georgia"/>
-          <w:sz w:val="20"/>
-        </w:rPr>
-        <w:t xml:space="preserve">3. </w:t>
-      </w:r>
-      <w:r>
-        <w:t xml:space="preserve">Y. Feng, F. Lv, W. Shen, M. Wang, F. Sun, Y. Zhu, and K. Yang. Deep Session Interest Network for Click-Through Rate Prediction. In</w:t>
-      </w:r>
-      <w:r>
-        <w:t xml:space="preserve"> </w:t>
-      </w:r>
-      <w:r>
-        <w:rPr>
-          <w:i/>
-          <w:iCs/>
-        </w:rPr>
-        <w:t xml:space="preserve">Proceedings of IJCAI</w:t>
-      </w:r>
-      <w:r>
-        <w:t xml:space="preserve">, pages 2301–2307, 2019.</w:t>
-      </w:r>
-    </w:p>
-    <w:p>
-      <w:pPr>
-        <w:pStyle w:val="ReferenceEntry"/>
-        <w:spacing w:after="100"/>
-        <w:ind w:left="475" w:hanging="475"/>
-        <w:jc w:val="left"/>
-        <w:keepNext w:val="0"/>
-        <w:keepLines w:val="0"/>
-        <w:widowControl w:val="1"/>
-      </w:pPr>
-      <w:r>
-        <w:rPr>
-          <w:rFonts w:ascii="Georgia" w:hAnsi="Georgia"/>
-          <w:sz w:val="20"/>
-        </w:rPr>
-        <w:t xml:space="preserve">4. </w:t>
-      </w:r>
-      <w:r>
-        <w:t xml:space="preserve">Avazu. Click-Through Rate Prediction. Kaggle competition, kaggle.com/c/avazu-ctr-prediction, 2014, accessed August 2026.</w:t>
-      </w:r>
-    </w:p>
-    <w:p>
-      <w:pPr>
-        <w:pStyle w:val="ReferenceEntry"/>
-        <w:spacing w:after="100"/>
-        <w:ind w:left="475" w:hanging="475"/>
-        <w:jc w:val="left"/>
-        <w:keepNext w:val="0"/>
-        <w:keepLines w:val="0"/>
-        <w:widowControl w:val="1"/>
-      </w:pPr>
-      <w:r>
-        <w:rPr>
-          <w:rFonts w:ascii="Georgia" w:hAnsi="Georgia"/>
-          <w:sz w:val="20"/>
-        </w:rPr>
-        <w:t xml:space="preserve">5. </w:t>
-      </w:r>
-      <w:r>
-        <w:t xml:space="preserve">A. Mehta. Online Matching and Ad Allocation.</w:t>
-      </w:r>
-      <w:r>
-        <w:t xml:space="preserve"> </w:t>
-      </w:r>
-      <w:r>
-        <w:rPr>
-          <w:i/>
-          <w:iCs/>
-        </w:rPr>
-        <w:t xml:space="preserve">Foundations and Trends in Theoretical Computer Science</w:t>
-      </w:r>
-      <w:r>
-        <w:t xml:space="preserve">, 8(4):265–368, 2013.</w:t>
-      </w:r>
-    </w:p>
-    <w:p>
-      <w:pPr>
-        <w:pStyle w:val="ReferenceEntry"/>
-        <w:spacing w:after="100"/>
-        <w:ind w:left="475" w:hanging="475"/>
-        <w:jc w:val="left"/>
-        <w:keepNext w:val="0"/>
-        <w:keepLines w:val="0"/>
-        <w:widowControl w:val="1"/>
-      </w:pPr>
-      <w:r>
-        <w:rPr>
-          <w:rFonts w:ascii="Georgia" w:hAnsi="Georgia"/>
-          <w:sz w:val="20"/>
-        </w:rPr>
-        <w:t xml:space="preserve">6. </w:t>
-      </w:r>
-      <w:r>
-        <w:t xml:space="preserve">R. M. Karp, U. V. Vazirani, and V. V. Vazirani. An optimal algorithm for on-line bipartite matching. In</w:t>
-      </w:r>
-      <w:r>
-        <w:t xml:space="preserve"> </w:t>
-      </w:r>
-      <w:r>
-        <w:rPr>
-          <w:i/>
-          <w:iCs/>
-        </w:rPr>
-        <w:t xml:space="preserve">Proceedings of the 22nd ACM Symposium on Theory of Computing (STOC)</w:t>
-      </w:r>
-      <w:r>
-        <w:t xml:space="preserve">, pages 352–358, 1990.</w:t>
-      </w:r>
-    </w:p>
-    <w:p>
-      <w:pPr>
-        <w:pStyle w:val="ReferenceEntry"/>
-        <w:spacing w:after="100"/>
-        <w:ind w:left="475" w:hanging="475"/>
-        <w:jc w:val="left"/>
-        <w:keepNext w:val="0"/>
-        <w:keepLines w:val="0"/>
-        <w:widowControl w:val="1"/>
-      </w:pPr>
-      <w:r>
-        <w:rPr>
-          <w:rFonts w:ascii="Georgia" w:hAnsi="Georgia"/>
-          <w:sz w:val="20"/>
-        </w:rPr>
-        <w:t xml:space="preserve">7. </w:t>
-      </w:r>
-      <w:r>
-        <w:t xml:space="preserve">A. Mehta, A. Saberi, U. V. Vazirani, and V. V. Vazirani. AdWords and generalized online matching.</w:t>
-      </w:r>
-      <w:r>
-        <w:t xml:space="preserve"> </w:t>
-      </w:r>
-      <w:r>
-        <w:rPr>
-          <w:i/>
-          <w:iCs/>
-        </w:rPr>
-        <w:t xml:space="preserve">Journal of the ACM</w:t>
-      </w:r>
-      <w:r>
-        <w:t xml:space="preserve">, 54(5), Article 22, 2007.</w:t>
-      </w:r>
-    </w:p>
-    <w:p>
-      <w:pPr>
-        <w:pStyle w:val="ReferenceEntry"/>
-        <w:spacing w:after="100"/>
-        <w:ind w:left="475" w:hanging="475"/>
-        <w:jc w:val="left"/>
-        <w:keepNext w:val="0"/>
-        <w:keepLines w:val="0"/>
-        <w:widowControl w:val="1"/>
-      </w:pPr>
-      <w:r>
-        <w:rPr>
-          <w:rFonts w:ascii="Georgia" w:hAnsi="Georgia"/>
-          <w:sz w:val="20"/>
-        </w:rPr>
-        <w:t xml:space="preserve">8. </w:t>
-      </w:r>
-      <w:r>
-        <w:t xml:space="preserve">N. R. Devanur and T. P. Hayes. The adwords problem: online keyword matching with budgeted bidders under random permutations. In</w:t>
-      </w:r>
-      <w:r>
-        <w:t xml:space="preserve"> </w:t>
-      </w:r>
-      <w:r>
-        <w:rPr>
-          <w:i/>
-          <w:iCs/>
-        </w:rPr>
-        <w:t xml:space="preserve">Proceedings of the 10th ACM Conference on Electronic Commerce (EC)</w:t>
-      </w:r>
-      <w:r>
-        <w:t xml:space="preserve">, pages 71–78, 2009.</w:t>
-      </w:r>
-    </w:p>
-    <w:p>
-      <w:pPr>
-        <w:pStyle w:val="ReferenceEntry"/>
-        <w:spacing w:after="100"/>
-        <w:ind w:left="475" w:hanging="475"/>
-        <w:jc w:val="left"/>
-        <w:keepNext w:val="0"/>
-        <w:keepLines w:val="0"/>
-        <w:widowControl w:val="1"/>
-      </w:pPr>
-      <w:r>
-        <w:rPr>
-          <w:rFonts w:ascii="Georgia" w:hAnsi="Georgia"/>
-          <w:sz w:val="20"/>
-        </w:rPr>
-        <w:t xml:space="preserve">9. </w:t>
-      </w:r>
-      <w:r>
-        <w:t xml:space="preserve">J. Feldman, M. Henzinger, N. Korula, V. S. Mirrokni, and C. Stein. Online stochastic packing applied to display ad allocation. In</w:t>
-      </w:r>
-      <w:r>
-        <w:t xml:space="preserve"> </w:t>
-      </w:r>
-      <w:r>
-        <w:rPr>
-          <w:i/>
-          <w:iCs/>
-        </w:rPr>
-        <w:t xml:space="preserve">Proceedings of the 18th European Symposium on Algorithms (ESA)</w:t>
-      </w:r>
-      <w:r>
-        <w:t xml:space="preserve">, pages 182–194, 2010.</w:t>
-      </w:r>
-    </w:p>
-    <w:p>
-      <w:pPr>
-        <w:pStyle w:val="ReferenceEntry"/>
-        <w:spacing w:after="100"/>
-        <w:ind w:left="475" w:hanging="475"/>
-        <w:jc w:val="left"/>
-        <w:keepNext w:val="0"/>
-        <w:keepLines w:val="0"/>
-        <w:widowControl w:val="1"/>
-      </w:pPr>
-      <w:r>
-        <w:rPr>
-          <w:rFonts w:ascii="Georgia" w:hAnsi="Georgia"/>
-          <w:sz w:val="20"/>
-        </w:rPr>
-        <w:t xml:space="preserve">10. </w:t>
-      </w:r>
-      <w:r>
-        <w:t xml:space="preserve">S. Agrawal, Z. Wang, and Y. Ye. A dynamic near-optimal algorithm for online linear programming.</w:t>
-      </w:r>
-      <w:r>
-        <w:t xml:space="preserve"> </w:t>
-      </w:r>
-      <w:r>
-        <w:rPr>
-          <w:i/>
-          <w:iCs/>
-        </w:rPr>
-        <w:t xml:space="preserve">Operations Research</w:t>
-      </w:r>
-      <w:r>
-        <w:t xml:space="preserve">, 62(4):876–890, 2014.</w:t>
-      </w:r>
-    </w:p>
-    <w:p>
-      <w:pPr>
-        <w:pStyle w:val="ReferenceEntry"/>
-        <w:spacing w:after="100"/>
-        <w:ind w:left="475" w:hanging="475"/>
-        <w:jc w:val="left"/>
-        <w:keepNext w:val="0"/>
-        <w:keepLines w:val="0"/>
-        <w:widowControl w:val="1"/>
-      </w:pPr>
-      <w:r>
-        <w:rPr>
-          <w:rFonts w:ascii="Georgia" w:hAnsi="Georgia"/>
-          <w:sz w:val="20"/>
-        </w:rPr>
-        <w:t xml:space="preserve">11. </w:t>
-      </w:r>
-      <w:r>
-        <w:t xml:space="preserve">E. Vee, S. Vassilvitskii, and J. Shanmugasundaram. Optimal online assignment with forecasts. In</w:t>
-      </w:r>
-      <w:r>
-        <w:t xml:space="preserve"> </w:t>
-      </w:r>
-      <w:r>
-        <w:rPr>
-          <w:i/>
-          <w:iCs/>
-        </w:rPr>
-        <w:t xml:space="preserve">Proceedings of the 11th ACM Conference on Electronic Commerce (EC)</w:t>
-      </w:r>
-      <w:r>
-        <w:t xml:space="preserve">, pages 109–118, 2010.</w:t>
-      </w:r>
-    </w:p>
-    <w:p>
-      <w:pPr>
-        <w:pStyle w:val="ReferenceEntry"/>
-        <w:spacing w:after="100"/>
-        <w:ind w:left="475" w:hanging="475"/>
-        <w:jc w:val="left"/>
-        <w:keepNext w:val="0"/>
-        <w:keepLines w:val="0"/>
-        <w:widowControl w:val="1"/>
-      </w:pPr>
-      <w:r>
-        <w:rPr>
-          <w:rFonts w:ascii="Georgia" w:hAnsi="Georgia"/>
-          <w:sz w:val="20"/>
-        </w:rPr>
-        <w:t xml:space="preserve">12. </w:t>
-      </w:r>
-      <w:r>
-        <w:t xml:space="preserve">V. Bharadwaj, P. Chen, W. Ma, C. Nagarajan, J. A. Tomlin, S. Vassilvitskii, E. Vee, and J. Yang. SHALE: an efficient algorithm for allocation of guaranteed display advertising. In</w:t>
-      </w:r>
-      <w:r>
-        <w:t xml:space="preserve"> </w:t>
-      </w:r>
-      <w:r>
-        <w:rPr>
-          <w:i/>
-          <w:iCs/>
-        </w:rPr>
-        <w:t xml:space="preserve">Proceedings of the 18th ACM SIGKDD Conference (KDD)</w:t>
-      </w:r>
-      <w:r>
-        <w:t xml:space="preserve">, pages 1195–1203, 2012.</w:t>
-      </w:r>
-    </w:p>
-    <w:p>
-      <w:pPr>
-        <w:pStyle w:val="ReferenceEntry"/>
-        <w:spacing w:after="100"/>
-        <w:ind w:left="475" w:hanging="475"/>
-        <w:jc w:val="left"/>
-        <w:keepNext w:val="0"/>
-        <w:keepLines w:val="0"/>
-        <w:widowControl w:val="1"/>
-      </w:pPr>
-      <w:r>
-        <w:rPr>
-          <w:rFonts w:ascii="Georgia" w:hAnsi="Georgia"/>
-          <w:sz w:val="20"/>
-        </w:rPr>
-        <w:t xml:space="preserve">13. </w:t>
-      </w:r>
-      <w:r>
-        <w:t xml:space="preserve">D. Agarwal, S. Ghosh, K. Wei, and S. You. Budget pacing for targeted online advertisements at LinkedIn. In</w:t>
-      </w:r>
-      <w:r>
-        <w:t xml:space="preserve"> </w:t>
-      </w:r>
-      <w:r>
-        <w:rPr>
-          <w:i/>
-          <w:iCs/>
-        </w:rPr>
-        <w:t xml:space="preserve">Proceedings of the 20th ACM SIGKDD Conference (KDD)</w:t>
-      </w:r>
-      <w:r>
-        <w:t xml:space="preserve">, pages 1613–1619, 2014.</w:t>
-      </w:r>
-    </w:p>
-    <w:p>
-      <w:pPr>
-        <w:pStyle w:val="ReferenceEntry"/>
-        <w:spacing w:after="100"/>
-        <w:ind w:left="475" w:hanging="475"/>
-        <w:jc w:val="left"/>
-        <w:keepNext w:val="0"/>
-        <w:keepLines w:val="0"/>
-        <w:widowControl w:val="1"/>
-      </w:pPr>
-      <w:r>
-        <w:rPr>
-          <w:rFonts w:ascii="Georgia" w:hAnsi="Georgia"/>
-          <w:sz w:val="20"/>
-        </w:rPr>
-        <w:t xml:space="preserve">14. </w:t>
-      </w:r>
-      <w:r>
-        <w:t xml:space="preserve">J. Xu, K.-c. Lee, W. Li, H. Qi, and Q. Lu. Smart pacing for effective online ad campaign optimization. In</w:t>
-      </w:r>
-      <w:r>
-        <w:t xml:space="preserve"> </w:t>
-      </w:r>
-      <w:r>
-        <w:rPr>
-          <w:i/>
-          <w:iCs/>
-        </w:rPr>
-        <w:t xml:space="preserve">Proceedings of the 21st ACM SIGKDD Conference (KDD)</w:t>
-      </w:r>
-      <w:r>
-        <w:t xml:space="preserve">, pages 2217–2226, 2015.</w:t>
-      </w:r>
-    </w:p>
-    <w:p>
-      <w:pPr>
-        <w:pStyle w:val="ReferenceEntry"/>
-        <w:spacing w:after="100"/>
-        <w:ind w:left="475" w:hanging="475"/>
-        <w:jc w:val="left"/>
-        <w:keepNext w:val="0"/>
-        <w:keepLines w:val="0"/>
-        <w:widowControl w:val="1"/>
-      </w:pPr>
-      <w:r>
-        <w:rPr>
-          <w:rFonts w:ascii="Georgia" w:hAnsi="Georgia"/>
-          <w:sz w:val="20"/>
-        </w:rPr>
-        <w:t xml:space="preserve">15. </w:t>
-      </w:r>
-      <w:r>
-        <w:t xml:space="preserve">H. B. McMahan, G. Holt, D. Sculley, et al. Ad click prediction: a view from the trenches. In</w:t>
-      </w:r>
-      <w:r>
-        <w:t xml:space="preserve"> </w:t>
-      </w:r>
-      <w:r>
-        <w:rPr>
-          <w:i/>
-          <w:iCs/>
-        </w:rPr>
-        <w:t xml:space="preserve">Proceedings of the 19th ACM SIGKDD Conference (KDD)</w:t>
-      </w:r>
-      <w:r>
-        <w:t xml:space="preserve">, pages 1222–1230, 2013.</w:t>
-      </w:r>
-    </w:p>
-    <w:p>
-      <w:pPr>
-        <w:pStyle w:val="ReferenceEntry"/>
-        <w:spacing w:after="100"/>
-        <w:ind w:left="475" w:hanging="475"/>
-        <w:jc w:val="left"/>
-        <w:keepNext w:val="0"/>
-        <w:keepLines w:val="0"/>
-        <w:widowControl w:val="1"/>
-      </w:pPr>
-      <w:r>
-        <w:rPr>
-          <w:rFonts w:ascii="Georgia" w:hAnsi="Georgia"/>
-          <w:sz w:val="20"/>
-        </w:rPr>
-        <w:t xml:space="preserve">16. </w:t>
-      </w:r>
-      <w:r>
-        <w:t xml:space="preserve">Y.-C. Juan, Y. Zhuang, W.-S. Chin, and C.-J. Lin. Field-aware factorization machines for CTR prediction. In</w:t>
-      </w:r>
-      <w:r>
-        <w:t xml:space="preserve"> </w:t>
-      </w:r>
-      <w:r>
-        <w:rPr>
-          <w:i/>
-          <w:iCs/>
-        </w:rPr>
-        <w:t xml:space="preserve">Proceedings of the 10th ACM Conference on Recommender Systems (RecSys)</w:t>
-      </w:r>
-      <w:r>
-        <w:t xml:space="preserve">, pages 43–50, 2016.</w:t>
-      </w:r>
-    </w:p>
-    <w:p>
-      <w:pPr>
-        <w:pStyle w:val="ReferenceEntry"/>
-        <w:spacing w:after="100"/>
-        <w:ind w:left="475" w:hanging="475"/>
-        <w:jc w:val="left"/>
-        <w:keepNext w:val="0"/>
-        <w:keepLines w:val="0"/>
-        <w:widowControl w:val="1"/>
-      </w:pPr>
-      <w:r>
-        <w:rPr>
-          <w:rFonts w:ascii="Georgia" w:hAnsi="Georgia"/>
-          <w:sz w:val="20"/>
-        </w:rPr>
-        <w:t xml:space="preserve">17. </w:t>
-      </w:r>
-      <w:r>
-        <w:t xml:space="preserve">G. Zhou, X. Zhu, C. Song, Y. Fan, H. Zhu, X. Ma, Y. Yan, J. Jin, H. Li, and K. Gai. Deep Interest Network for click-through rate prediction. In</w:t>
-      </w:r>
-      <w:r>
-        <w:t xml:space="preserve"> </w:t>
-      </w:r>
-      <w:r>
-        <w:rPr>
-          <w:i/>
-          <w:iCs/>
-        </w:rPr>
-        <w:t xml:space="preserve">Proceedings of the 24th ACM SIGKDD Conference (KDD)</w:t>
-      </w:r>
-      <w:r>
-        <w:t xml:space="preserve">, pages 1059–1068, 2018.</w:t>
-      </w:r>
-    </w:p>
-    <w:p>
-      <w:pPr>
-        <w:pStyle w:val="ReferenceEntry"/>
-        <w:spacing w:after="100"/>
-        <w:ind w:left="475" w:hanging="475"/>
-        <w:jc w:val="left"/>
-        <w:keepNext w:val="0"/>
-        <w:keepLines w:val="0"/>
-        <w:widowControl w:val="1"/>
-      </w:pPr>
-      <w:r>
-        <w:rPr>
-          <w:rFonts w:ascii="Georgia" w:hAnsi="Georgia"/>
-          <w:sz w:val="20"/>
-        </w:rPr>
-        <w:t xml:space="preserve">18. </w:t>
-      </w:r>
-      <w:r>
-        <w:t xml:space="preserve">L. Li, W. Chu, J. Langford, and X. Wang. Unbiased offline evaluation of contextual-bandit-based news article recommendation algorithms. In</w:t>
-      </w:r>
-      <w:r>
-        <w:t xml:space="preserve"> </w:t>
-      </w:r>
-      <w:r>
-        <w:rPr>
-          <w:i/>
-          <w:iCs/>
-        </w:rPr>
-        <w:t xml:space="preserve">Proceedings of the 4th ACM WSDM Conference</w:t>
-      </w:r>
-      <w:r>
-        <w:t xml:space="preserve">, pages 297–306, 2011.</w:t>
-      </w:r>
-    </w:p>
-    <w:p>
-      <w:pPr>
-        <w:pStyle w:val="ReferenceEntry"/>
-        <w:spacing w:after="100"/>
-        <w:ind w:left="475" w:hanging="475"/>
-        <w:jc w:val="left"/>
-        <w:keepNext w:val="0"/>
-        <w:keepLines w:val="0"/>
-        <w:widowControl w:val="1"/>
-      </w:pPr>
-      <w:r>
-        <w:rPr>
-          <w:rFonts w:ascii="Georgia" w:hAnsi="Georgia"/>
-          <w:sz w:val="20"/>
-        </w:rPr>
-        <w:t xml:space="preserve">19. </w:t>
-      </w:r>
-      <w:r>
-        <w:t xml:space="preserve">L. Bottou, J. Peters, J. Quiñonero Candela, D. X. Charles, M. Chickering, E. Portugaly, D. Ray, P. Y. Simard, and E. Snelson. Counterfactual reasoning and learning systems: the example of computational advertising.</w:t>
-      </w:r>
-      <w:r>
-        <w:t xml:space="preserve"> </w:t>
-      </w:r>
-      <w:r>
-        <w:rPr>
-          <w:i/>
-          <w:iCs/>
-        </w:rPr>
-        <w:t xml:space="preserve">Journal of Machine Learning Research</w:t>
-      </w:r>
-      <w:r>
-        <w:t xml:space="preserve">, 14(1):3207–3260, 2013.</w:t>
-      </w:r>
-    </w:p>
-    <w:p>
-      <w:pPr>
-        <w:pStyle w:val="ReferenceEntry"/>
-        <w:spacing w:after="100"/>
-        <w:ind w:left="475" w:hanging="475"/>
-        <w:jc w:val="left"/>
-        <w:keepNext w:val="0"/>
-        <w:keepLines w:val="0"/>
-        <w:widowControl w:val="1"/>
-      </w:pPr>
-      <w:r>
-        <w:rPr>
-          <w:rFonts w:ascii="Georgia" w:hAnsi="Georgia"/>
-          <w:sz w:val="20"/>
-        </w:rPr>
-        <w:t xml:space="preserve">20. </w:t>
-      </w:r>
-      <w:r>
-        <w:t xml:space="preserve">A. Gilotte, C. Calauzènes, T. Nedelec, A. Abraham, and S. Dollé. Offline A/B testing for recommender systems. In</w:t>
-      </w:r>
-      <w:r>
-        <w:t xml:space="preserve"> </w:t>
-      </w:r>
-      <w:r>
-        <w:rPr>
-          <w:i/>
-          <w:iCs/>
-        </w:rPr>
-        <w:t xml:space="preserve">Proceedings of the 11th ACM WSDM Conference</w:t>
-      </w:r>
-      <w:r>
-        <w:t xml:space="preserve">, pages 198–206, 2018.</w:t>
-      </w:r>
-    </w:p>
-    <w:p>
-      <w:pPr>
-        <w:pStyle w:val="ReferenceEntry"/>
-        <w:spacing w:after="100"/>
-        <w:ind w:left="475" w:hanging="475"/>
-        <w:jc w:val="left"/>
-        <w:keepNext w:val="0"/>
-        <w:keepLines w:val="0"/>
-        <w:widowControl w:val="1"/>
-      </w:pPr>
-      <w:r>
-        <w:rPr>
-          <w:rFonts w:ascii="Georgia" w:hAnsi="Georgia"/>
-          <w:sz w:val="20"/>
-        </w:rPr>
-        <w:t xml:space="preserve">21. </w:t>
-      </w:r>
-      <w:r>
-        <w:t xml:space="preserve">S. Balseiro, H. Lu, and V. Mirrokni. Dual mirror descent for online allocation problems. In</w:t>
-      </w:r>
-      <w:r>
-        <w:t xml:space="preserve"> </w:t>
-      </w:r>
-      <w:r>
-        <w:rPr>
-          <w:i/>
-          <w:iCs/>
-        </w:rPr>
-        <w:t xml:space="preserve">Proceedings of the 37th International Conference on Machine Learning (ICML)</w:t>
-      </w:r>
-      <w:r>
-        <w:t xml:space="preserve">, pages 613–628, 2020.</w:t>
-      </w:r>
-    </w:p>
-    <w:p>
-      <w:pPr>
-        <w:pStyle w:val="ReferenceEntry"/>
-        <w:spacing w:after="100"/>
-        <w:ind w:left="475" w:hanging="475"/>
-        <w:jc w:val="left"/>
-        <w:keepNext w:val="0"/>
-        <w:keepLines w:val="0"/>
-        <w:widowControl w:val="1"/>
-      </w:pPr>
-      <w:r>
-        <w:rPr>
-          <w:rFonts w:ascii="Georgia" w:hAnsi="Georgia"/>
-          <w:sz w:val="20"/>
-        </w:rPr>
-        <w:t xml:space="preserve">22. </w:t>
-      </w:r>
-      <w:r>
-        <w:t xml:space="preserve">S. Balseiro, J. Feldman, V. Mirrokni, and S. Muthukrishnan. Yield optimization of display advertising with ad exchange.</w:t>
-      </w:r>
-      <w:r>
-        <w:t xml:space="preserve"> </w:t>
-      </w:r>
-      <w:r>
-        <w:rPr>
-          <w:i/>
-          <w:iCs/>
-        </w:rPr>
-        <w:t xml:space="preserve">Management Science</w:t>
-      </w:r>
-      <w:r>
-        <w:t xml:space="preserve">, 60(12):2886–2907, 2014.</w:t>
-      </w:r>
-    </w:p>
-    <w:p>
-      <w:pPr>
-        <w:pStyle w:val="ReferenceEntry"/>
-        <w:spacing w:after="100"/>
-        <w:ind w:left="475" w:hanging="475"/>
-        <w:jc w:val="left"/>
-        <w:keepNext w:val="0"/>
-        <w:keepLines w:val="0"/>
-        <w:widowControl w:val="1"/>
-      </w:pPr>
-      <w:r>
-        <w:rPr>
-          <w:rFonts w:ascii="Georgia" w:hAnsi="Georgia"/>
-          <w:sz w:val="20"/>
-        </w:rPr>
-        <w:t xml:space="preserve">23. </w:t>
-      </w:r>
-      <w:r>
-        <w:t xml:space="preserve">M. Dudík, J. Langford, and L. Li. Doubly robust policy evaluation and learning. In</w:t>
-      </w:r>
-      <w:r>
-        <w:t xml:space="preserve"> </w:t>
-      </w:r>
-      <w:r>
-        <w:rPr>
-          <w:i/>
-          <w:iCs/>
-        </w:rPr>
-        <w:t xml:space="preserve">Proceedings of the 28th International Conference on Machine Learning (ICML)</w:t>
-      </w:r>
-      <w:r>
-        <w:t xml:space="preserve">, pages 1097–1104, 2011.</w:t>
-      </w:r>
-    </w:p>
-    <w:p>
-      <w:pPr>
-        <w:pStyle w:val="ReferenceEntry"/>
-        <w:spacing w:after="100"/>
-        <w:ind w:left="475" w:hanging="475"/>
-        <w:jc w:val="left"/>
-        <w:keepNext w:val="0"/>
-        <w:keepLines w:val="0"/>
-        <w:widowControl w:val="1"/>
-      </w:pPr>
-      <w:r>
-        <w:rPr>
-          <w:rFonts w:ascii="Georgia" w:hAnsi="Georgia"/>
-          <w:sz w:val="20"/>
-        </w:rPr>
-        <w:t xml:space="preserve">24. </w:t>
-      </w:r>
-      <w:r>
-        <w:t xml:space="preserve">Y.-X. Wang, A. Agarwal, and M. Dudík. Optimal and adaptive off-policy evaluation in contextual bandits. In</w:t>
-      </w:r>
-      <w:r>
-        <w:t xml:space="preserve"> </w:t>
-      </w:r>
-      <w:r>
-        <w:rPr>
-          <w:i/>
-          <w:iCs/>
-        </w:rPr>
-        <w:t xml:space="preserve">Proceedings of the 34th International Conference on Machine Learning (ICML)</w:t>
-      </w:r>
-      <w:r>
-        <w:t xml:space="preserve">, pages 3589–3597, 2017.</w:t>
-      </w:r>
-    </w:p>
-    <w:p>
-      <w:pPr>
-        <w:pStyle w:val="ReferenceEntry"/>
-        <w:spacing w:after="100"/>
-        <w:ind w:left="475" w:hanging="475"/>
-        <w:jc w:val="left"/>
-        <w:keepNext w:val="0"/>
-        <w:keepLines w:val="0"/>
-        <w:widowControl w:val="1"/>
-      </w:pPr>
-      <w:r>
-        <w:rPr>
-          <w:rFonts w:ascii="Georgia" w:hAnsi="Georgia"/>
-          <w:sz w:val="20"/>
-        </w:rPr>
-        <w:t xml:space="preserve">25. </w:t>
-      </w:r>
-      <w:r>
-        <w:t xml:space="preserve">Preprint, August 2026. Code and replay harness: github.com/ApartsinProjects/optimal-impression-allocation.</w:t>
-      </w:r>
-    </w:p>
-    <w:bookmarkEnd w:id="52"/>
+    <w:bookmarkEnd w:id="45"/>
+    <w:bookmarkEnd w:id="46"/>
     <w:sectPr>
       <w:footerReference w:type="default" r:id="rId9"/>
       <w:pgSz w:h="15840" w:w="12240"/>

--- a/paper_1col.docx
+++ b/paper_1col.docx
@@ -187,23 +187,7 @@
         <w:widowControl w:val="1"/>
       </w:pPr>
       <w:r>
-        <w:t xml:space="preserve">A platform selling guaranteed impression quotas must decide, for each arriving user, which campaign’s booked impressions to spend, across many fine audience segments and under scarce supply. With quotas fixed, we show that only one quantity can make one allocation beat another: the campaign-by-segment</w:t>
-      </w:r>
-      <w:r>
-        <w:t xml:space="preserve"> </w:t>
-      </w:r>
-      <w:r>
-        <w:rPr>
-          <w:i/>
-          <w:iCs/>
-        </w:rPr>
-        <w:t xml:space="preserve">interaction</w:t>
-      </w:r>
-      <w:r>
-        <w:t xml:space="preserve"> </w:t>
-      </w:r>
-      <w:r>
-        <w:t xml:space="preserve">in click-through rate, what remains after campaign and segment effects wash out, and only where that interaction persists from the planning window to the serving window. This yields a rule an operator can commit to in advance: segment on the axes whose interaction persists, at the depth the per-cell data supports, then plan the allocation as a transportation program and pace by re-solving it.</w:t>
+        <w:t xml:space="preserve">An advertising platform that has sold delivery quotas must decide, for each visitor, which campaign’s impressions to spend across many narrow audience segments. The difficulty is that the most valuable segments are scarce: fine targeting makes many campaigns compete for the same high-response audiences, so an impression given to one campaign is denied to the others. With quotas fixed, what makes one allocation better than another is not how campaigns or audiences perform on average, but how well specific campaign-and-audience pairs fit, and only the part of that fit that stays stable from one time period to the next. This yields a rule a platform can commit to in advance: build segments from the pairings whose fit is stable, at the resolution the data can estimate, then plan the allocation and re-solve it as delivery proceeds.</w:t>
       </w:r>
     </w:p>
     <w:p>
@@ -216,7 +200,7 @@
         <w:widowControl w:val="1"/>
       </w:pPr>
       <w:r>
-        <w:t xml:space="preserve">On three public advertising logs (Taobao, Avazu, Outbrain), under a replay protocol hardened against a self-scoring bias and validated on a known-truth benchmark, the rule picks the segmentation that pays, and the planned allocation beats both greedy serving and online price-learning pacing, which collapses under heavy contention. Contention sets the payoff: an uncontended market yields little to allocate, whatever the segmentation. The result is a three-step recipe: probe persistence to choose the segments, measure contention to decide whether planning is worth it, and solve, and re-solve, for the pacing prices.</w:t>
+        <w:t xml:space="preserve">On three public advertising logs (Taobao, Avazu, Outbrain), with a replay method guarded against grading a plan on its own estimates and verified against a synthetic market whose answer is known, planning this way beats both serving each impression to its best immediate match and learning delivery prices online, which fails under heavy demand. One condition sets the payoff: audiences must be contested; where supply is ample, planning adds little. The recipe is three steps: choose segments by stable fit, measure contention, and obtain prices by solving and re-solving the plan.</w:t>
       </w:r>
     </w:p>
     <w:bookmarkEnd w:id="10"/>

--- a/paper_1col.docx
+++ b/paper_1col.docx
@@ -187,7 +187,7 @@
         <w:widowControl w:val="1"/>
       </w:pPr>
       <w:r>
-        <w:t xml:space="preserve">An advertising platform that has sold delivery quotas must decide, for each visitor, which campaign’s impressions to spend across many narrow audience segments. The difficulty is that the most valuable segments are scarce: fine targeting makes many campaigns compete for the same high-response audiences, so an impression given to one campaign is denied to the others. With quotas fixed, what makes one allocation better than another is not how campaigns or audiences perform on average, but how well specific campaign-and-audience pairs fit, and only the part of that fit that stays stable from one time period to the next. This yields a rule a platform can commit to in advance: build segments from the pairings whose fit is stable, at the resolution the data can estimate, then plan the allocation and re-solve it as delivery proceeds.</w:t>
+        <w:t xml:space="preserve">On platforms that own rich first-party audience data, a mobile operator or a retail-media network, advertising is sold as guaranteed delivery: each campaign books a fixed number of impressions to a finely targeted audience, and the platform must fill that quota. A single visitor belongs to many of these audiences at once, so several campaigns are eligible for the same impression while only one can be served, and the most valuable audiences are the most contested. Serving each impression to whichever campaign is most likely to click it now spends these scarce, high-response segments on broadly popular campaigns, so campaigns that do well only on those segments are left with a poor match; the loss is a failure to coordinate, not a failure to predict. With the quotas fixed, what makes one allocation better than another is not how campaigns or audiences perform on average, but how well specific campaign-and-audience pairs fit, and only the part of that fit that stays stable from one time period to the next. This yields a rule a platform can commit to in advance: build segments from the pairings whose fit is stable, at the resolution the data can estimate, then plan the allocation and re-solve it as delivery proceeds.</w:t>
       </w:r>
     </w:p>
     <w:p>
@@ -200,7 +200,7 @@
         <w:widowControl w:val="1"/>
       </w:pPr>
       <w:r>
-        <w:t xml:space="preserve">On three public advertising logs (Taobao, Avazu, Outbrain), with a replay method guarded against grading a plan on its own estimates and verified against a synthetic market whose answer is known, planning this way beats both serving each impression to its best immediate match and learning delivery prices online, which fails under heavy demand. One condition sets the payoff: audiences must be contested; where supply is ample, planning adds little. The recipe is three steps: choose segments by stable fit, measure contention, and obtain prices by solving and re-solving the plan.</w:t>
+        <w:t xml:space="preserve">On three public advertising logs (Taobao, Avazu, Outbrain), with a replay method guarded against grading a plan on its own estimates and verified against a synthetic market whose answer is known, planning this way beats both greedy serving and learning delivery prices online, which fails under heavy demand. One condition sets the payoff: audiences must be contested; where supply is ample, planning adds little. The recipe is three steps: choose segments by stable fit, measure contention, and obtain prices by solving and re-solving the plan.</w:t>
       </w:r>
     </w:p>
     <w:bookmarkEnd w:id="10"/>
